--- a/Lab4_Weather_Monitoring_Report.docx
+++ b/Lab4_Weather_Monitoring_Report.docx
@@ -81,7 +81,7 @@
           <w:rFonts w:ascii="Calibri" w:cs="Calibri" w:eastAsia="Calibri" w:hAnsi="Calibri"/>
           <w:color w:val="000000"/>
         </w:rPr>
-        <w:t xml:space="preserve">This report documents the design, implementation, and verification of a distributed IoT weather monitoring system built around Apache Kafka, a Java-based Kafka Streams processor, and a MySQL persistence layer. Ten simulated weather stations continuously publish readings to Kafka; a stream processor flags rain events in real time; and a central base station consumes and batch-persists all readings for historical and analytical querying.</w:t>
+        <w:t xml:space="preserve">This report documents the design, implementation, and verification of a distributed IoT weather monitoring system built around Apache Kafka, a Java-based Kafka Streams processor, and a PostgreSQL persistence layer. Ten simulated weather stations continuously publish readings to Kafka; a stream processor flags rain events in real time; and a central base station consumes and batch-persists all readings for historical and analytical querying.</w:t>
       </w:r>
     </w:p>
     <w:p>
@@ -189,7 +189,7 @@
           <w:rFonts w:ascii="Calibri" w:cs="Calibri" w:eastAsia="Calibri" w:hAnsi="Calibri"/>
           <w:color w:val="000000"/>
         </w:rPr>
-        <w:t xml:space="preserve">A Central Station consumer reads the raw readings stream and performs batched inserts into a MySQL relational database, which acts as the system's historical and analytical data store.</w:t>
+        <w:t xml:space="preserve">A Central Station consumer reads the raw readings stream and performs batched inserts into a PostgreSQL relational database, which acts as the system's historical and analytical data store.</w:t>
       </w:r>
     </w:p>
     <w:p>
@@ -211,8 +211,8 @@
       <w:pPr>
         <w:pBdr>
           <w:top w:val="single" w:color="999999" w:sz="4"/>
+          <w:left w:val="single" w:color="999999" w:sz="4"/>
           <w:bottom w:val="single" w:color="999999" w:sz="4"/>
-          <w:left w:val="single" w:color="999999" w:sz="4"/>
           <w:right w:val="single" w:color="999999" w:sz="4"/>
         </w:pBdr>
         <w:shd w:fill="F2F2F2" w:val="clear"/>
@@ -355,7 +355,7 @@
           <w:sz w:val="18"/>
           <w:szCs w:val="18"/>
         </w:rPr>
-        <w:t xml:space="preserve">                                              --&gt; MySQL: weather_monitoring</w:t>
+        <w:t xml:space="preserve">                                              --&gt; PostgreSQL: weather_monitoring</w:t>
       </w:r>
       <w:r>
         <w:br/>
@@ -395,7 +395,7 @@
           <w:rFonts w:ascii="Calibri" w:cs="Calibri" w:eastAsia="Calibri" w:hAnsi="Calibri"/>
           <w:color w:val="000000"/>
         </w:rPr>
-        <w:t xml:space="preserve">Per the project plan, containerization (Docker) and orchestration (Kubernetes) were deferred to a later phase. For active development, all components were installed and run natively inside WSL (Ubuntu), with the Java source developed in IntelliJ IDEA on Windows against the project mounted through the WSL filesystem.</w:t>
+        <w:t xml:space="preserve">The mandatory deployment target is Kubernetes, and is documented in Section 8; the two-VM cloud deployment is documented in Section 9. This section describes the native environment used for day-to-day development, in which all components were installed and run inside WSL (Ubuntu), with the Java source developed in IntelliJ IDEA on Windows against the project mounted through the WSL filesystem.</w:t>
       </w:r>
     </w:p>
     <w:p>
@@ -750,7 +750,7 @@
                 <w:sz w:val="20"/>
                 <w:szCs w:val="20"/>
               </w:rPr>
-              <w:t xml:space="preserve">MySQL</w:t>
+              <w:t xml:space="preserve">PostgreSQL</w:t>
             </w:r>
           </w:p>
         </w:tc>
@@ -774,7 +774,7 @@
                 <w:sz w:val="20"/>
                 <w:szCs w:val="20"/>
               </w:rPr>
-              <w:t xml:space="preserve">8.4.10 Community Server</w:t>
+              <w:t xml:space="preserve">16</w:t>
             </w:r>
           </w:p>
         </w:tc>
@@ -798,7 +798,7 @@
                 <w:sz w:val="20"/>
                 <w:szCs w:val="20"/>
               </w:rPr>
-              <w:t xml:space="preserve">Installed via apt; root configured for password authentication</w:t>
+              <w:t xml:space="preserve">Runs as a container under Kubernetes; installed via apt for local development</w:t>
             </w:r>
           </w:p>
         </w:tc>
@@ -995,8 +995,8 @@
       <w:pPr>
         <w:pBdr>
           <w:top w:val="single" w:color="999999" w:sz="4"/>
+          <w:left w:val="single" w:color="999999" w:sz="4"/>
           <w:bottom w:val="single" w:color="999999" w:sz="4"/>
-          <w:left w:val="single" w:color="999999" w:sz="4"/>
           <w:right w:val="single" w:color="999999" w:sz="4"/>
         </w:pBdr>
         <w:shd w:fill="F2F2F2" w:val="clear"/>
@@ -1041,8 +1041,8 @@
       <w:pPr>
         <w:pBdr>
           <w:top w:val="single" w:color="999999" w:sz="4"/>
+          <w:left w:val="single" w:color="999999" w:sz="4"/>
           <w:bottom w:val="single" w:color="999999" w:sz="4"/>
-          <w:left w:val="single" w:color="999999" w:sz="4"/>
           <w:right w:val="single" w:color="999999" w:sz="4"/>
         </w:pBdr>
         <w:shd w:fill="F2F2F2" w:val="clear"/>
@@ -1100,8 +1100,8 @@
       <w:pPr>
         <w:pBdr>
           <w:top w:val="single" w:color="999999" w:sz="4"/>
+          <w:left w:val="single" w:color="999999" w:sz="4"/>
           <w:bottom w:val="single" w:color="999999" w:sz="4"/>
-          <w:left w:val="single" w:color="999999" w:sz="4"/>
           <w:right w:val="single" w:color="999999" w:sz="4"/>
         </w:pBdr>
         <w:shd w:fill="F2F2F2" w:val="clear"/>
@@ -1233,7 +1233,7 @@
           <w:bCs/>
           <w:color w:val="000000"/>
         </w:rPr>
-        <w:t xml:space="preserve">2.3 MySQL</w:t>
+        <w:t xml:space="preserve">2.3 PostgreSQL</w:t>
       </w:r>
     </w:p>
     <w:p>
@@ -1245,15 +1245,15 @@
           <w:rFonts w:ascii="Calibri" w:cs="Calibri" w:eastAsia="Calibri" w:hAnsi="Calibri"/>
           <w:color w:val="000000"/>
         </w:rPr>
-        <w:t xml:space="preserve">MySQL was installed via apt and the root account's authentication was switched from the WSL-specific auth_socket plugin to caching_sha2_password, allowing standard username/password login required by the Java JDBC client:</w:t>
+        <w:t xml:space="preserve">PostgreSQL was installed via apt. The postgres superuser was given a password so that the Java JDBC client can authenticate with ordinary username/password credentials rather than the peer authentication PostgreSQL uses by default on Unix sockets:</w:t>
       </w:r>
     </w:p>
     <w:p>
       <w:pPr>
         <w:pBdr>
           <w:top w:val="single" w:color="999999" w:sz="4"/>
+          <w:left w:val="single" w:color="999999" w:sz="4"/>
           <w:bottom w:val="single" w:color="999999" w:sz="4"/>
-          <w:left w:val="single" w:color="999999" w:sz="4"/>
           <w:right w:val="single" w:color="999999" w:sz="4"/>
         </w:pBdr>
         <w:shd w:fill="F2F2F2" w:val="clear"/>
@@ -1266,20 +1266,20 @@
           <w:sz w:val="18"/>
           <w:szCs w:val="18"/>
         </w:rPr>
-        <w:t xml:space="preserve">ALTER USER 'root'@'localhost' IDENTIFIED WITH caching_sha2_password BY 'password';</w:t>
-      </w:r>
-      <w:r>
-        <w:br/>
-        <w:t xml:space="preserve"/>
-      </w:r>
-      <w:r>
-        <w:rPr>
-          <w:rFonts w:ascii="Consolas" w:cs="Consolas" w:eastAsia="Consolas" w:hAnsi="Consolas"/>
-          <w:color w:val="000000"/>
-          <w:sz w:val="18"/>
-          <w:szCs w:val="18"/>
-        </w:rPr>
-        <w:t xml:space="preserve">FLUSH PRIVILEGES;</w:t>
+        <w:t xml:space="preserve">ALTER USER postgres WITH PASSWORD 'password';</w:t>
+      </w:r>
+      <w:r>
+        <w:br/>
+        <w:t xml:space="preserve"/>
+      </w:r>
+      <w:r>
+        <w:rPr>
+          <w:rFonts w:ascii="Consolas" w:cs="Consolas" w:eastAsia="Consolas" w:hAnsi="Consolas"/>
+          <w:color w:val="000000"/>
+          <w:sz w:val="18"/>
+          <w:szCs w:val="18"/>
+        </w:rPr>
+        <w:t xml:space="preserve">CREATE DATABASE weather_monitoring;</w:t>
       </w:r>
     </w:p>
     <w:p>
@@ -1291,7 +1291,7 @@
           <w:rFonts w:ascii="Calibri" w:cs="Calibri" w:eastAsia="Calibri" w:hAnsi="Calibri"/>
           <w:color w:val="000000"/>
         </w:rPr>
-        <w:t xml:space="preserve">The schema was loaded from db/schema.sql, creating the weather_monitoring database and the weather_readings table. Table presence was confirmed with SHOW TABLES, returning weather_readings.</w:t>
+        <w:t xml:space="preserve">The schema was loaded from db/schema.sql, creating the weather_monitoring database and the weather_readings table. Table presence was confirmed with \dt, returning weather_readings.</w:t>
       </w:r>
     </w:p>
     <w:p>
@@ -1352,8 +1352,8 @@
       <w:pPr>
         <w:pBdr>
           <w:top w:val="single" w:color="999999" w:sz="4"/>
+          <w:left w:val="single" w:color="999999" w:sz="4"/>
           <w:bottom w:val="single" w:color="999999" w:sz="4"/>
-          <w:left w:val="single" w:color="999999" w:sz="4"/>
           <w:right w:val="single" w:color="999999" w:sz="4"/>
         </w:pBdr>
         <w:shd w:fill="F2F2F2" w:val="clear"/>
@@ -1536,7 +1536,7 @@
           <w:rFonts w:ascii="Calibri" w:cs="Calibri" w:eastAsia="Calibri" w:hAnsi="Calibri"/>
           <w:color w:val="000000"/>
         </w:rPr>
-        <w:t xml:space="preserve">Producer configuration uses acks=all and 3 retries for delivery reliability. A shutdown hook flushes and closes the producer cleanly on termination.</w:t>
+        <w:t xml:space="preserve">Producer configuration uses acks=all with the idempotent producer enabled and retries left unbounded, so the broker de-duplicates records that are retried after a transient failure rather than appending them twice. A shutdown hook flushes and closes the producer cleanly on termination.</w:t>
       </w:r>
     </w:p>
     <w:p>
@@ -1582,8 +1582,8 @@
       <w:pPr>
         <w:pBdr>
           <w:top w:val="single" w:color="999999" w:sz="4"/>
+          <w:left w:val="single" w:color="999999" w:sz="4"/>
           <w:bottom w:val="single" w:color="999999" w:sz="4"/>
-          <w:left w:val="single" w:color="999999" w:sz="4"/>
           <w:right w:val="single" w:color="999999" w:sz="4"/>
         </w:pBdr>
         <w:shd w:fill="F2F2F2" w:val="clear"/>
@@ -1752,7 +1752,7 @@
           <w:rFonts w:ascii="Calibri" w:cs="Calibri" w:eastAsia="Calibri" w:hAnsi="Calibri"/>
           <w:color w:val="000000"/>
         </w:rPr>
-        <w:t xml:space="preserve">The Central Station (CentralStationApp) is a Kafka consumer subscribed to weather-readings under a dedicated consumer group. Incoming messages are buffered in memory and flushed to MySQL as a single batched JDBC transaction whenever either condition is met: the buffer reaches 5,000 records, or 5 seconds have elapsed since the last flush — whichever comes first. This bounds both memory usage and worst-case data latency while avoiding one-row-per-insert I/O overhead.</w:t>
+        <w:t xml:space="preserve">The Central Station (CentralStationApp) is a Kafka consumer subscribed to weather-readings under a dedicated consumer group. Incoming messages are buffered in memory and flushed to PostgreSQL as a single batched JDBC transaction whenever either condition is met: the buffer reaches 5,000 records, or 5 seconds have elapsed since the last flush — whichever comes first. This bounds both memory usage and worst-case data latency while avoiding one-row-per-insert I/O overhead.</w:t>
       </w:r>
     </w:p>
     <w:p>
@@ -1771,8 +1771,8 @@
       <w:pPr>
         <w:pBdr>
           <w:top w:val="single" w:color="999999" w:sz="4"/>
+          <w:left w:val="single" w:color="999999" w:sz="4"/>
           <w:bottom w:val="single" w:color="999999" w:sz="4"/>
-          <w:left w:val="single" w:color="999999" w:sz="4"/>
           <w:right w:val="single" w:color="999999" w:sz="4"/>
         </w:pBdr>
         <w:shd w:fill="F2F2F2" w:val="clear"/>
@@ -1863,15 +1863,15 @@
           <w:rFonts w:ascii="Calibri" w:cs="Calibri" w:eastAsia="Calibri" w:hAnsi="Calibri"/>
           <w:color w:val="000000"/>
         </w:rPr>
-        <w:t xml:space="preserve">The weather_readings table was created exactly as specified, with two supporting indexes to make the Part E analysis queries efficient at scale:</w:t>
+        <w:t xml:space="preserve">The weather_readings table was created as specified. A single UNIQUE constraint on (station_id, sequence_number) does two jobs: it makes the at-least-once inserts idempotent, so a batch replayed after a crash cannot duplicate rows, and its backing B-tree is the index the Part E analysis queries group on.</w:t>
       </w:r>
     </w:p>
     <w:p>
       <w:pPr>
         <w:pBdr>
           <w:top w:val="single" w:color="999999" w:sz="4"/>
+          <w:left w:val="single" w:color="999999" w:sz="4"/>
           <w:bottom w:val="single" w:color="999999" w:sz="4"/>
-          <w:left w:val="single" w:color="999999" w:sz="4"/>
           <w:right w:val="single" w:color="999999" w:sz="4"/>
         </w:pBdr>
         <w:shd w:fill="F2F2F2" w:val="clear"/>
@@ -1897,7 +1897,7 @@
           <w:sz w:val="18"/>
           <w:szCs w:val="18"/>
         </w:rPr>
-        <w:t xml:space="preserve">    id                BIGINT AUTO_INCREMENT PRIMARY KEY,</w:t>
+        <w:t xml:space="preserve">    id                BIGSERIAL PRIMARY KEY,</w:t>
       </w:r>
       <w:r>
         <w:br/>
@@ -2001,20 +2001,20 @@
           <w:sz w:val="18"/>
           <w:szCs w:val="18"/>
         </w:rPr>
-        <w:t xml:space="preserve">    INDEX idx_station_id (station_id),</w:t>
-      </w:r>
-      <w:r>
-        <w:br/>
-        <w:t xml:space="preserve"/>
-      </w:r>
-      <w:r>
-        <w:rPr>
-          <w:rFonts w:ascii="Consolas" w:cs="Consolas" w:eastAsia="Consolas" w:hAnsi="Consolas"/>
-          <w:color w:val="000000"/>
-          <w:sz w:val="18"/>
-          <w:szCs w:val="18"/>
-        </w:rPr>
-        <w:t xml:space="preserve">    INDEX idx_station_seq (station_id, sequence_number)</w:t>
+        <w:t xml:space="preserve">    CONSTRAINT uq_station_sequence UNIQUE</w:t>
+      </w:r>
+      <w:r>
+        <w:br/>
+        <w:t xml:space="preserve"/>
+      </w:r>
+      <w:r>
+        <w:rPr>
+          <w:rFonts w:ascii="Consolas" w:cs="Consolas" w:eastAsia="Consolas" w:hAnsi="Consolas"/>
+          <w:color w:val="000000"/>
+          <w:sz w:val="18"/>
+          <w:szCs w:val="18"/>
+        </w:rPr>
+        <w:t xml:space="preserve">        (station_id, sequence_number)</w:t>
       </w:r>
       <w:r>
         <w:br/>
@@ -2059,6 +2059,34 @@
     </w:p>
     <w:p>
       <w:pPr>
+        <w:pBdr>
+          <w:top w:val="single" w:color="C00000" w:sz="4"/>
+          <w:left w:val="single" w:color="C00000" w:sz="4"/>
+          <w:bottom w:val="single" w:color="C00000" w:sz="4"/>
+          <w:right w:val="single" w:color="C00000" w:sz="4"/>
+        </w:pBdr>
+        <w:shd w:fill="FDEDED" w:val="clear"/>
+        <w:spacing w:after="200" w:before="100"/>
+      </w:pPr>
+      <w:r>
+        <w:rPr>
+          <w:rFonts w:ascii="Calibri" w:cs="Calibri" w:eastAsia="Calibri" w:hAnsi="Calibri"/>
+          <w:b/>
+          <w:bCs/>
+          <w:color w:val="C00000"/>
+        </w:rPr>
+        <w:t xml:space="preserve">TO DO before submission: </w:t>
+      </w:r>
+      <w:r>
+        <w:rPr>
+          <w:rFonts w:ascii="Calibri" w:cs="Calibri" w:eastAsia="Calibri" w:hAnsi="Calibri"/>
+          <w:color w:val="C00000"/>
+        </w:rPr>
+        <w:t xml:space="preserve">the transcripts reproduced in this section were captured against the earlier MySQL build and are retained here only as a record of that run. They must be re-captured against the current PostgreSQL deployment, and the mysql&gt; prompts replaced with the weather_monitoring=# equivalents, before the report is submitted.</w:t>
+      </w:r>
+    </w:p>
+    <w:p>
+      <w:pPr>
         <w:pStyle w:val="Heading2"/>
         <w:spacing w:after="120" w:before="260"/>
       </w:pPr>
@@ -2088,8 +2116,8 @@
       <w:pPr>
         <w:pBdr>
           <w:top w:val="single" w:color="999999" w:sz="4"/>
+          <w:left w:val="single" w:color="999999" w:sz="4"/>
           <w:bottom w:val="single" w:color="999999" w:sz="4"/>
-          <w:left w:val="single" w:color="999999" w:sz="4"/>
           <w:right w:val="single" w:color="999999" w:sz="4"/>
         </w:pBdr>
         <w:shd w:fill="F2F2F2" w:val="clear"/>
@@ -2266,8 +2294,8 @@
       <w:pPr>
         <w:pBdr>
           <w:top w:val="single" w:color="999999" w:sz="4"/>
+          <w:left w:val="single" w:color="999999" w:sz="4"/>
           <w:bottom w:val="single" w:color="999999" w:sz="4"/>
-          <w:left w:val="single" w:color="999999" w:sz="4"/>
           <w:right w:val="single" w:color="999999" w:sz="4"/>
         </w:pBdr>
         <w:shd w:fill="F2F2F2" w:val="clear"/>
@@ -2924,15 +2952,15 @@
           <w:rFonts w:ascii="Calibri" w:cs="Calibri" w:eastAsia="Calibri" w:hAnsi="Calibri"/>
           <w:color w:val="000000"/>
         </w:rPr>
-        <w:t xml:space="preserve">The persisted row count in MySQL was observed growing continuously under full ten-station load, confirming the Central Station's batching logic keeps pace with aggregate throughput from all stations combined:</w:t>
+        <w:t xml:space="preserve">The persisted row count in PostgreSQL was observed growing continuously under full ten-station load, confirming the Central Station's batching logic keeps pace with aggregate throughput from all stations combined:</w:t>
       </w:r>
     </w:p>
     <w:p>
       <w:pPr>
         <w:pBdr>
           <w:top w:val="single" w:color="999999" w:sz="4"/>
+          <w:left w:val="single" w:color="999999" w:sz="4"/>
           <w:bottom w:val="single" w:color="999999" w:sz="4"/>
-          <w:left w:val="single" w:color="999999" w:sz="4"/>
           <w:right w:val="single" w:color="999999" w:sz="4"/>
         </w:pBdr>
         <w:shd w:fill="F2F2F2" w:val="clear"/>
@@ -3019,8 +3047,8 @@
       <w:pPr>
         <w:pBdr>
           <w:top w:val="single" w:color="999999" w:sz="4"/>
+          <w:left w:val="single" w:color="999999" w:sz="4"/>
           <w:bottom w:val="single" w:color="999999" w:sz="4"/>
-          <w:left w:val="single" w:color="999999" w:sz="4"/>
           <w:right w:val="single" w:color="999999" w:sz="4"/>
         </w:pBdr>
         <w:shd w:fill="F2F2F2" w:val="clear"/>
@@ -3184,8 +3212,8 @@
       <w:pPr>
         <w:pBdr>
           <w:top w:val="single" w:color="999999" w:sz="4"/>
+          <w:left w:val="single" w:color="999999" w:sz="4"/>
           <w:bottom w:val="single" w:color="999999" w:sz="4"/>
-          <w:left w:val="single" w:color="999999" w:sz="4"/>
           <w:right w:val="single" w:color="999999" w:sz="4"/>
         </w:pBdr>
         <w:shd w:fill="F2F2F2" w:val="clear"/>
@@ -3380,7 +3408,7 @@
           <w:rFonts w:ascii="Calibri" w:cs="Calibri" w:eastAsia="Calibri" w:hAnsi="Calibri"/>
           <w:color w:val="000000"/>
         </w:rPr>
-        <w:t xml:space="preserve">The following capabilities were implemented and verified end-to-end against a live Kafka and MySQL environment running on WSL:</w:t>
+        <w:t xml:space="preserve">The following capabilities were implemented and verified end-to-end against a live Kafka and PostgreSQL environment running on WSL:</w:t>
       </w:r>
     </w:p>
     <w:p>
@@ -3431,7 +3459,7 @@
           <w:rFonts w:ascii="Calibri" w:cs="Calibri" w:eastAsia="Calibri" w:hAnsi="Calibri"/>
           <w:color w:val="000000"/>
         </w:rPr>
-        <w:t xml:space="preserve">A central consumer performing size- and time-bounded batched inserts into a MySQL relational store, with synchronous offset commits tied to successful persistence.</w:t>
+        <w:t xml:space="preserve">A central consumer performing size- and time-bounded batched inserts into a PostgreSQL relational store, with synchronous offset commits tied to successful persistence.</w:t>
       </w:r>
     </w:p>
     <w:p>
@@ -3460,7 +3488,7 @@
           <w:rFonts w:ascii="Calibri" w:cs="Calibri" w:eastAsia="Calibri" w:hAnsi="Calibri"/>
           <w:color w:val="000000"/>
         </w:rPr>
-        <w:t xml:space="preserve">Containerization (Dockerfiles for both services) and orchestration (Kubernetes manifests for all ten station pods, Kafka, Zookeeper, the Central Station, MySQL, and persistent volumes), along with the cloud-deployment bonus, are planned as the next phase of the project and are not covered by this report.</w:t>
+        <w:t xml:space="preserve">Containerization and orchestration are complete and are covered by Sections 8 and 9: Dockerfiles for both services, and Kubernetes manifests for the ten station pods, Kafka, Zookeeper, the Central Station, the rain detector, and PostgreSQL with persistent storage. Section 9 covers the two-VM cloud deployment and the managed database used for the bonus.</w:t>
       </w:r>
     </w:p>
     <w:p>
@@ -3487,7 +3515,7 @@
           <w:rFonts w:ascii="Calibri" w:cs="Calibri" w:eastAsia="Calibri" w:hAnsi="Calibri"/>
           <w:color w:val="000000"/>
         </w:rPr>
-        <w:t xml:space="preserve">None of the services described in this report are configured to start automatically. Every process — Zookeeper, the Kafka broker, MySQL, the Weather Stations, the Rain Detector, and the Central Station — must be started manually inside WSL after a reboot, in the order below. All commands assume the project is at ~/weather-monitoring and Kafka was extracted to ~/kafka.</w:t>
+        <w:t xml:space="preserve">None of the services described in this report are configured to start automatically. Every process — Zookeeper, the Kafka broker, PostgreSQL, the Weather Stations, the Rain Detector, and the Central Station — must be started manually inside WSL after a reboot, in the order below. All commands assume the project is at ~/weather-monitoring and Kafka was extracted to ~/kafka.</w:t>
       </w:r>
     </w:p>
     <w:p>
@@ -3521,8 +3549,8 @@
       <w:pPr>
         <w:pBdr>
           <w:top w:val="single" w:color="999999" w:sz="4"/>
+          <w:left w:val="single" w:color="999999" w:sz="4"/>
           <w:bottom w:val="single" w:color="999999" w:sz="4"/>
-          <w:left w:val="single" w:color="999999" w:sz="4"/>
           <w:right w:val="single" w:color="999999" w:sz="4"/>
         </w:pBdr>
         <w:shd w:fill="F2F2F2" w:val="clear"/>
@@ -3594,8 +3622,8 @@
       <w:pPr>
         <w:pBdr>
           <w:top w:val="single" w:color="999999" w:sz="4"/>
+          <w:left w:val="single" w:color="999999" w:sz="4"/>
           <w:bottom w:val="single" w:color="999999" w:sz="4"/>
-          <w:left w:val="single" w:color="999999" w:sz="4"/>
           <w:right w:val="single" w:color="999999" w:sz="4"/>
         </w:pBdr>
         <w:shd w:fill="F2F2F2" w:val="clear"/>
@@ -3652,8 +3680,8 @@
       <w:pPr>
         <w:pBdr>
           <w:top w:val="single" w:color="999999" w:sz="4"/>
+          <w:left w:val="single" w:color="999999" w:sz="4"/>
           <w:bottom w:val="single" w:color="999999" w:sz="4"/>
-          <w:left w:val="single" w:color="999999" w:sz="4"/>
           <w:right w:val="single" w:color="999999" w:sz="4"/>
         </w:pBdr>
         <w:shd w:fill="F2F2F2" w:val="clear"/>
@@ -3733,7 +3761,7 @@
           <w:bCs/>
           <w:color w:val="000000"/>
         </w:rPr>
-        <w:t xml:space="preserve">7.3 Start MySQL</w:t>
+        <w:t xml:space="preserve">7.3 Start PostgreSQL</w:t>
       </w:r>
     </w:p>
     <w:p>
@@ -3745,15 +3773,15 @@
           <w:rFonts w:ascii="Calibri" w:cs="Calibri" w:eastAsia="Calibri" w:hAnsi="Calibri"/>
           <w:color w:val="000000"/>
         </w:rPr>
-        <w:t xml:space="preserve">In a third terminal (this command does not need to stay open — MySQL runs as a background service):</w:t>
+        <w:t xml:space="preserve">In a third terminal (this command does not need to stay open — PostgreSQL runs as a background service):</w:t>
       </w:r>
     </w:p>
     <w:p>
       <w:pPr>
         <w:pBdr>
           <w:top w:val="single" w:color="999999" w:sz="4"/>
+          <w:left w:val="single" w:color="999999" w:sz="4"/>
           <w:bottom w:val="single" w:color="999999" w:sz="4"/>
-          <w:left w:val="single" w:color="999999" w:sz="4"/>
           <w:right w:val="single" w:color="999999" w:sz="4"/>
         </w:pBdr>
         <w:shd w:fill="F2F2F2" w:val="clear"/>
@@ -3766,20 +3794,20 @@
           <w:sz w:val="18"/>
           <w:szCs w:val="18"/>
         </w:rPr>
-        <w:t xml:space="preserve">sudo service mysql start</w:t>
-      </w:r>
-      <w:r>
-        <w:br/>
-        <w:t xml:space="preserve"/>
-      </w:r>
-      <w:r>
-        <w:rPr>
-          <w:rFonts w:ascii="Consolas" w:cs="Consolas" w:eastAsia="Consolas" w:hAnsi="Consolas"/>
-          <w:color w:val="000000"/>
-          <w:sz w:val="18"/>
-          <w:szCs w:val="18"/>
-        </w:rPr>
-        <w:t xml:space="preserve">sudo service mysql status</w:t>
+        <w:t xml:space="preserve">sudo service postgresql start</w:t>
+      </w:r>
+      <w:r>
+        <w:br/>
+        <w:t xml:space="preserve"/>
+      </w:r>
+      <w:r>
+        <w:rPr>
+          <w:rFonts w:ascii="Consolas" w:cs="Consolas" w:eastAsia="Consolas" w:hAnsi="Consolas"/>
+          <w:color w:val="000000"/>
+          <w:sz w:val="18"/>
+          <w:szCs w:val="18"/>
+        </w:rPr>
+        <w:t xml:space="preserve">sudo service postgresql status</w:t>
       </w:r>
     </w:p>
     <w:p>
@@ -3791,7 +3819,7 @@
           <w:rFonts w:ascii="Calibri" w:cs="Calibri" w:eastAsia="Calibri" w:hAnsi="Calibri"/>
           <w:color w:val="000000"/>
         </w:rPr>
-        <w:t xml:space="preserve">The database, table, and root password persist across reboots (they are stored on disk), so no re-creation is needed here.</w:t>
+        <w:t xml:space="preserve">The database, table, and postgres password persist across reboots (they are stored on disk), so no re-creation is needed here.</w:t>
       </w:r>
     </w:p>
     <w:p>
@@ -3825,8 +3853,8 @@
       <w:pPr>
         <w:pBdr>
           <w:top w:val="single" w:color="999999" w:sz="4"/>
+          <w:left w:val="single" w:color="999999" w:sz="4"/>
           <w:bottom w:val="single" w:color="999999" w:sz="4"/>
-          <w:left w:val="single" w:color="999999" w:sz="4"/>
           <w:right w:val="single" w:color="999999" w:sz="4"/>
         </w:pBdr>
         <w:shd w:fill="F2F2F2" w:val="clear"/>
@@ -3885,8 +3913,8 @@
       <w:pPr>
         <w:pBdr>
           <w:top w:val="single" w:color="999999" w:sz="4"/>
+          <w:left w:val="single" w:color="999999" w:sz="4"/>
           <w:bottom w:val="single" w:color="999999" w:sz="4"/>
-          <w:left w:val="single" w:color="999999" w:sz="4"/>
           <w:right w:val="single" w:color="999999" w:sz="4"/>
         </w:pBdr>
         <w:shd w:fill="F2F2F2" w:val="clear"/>
@@ -3934,8 +3962,8 @@
       <w:pPr>
         <w:pBdr>
           <w:top w:val="single" w:color="999999" w:sz="4"/>
+          <w:left w:val="single" w:color="999999" w:sz="4"/>
           <w:bottom w:val="single" w:color="999999" w:sz="4"/>
-          <w:left w:val="single" w:color="999999" w:sz="4"/>
           <w:right w:val="single" w:color="999999" w:sz="4"/>
         </w:pBdr>
         <w:shd w:fill="F2F2F2" w:val="clear"/>
@@ -3996,8 +4024,8 @@
       <w:pPr>
         <w:pBdr>
           <w:top w:val="single" w:color="999999" w:sz="4"/>
+          <w:left w:val="single" w:color="999999" w:sz="4"/>
           <w:bottom w:val="single" w:color="999999" w:sz="4"/>
-          <w:left w:val="single" w:color="999999" w:sz="4"/>
           <w:right w:val="single" w:color="999999" w:sz="4"/>
         </w:pBdr>
         <w:shd w:fill="F2F2F2" w:val="clear"/>
@@ -4023,20 +4051,20 @@
           <w:sz w:val="18"/>
           <w:szCs w:val="18"/>
         </w:rPr>
-        <w:t xml:space="preserve">DB_URL="jdbc:mysql://127.0.0.1:3306/weather_monitoring?useSSL=false&amp;allowPublicKeyRetrieval=true" \</w:t>
-      </w:r>
-      <w:r>
-        <w:br/>
-        <w:t xml:space="preserve"/>
-      </w:r>
-      <w:r>
-        <w:rPr>
-          <w:rFonts w:ascii="Consolas" w:cs="Consolas" w:eastAsia="Consolas" w:hAnsi="Consolas"/>
-          <w:color w:val="000000"/>
-          <w:sz w:val="18"/>
-          <w:szCs w:val="18"/>
-        </w:rPr>
-        <w:t xml:space="preserve">DB_USER=root DB_PASSWORD=password \</w:t>
+        <w:t xml:space="preserve">DB_URL="jdbc:postgresql://127.0.0.1:5432/weather_monitoring" \</w:t>
+      </w:r>
+      <w:r>
+        <w:br/>
+        <w:t xml:space="preserve"/>
+      </w:r>
+      <w:r>
+        <w:rPr>
+          <w:rFonts w:ascii="Consolas" w:cs="Consolas" w:eastAsia="Consolas" w:hAnsi="Consolas"/>
+          <w:color w:val="000000"/>
+          <w:sz w:val="18"/>
+          <w:szCs w:val="18"/>
+        </w:rPr>
+        <w:t xml:space="preserve">DB_USER=postgres DB_PASSWORD=password \</w:t>
       </w:r>
       <w:r>
         <w:br/>
@@ -4084,8 +4112,8 @@
       <w:pPr>
         <w:pBdr>
           <w:top w:val="single" w:color="999999" w:sz="4"/>
+          <w:left w:val="single" w:color="999999" w:sz="4"/>
           <w:bottom w:val="single" w:color="999999" w:sz="4"/>
-          <w:left w:val="single" w:color="999999" w:sz="4"/>
           <w:right w:val="single" w:color="999999" w:sz="4"/>
         </w:pBdr>
         <w:shd w:fill="F2F2F2" w:val="clear"/>
@@ -4185,8 +4213,8 @@
       <w:pPr>
         <w:pBdr>
           <w:top w:val="single" w:color="999999" w:sz="4"/>
+          <w:left w:val="single" w:color="999999" w:sz="4"/>
           <w:bottom w:val="single" w:color="999999" w:sz="4"/>
-          <w:left w:val="single" w:color="999999" w:sz="4"/>
           <w:right w:val="single" w:color="999999" w:sz="4"/>
         </w:pBdr>
         <w:shd w:fill="F2F2F2" w:val="clear"/>
@@ -4199,7 +4227,7 @@
           <w:sz w:val="18"/>
           <w:szCs w:val="18"/>
         </w:rPr>
-        <w:t xml:space="preserve">mysql -u root -p weather_monitoring -e "SELECT COUNT(*) FROM weather_readings;"</w:t>
+        <w:t xml:space="preserve">psql -U postgres -d weather_monitoring -c "SELECT COUNT(*) FROM weather_readings;"</w:t>
       </w:r>
     </w:p>
     <w:p>
@@ -4211,7 +4239,7 @@
           <w:rFonts w:ascii="Calibri" w:cs="Calibri" w:eastAsia="Calibri" w:hAnsi="Calibri"/>
           <w:color w:val="000000"/>
         </w:rPr>
-        <w:t xml:space="preserve">Run this command twice, a few seconds apart — the count should be increasing, confirming the full pipeline (stations, Kafka, Central Station, MySQL) is active again.</w:t>
+        <w:t xml:space="preserve">Run this command twice, a few seconds apart — the count should be increasing, confirming the full pipeline (stations, Kafka, Central Station, PostgreSQL) is active again.</w:t>
       </w:r>
     </w:p>
     <w:p>
@@ -4516,7 +4544,7 @@
                 <w:sz w:val="20"/>
                 <w:szCs w:val="20"/>
               </w:rPr>
-              <w:t xml:space="preserve">MySQL</w:t>
+              <w:t xml:space="preserve">PostgreSQL</w:t>
             </w:r>
           </w:p>
         </w:tc>
@@ -4688,7 +4716,7 @@
                 <w:sz w:val="20"/>
                 <w:szCs w:val="20"/>
               </w:rPr>
-              <w:t xml:space="preserve">(independent, but needs Kafka + MySQL)</w:t>
+              <w:t xml:space="preserve">(independent, but needs Kafka + PostgreSQL)</w:t>
             </w:r>
           </w:p>
         </w:tc>
@@ -4768,6 +4796,1039 @@
         </w:tc>
       </w:tr>
     </w:tbl>
+    <w:p>
+      <w:pPr>
+        <w:pStyle w:val="Heading1"/>
+        <w:spacing w:after="160" w:before="360"/>
+      </w:pPr>
+      <w:r>
+        <w:rPr>
+          <w:rFonts w:ascii="Calibri" w:cs="Calibri" w:eastAsia="Calibri" w:hAnsi="Calibri"/>
+          <w:b/>
+          <w:bCs/>
+          <w:color w:val="000000"/>
+        </w:rPr>
+        <w:t xml:space="preserve">8. Kubernetes Deployment (Part F)</w:t>
+      </w:r>
+    </w:p>
+    <w:p>
+      <w:pPr>
+        <w:spacing w:after="160" w:line="276"/>
+      </w:pPr>
+      <w:r>
+        <w:rPr>
+          <w:rFonts w:ascii="Calibri" w:cs="Calibri" w:eastAsia="Calibri" w:hAnsi="Calibri"/>
+          <w:color w:val="000000"/>
+        </w:rPr>
+        <w:t xml:space="preserve">The mandatory deployment runs the whole system on Kubernetes. Both services are containerized with multi-stage builds, and the cluster is described entirely by the manifests under k8s/.</w:t>
+      </w:r>
+    </w:p>
+    <w:p>
+      <w:pPr>
+        <w:pStyle w:val="Heading2"/>
+        <w:spacing w:after="120" w:before="240"/>
+      </w:pPr>
+      <w:r>
+        <w:rPr>
+          <w:rFonts w:ascii="Calibri" w:cs="Calibri" w:eastAsia="Calibri" w:hAnsi="Calibri"/>
+          <w:b/>
+          <w:bCs/>
+          <w:color w:val="000000"/>
+        </w:rPr>
+        <w:t xml:space="preserve">8.1 Container images</w:t>
+      </w:r>
+    </w:p>
+    <w:p>
+      <w:pPr>
+        <w:spacing w:after="160" w:line="276"/>
+      </w:pPr>
+      <w:r>
+        <w:rPr>
+          <w:rFonts w:ascii="Calibri" w:cs="Calibri" w:eastAsia="Calibri" w:hAnsi="Calibri"/>
+          <w:color w:val="000000"/>
+        </w:rPr>
+        <w:t xml:space="preserve">Each service has a multi-stage Dockerfile: a maven:3.9.9-eclipse-temurin-17 stage builds the shaded jar, and an eclipse-temurin:17-jre stage carries only that jar. Both images pass -XX:MaxRAMPercentage=75.0, because the JVM otherwise caps its heap at a quarter of the container limit, which is below what the Kafka producer's send buffer needs.</w:t>
+      </w:r>
+    </w:p>
+    <w:p>
+      <w:pPr>
+        <w:pBdr>
+          <w:top w:val="single" w:color="999999" w:sz="4"/>
+          <w:left w:val="single" w:color="999999" w:sz="4"/>
+          <w:bottom w:val="single" w:color="999999" w:sz="4"/>
+          <w:right w:val="single" w:color="999999" w:sz="4"/>
+        </w:pBdr>
+        <w:shd w:fill="F2F2F2" w:val="clear"/>
+        <w:spacing w:after="200" w:before="100"/>
+      </w:pPr>
+      <w:r>
+        <w:rPr>
+          <w:rFonts w:ascii="Consolas" w:cs="Consolas" w:eastAsia="Consolas" w:hAnsi="Consolas"/>
+          <w:color w:val="000000"/>
+          <w:sz w:val="18"/>
+          <w:szCs w:val="18"/>
+        </w:rPr>
+        <w:t xml:space="preserve">docker build -f weather-station/Dockerfile -t weather-station:latest .</w:t>
+      </w:r>
+      <w:r>
+        <w:br/>
+        <w:t xml:space="preserve"/>
+      </w:r>
+      <w:r>
+        <w:rPr>
+          <w:rFonts w:ascii="Consolas" w:cs="Consolas" w:eastAsia="Consolas" w:hAnsi="Consolas"/>
+          <w:color w:val="000000"/>
+          <w:sz w:val="18"/>
+          <w:szCs w:val="18"/>
+        </w:rPr>
+        <w:t xml:space="preserve">docker build -f central-station/Dockerfile -t central-station:latest .</w:t>
+      </w:r>
+    </w:p>
+    <w:p>
+      <w:pPr>
+        <w:pStyle w:val="Heading2"/>
+        <w:spacing w:after="120" w:before="240"/>
+      </w:pPr>
+      <w:r>
+        <w:rPr>
+          <w:rFonts w:ascii="Calibri" w:cs="Calibri" w:eastAsia="Calibri" w:hAnsi="Calibri"/>
+          <w:b/>
+          <w:bCs/>
+          <w:color w:val="000000"/>
+        </w:rPr>
+        <w:t xml:space="preserve">8.2 Cluster components</w:t>
+      </w:r>
+    </w:p>
+    <w:p>
+      <w:pPr>
+        <w:spacing w:after="160" w:line="276"/>
+      </w:pPr>
+      <w:r>
+        <w:rPr>
+          <w:rFonts w:ascii="Calibri" w:cs="Calibri" w:eastAsia="Calibri" w:hAnsi="Calibri"/>
+          <w:color w:val="000000"/>
+        </w:rPr>
+        <w:t xml:space="preserve">The manifests define, all inside the weather-monitoring namespace:</w:t>
+      </w:r>
+    </w:p>
+    <w:p>
+      <w:pPr>
+        <w:pStyle w:val="ListParagraph"/>
+        <w:numPr>
+          <w:ilvl w:val="0"/>
+          <w:numId w:val="2"/>
+        </w:numPr>
+        <w:spacing w:after="80"/>
+      </w:pPr>
+      <w:r>
+        <w:rPr>
+          <w:rFonts w:ascii="Calibri" w:cs="Calibri" w:eastAsia="Calibri" w:hAnsi="Calibri"/>
+          <w:color w:val="000000"/>
+        </w:rPr>
+        <w:t xml:space="preserve">A ZooKeeper Deployment and Service.</w:t>
+      </w:r>
+    </w:p>
+    <w:p>
+      <w:pPr>
+        <w:pStyle w:val="ListParagraph"/>
+        <w:numPr>
+          <w:ilvl w:val="0"/>
+          <w:numId w:val="2"/>
+        </w:numPr>
+        <w:spacing w:after="80"/>
+      </w:pPr>
+      <w:r>
+        <w:rPr>
+          <w:rFonts w:ascii="Calibri" w:cs="Calibri" w:eastAsia="Calibri" w:hAnsi="Calibri"/>
+          <w:color w:val="000000"/>
+        </w:rPr>
+        <w:t xml:space="preserve">A Kafka Deployment and Service, with topic auto-creation and three partitions on weather-readings.</w:t>
+      </w:r>
+    </w:p>
+    <w:p>
+      <w:pPr>
+        <w:pStyle w:val="ListParagraph"/>
+        <w:numPr>
+          <w:ilvl w:val="0"/>
+          <w:numId w:val="2"/>
+        </w:numPr>
+        <w:spacing w:after="80"/>
+      </w:pPr>
+      <w:r>
+        <w:rPr>
+          <w:rFonts w:ascii="Calibri" w:cs="Calibri" w:eastAsia="Calibri" w:hAnsi="Calibri"/>
+          <w:color w:val="000000"/>
+        </w:rPr>
+        <w:t xml:space="preserve">A PostgreSQL Deployment, Service, Secret, and a 2 GiB PersistentVolumeClaim, with the schema applied on first start from a ConfigMap.</w:t>
+      </w:r>
+    </w:p>
+    <w:p>
+      <w:pPr>
+        <w:pStyle w:val="ListParagraph"/>
+        <w:numPr>
+          <w:ilvl w:val="0"/>
+          <w:numId w:val="2"/>
+        </w:numPr>
+        <w:spacing w:after="80"/>
+      </w:pPr>
+      <w:r>
+        <w:rPr>
+          <w:rFonts w:ascii="Calibri" w:cs="Calibri" w:eastAsia="Calibri" w:hAnsi="Calibri"/>
+          <w:color w:val="000000"/>
+        </w:rPr>
+        <w:t xml:space="preserve">A Central Station Deployment reading its database credentials from the Secret.</w:t>
+      </w:r>
+    </w:p>
+    <w:p>
+      <w:pPr>
+        <w:pStyle w:val="ListParagraph"/>
+        <w:numPr>
+          <w:ilvl w:val="0"/>
+          <w:numId w:val="2"/>
+        </w:numPr>
+        <w:spacing w:after="80"/>
+      </w:pPr>
+      <w:r>
+        <w:rPr>
+          <w:rFonts w:ascii="Calibri" w:cs="Calibri" w:eastAsia="Calibri" w:hAnsi="Calibri"/>
+          <w:color w:val="000000"/>
+        </w:rPr>
+        <w:t xml:space="preserve">A Rain Detector Deployment, reusing the central-station image with a different main class.</w:t>
+      </w:r>
+    </w:p>
+    <w:p>
+      <w:pPr>
+        <w:pStyle w:val="ListParagraph"/>
+        <w:numPr>
+          <w:ilvl w:val="0"/>
+          <w:numId w:val="2"/>
+        </w:numPr>
+        <w:spacing w:after="80"/>
+      </w:pPr>
+      <w:r>
+        <w:rPr>
+          <w:rFonts w:ascii="Calibri" w:cs="Calibri" w:eastAsia="Calibri" w:hAnsi="Calibri"/>
+          <w:color w:val="000000"/>
+        </w:rPr>
+        <w:t xml:space="preserve">A StatefulSet of ten weather station pods, plus its headless Service.</w:t>
+      </w:r>
+    </w:p>
+    <w:p>
+      <w:pPr>
+        <w:spacing w:after="160" w:line="276"/>
+      </w:pPr>
+      <w:r>
+        <w:rPr>
+          <w:rFonts w:ascii="Calibri" w:cs="Calibri" w:eastAsia="Calibri" w:hAnsi="Calibri"/>
+          <w:color w:val="000000"/>
+        </w:rPr>
+        <w:t xml:space="preserve">Kafka and ZooKeeper are pulled from the bitnamilegacy organisation. Bitnami removed every non-latest tag from its Docker Hub repositories in August 2025, so the bitnami/kafka:3.7 and bitnami/zookeeper:3.9 images this project originally referenced no longer resolve and leave the pods in ImagePullBackOff.</w:t>
+      </w:r>
+    </w:p>
+    <w:p>
+      <w:pPr>
+        <w:pStyle w:val="Heading2"/>
+        <w:spacing w:after="120" w:before="240"/>
+      </w:pPr>
+      <w:r>
+        <w:rPr>
+          <w:rFonts w:ascii="Calibri" w:cs="Calibri" w:eastAsia="Calibri" w:hAnsi="Calibri"/>
+          <w:b/>
+          <w:bCs/>
+          <w:color w:val="000000"/>
+        </w:rPr>
+        <w:t xml:space="preserve">8.3 Station identity</w:t>
+      </w:r>
+    </w:p>
+    <w:p>
+      <w:pPr>
+        <w:spacing w:after="160" w:line="276"/>
+      </w:pPr>
+      <w:r>
+        <w:rPr>
+          <w:rFonts w:ascii="Calibri" w:cs="Calibri" w:eastAsia="Calibri" w:hAnsi="Calibri"/>
+          <w:color w:val="000000"/>
+        </w:rPr>
+        <w:t xml:space="preserve">The ten stations are a StatefulSet rather than a Deployment because each station needs a stable, distinct identity. StatefulSet pods are named by ordinal, so weather-station-0 through weather-station-9 become station IDs 1 through 10: the application reads its pod hostname and adds one. A Deployment's random pod suffixes could not supply that mapping.</w:t>
+      </w:r>
+    </w:p>
+    <w:p>
+      <w:pPr>
+        <w:pStyle w:val="Heading2"/>
+        <w:spacing w:after="120" w:before="240"/>
+      </w:pPr>
+      <w:r>
+        <w:rPr>
+          <w:rFonts w:ascii="Calibri" w:cs="Calibri" w:eastAsia="Calibri" w:hAnsi="Calibri"/>
+          <w:b/>
+          <w:bCs/>
+          <w:color w:val="000000"/>
+        </w:rPr>
+        <w:t xml:space="preserve">8.4 Resource sizing</w:t>
+      </w:r>
+    </w:p>
+    <w:p>
+      <w:pPr>
+        <w:spacing w:after="160" w:line="276"/>
+      </w:pPr>
+      <w:r>
+        <w:rPr>
+          <w:rFonts w:ascii="Calibri" w:cs="Calibri" w:eastAsia="Calibri" w:hAnsi="Calibri"/>
+          <w:color w:val="000000"/>
+        </w:rPr>
+        <w:t xml:space="preserve">Every pod declares requests and limits. The requests total roughly 2.3 GiB of memory and 0.85 CPU, of which the ten stations account for about 1 GiB. This exceeds Minikube's 2 GiB default, so the cluster must be started with more headroom or pods remain Pending with Insufficient memory.</w:t>
+      </w:r>
+    </w:p>
+    <w:p>
+      <w:pPr>
+        <w:pBdr>
+          <w:top w:val="single" w:color="999999" w:sz="4"/>
+          <w:left w:val="single" w:color="999999" w:sz="4"/>
+          <w:bottom w:val="single" w:color="999999" w:sz="4"/>
+          <w:right w:val="single" w:color="999999" w:sz="4"/>
+        </w:pBdr>
+        <w:shd w:fill="F2F2F2" w:val="clear"/>
+        <w:spacing w:after="200" w:before="100"/>
+      </w:pPr>
+      <w:r>
+        <w:rPr>
+          <w:rFonts w:ascii="Consolas" w:cs="Consolas" w:eastAsia="Consolas" w:hAnsi="Consolas"/>
+          <w:color w:val="000000"/>
+          <w:sz w:val="18"/>
+          <w:szCs w:val="18"/>
+        </w:rPr>
+        <w:t xml:space="preserve">minikube start --cpus=4 --memory=6g</w:t>
+      </w:r>
+    </w:p>
+    <w:p>
+      <w:pPr>
+        <w:pStyle w:val="Heading2"/>
+        <w:spacing w:after="120" w:before="240"/>
+      </w:pPr>
+      <w:r>
+        <w:rPr>
+          <w:rFonts w:ascii="Calibri" w:cs="Calibri" w:eastAsia="Calibri" w:hAnsi="Calibri"/>
+          <w:b/>
+          <w:bCs/>
+          <w:color w:val="000000"/>
+        </w:rPr>
+        <w:t xml:space="preserve">8.5 Deployment procedure</w:t>
+      </w:r>
+    </w:p>
+    <w:p>
+      <w:pPr>
+        <w:pBdr>
+          <w:top w:val="single" w:color="999999" w:sz="4"/>
+          <w:left w:val="single" w:color="999999" w:sz="4"/>
+          <w:bottom w:val="single" w:color="999999" w:sz="4"/>
+          <w:right w:val="single" w:color="999999" w:sz="4"/>
+        </w:pBdr>
+        <w:shd w:fill="F2F2F2" w:val="clear"/>
+        <w:spacing w:after="200" w:before="100"/>
+      </w:pPr>
+      <w:r>
+        <w:rPr>
+          <w:rFonts w:ascii="Consolas" w:cs="Consolas" w:eastAsia="Consolas" w:hAnsi="Consolas"/>
+          <w:color w:val="000000"/>
+          <w:sz w:val="18"/>
+          <w:szCs w:val="18"/>
+        </w:rPr>
+        <w:t xml:space="preserve">kubectl apply -f k8s/namespace.yaml</w:t>
+      </w:r>
+      <w:r>
+        <w:br/>
+        <w:t xml:space="preserve"/>
+      </w:r>
+      <w:r>
+        <w:rPr>
+          <w:rFonts w:ascii="Consolas" w:cs="Consolas" w:eastAsia="Consolas" w:hAnsi="Consolas"/>
+          <w:color w:val="000000"/>
+          <w:sz w:val="18"/>
+          <w:szCs w:val="18"/>
+        </w:rPr>
+        <w:t xml:space="preserve">kubectl apply -f k8s/kafka/zookeeper.yaml</w:t>
+      </w:r>
+      <w:r>
+        <w:br/>
+        <w:t xml:space="preserve"/>
+      </w:r>
+      <w:r>
+        <w:rPr>
+          <w:rFonts w:ascii="Consolas" w:cs="Consolas" w:eastAsia="Consolas" w:hAnsi="Consolas"/>
+          <w:color w:val="000000"/>
+          <w:sz w:val="18"/>
+          <w:szCs w:val="18"/>
+        </w:rPr>
+        <w:t xml:space="preserve">kubectl apply -f k8s/kafka/kafka.yaml</w:t>
+      </w:r>
+      <w:r>
+        <w:br/>
+        <w:t xml:space="preserve"/>
+      </w:r>
+      <w:r>
+        <w:rPr>
+          <w:rFonts w:ascii="Consolas" w:cs="Consolas" w:eastAsia="Consolas" w:hAnsi="Consolas"/>
+          <w:color w:val="000000"/>
+          <w:sz w:val="18"/>
+          <w:szCs w:val="18"/>
+        </w:rPr>
+        <w:t xml:space="preserve">kubectl apply -f k8s/database/postgres.yaml</w:t>
+      </w:r>
+      <w:r>
+        <w:br/>
+        <w:t xml:space="preserve"/>
+      </w:r>
+      <w:r>
+        <w:rPr>
+          <w:rFonts w:ascii="Consolas" w:cs="Consolas" w:eastAsia="Consolas" w:hAnsi="Consolas"/>
+          <w:color w:val="000000"/>
+          <w:sz w:val="18"/>
+          <w:szCs w:val="18"/>
+        </w:rPr>
+        <w:t xml:space="preserve"/>
+      </w:r>
+      <w:r>
+        <w:br/>
+        <w:t xml:space="preserve"/>
+      </w:r>
+      <w:r>
+        <w:rPr>
+          <w:rFonts w:ascii="Consolas" w:cs="Consolas" w:eastAsia="Consolas" w:hAnsi="Consolas"/>
+          <w:color w:val="000000"/>
+          <w:sz w:val="18"/>
+          <w:szCs w:val="18"/>
+        </w:rPr>
+        <w:t xml:space="preserve">kubectl -n weather-monitoring rollout status deployment/kafka</w:t>
+      </w:r>
+      <w:r>
+        <w:br/>
+        <w:t xml:space="preserve"/>
+      </w:r>
+      <w:r>
+        <w:rPr>
+          <w:rFonts w:ascii="Consolas" w:cs="Consolas" w:eastAsia="Consolas" w:hAnsi="Consolas"/>
+          <w:color w:val="000000"/>
+          <w:sz w:val="18"/>
+          <w:szCs w:val="18"/>
+        </w:rPr>
+        <w:t xml:space="preserve">kubectl -n weather-monitoring rollout status deployment/postgres</w:t>
+      </w:r>
+      <w:r>
+        <w:br/>
+        <w:t xml:space="preserve"/>
+      </w:r>
+      <w:r>
+        <w:rPr>
+          <w:rFonts w:ascii="Consolas" w:cs="Consolas" w:eastAsia="Consolas" w:hAnsi="Consolas"/>
+          <w:color w:val="000000"/>
+          <w:sz w:val="18"/>
+          <w:szCs w:val="18"/>
+        </w:rPr>
+        <w:t xml:space="preserve"/>
+      </w:r>
+      <w:r>
+        <w:br/>
+        <w:t xml:space="preserve"/>
+      </w:r>
+      <w:r>
+        <w:rPr>
+          <w:rFonts w:ascii="Consolas" w:cs="Consolas" w:eastAsia="Consolas" w:hAnsi="Consolas"/>
+          <w:color w:val="000000"/>
+          <w:sz w:val="18"/>
+          <w:szCs w:val="18"/>
+        </w:rPr>
+        <w:t xml:space="preserve">kubectl apply -f k8s/central-station.yaml</w:t>
+      </w:r>
+      <w:r>
+        <w:br/>
+        <w:t xml:space="preserve"/>
+      </w:r>
+      <w:r>
+        <w:rPr>
+          <w:rFonts w:ascii="Consolas" w:cs="Consolas" w:eastAsia="Consolas" w:hAnsi="Consolas"/>
+          <w:color w:val="000000"/>
+          <w:sz w:val="18"/>
+          <w:szCs w:val="18"/>
+        </w:rPr>
+        <w:t xml:space="preserve">kubectl apply -f k8s/rain-detector.yaml</w:t>
+      </w:r>
+      <w:r>
+        <w:br/>
+        <w:t xml:space="preserve"/>
+      </w:r>
+      <w:r>
+        <w:rPr>
+          <w:rFonts w:ascii="Consolas" w:cs="Consolas" w:eastAsia="Consolas" w:hAnsi="Consolas"/>
+          <w:color w:val="000000"/>
+          <w:sz w:val="18"/>
+          <w:szCs w:val="18"/>
+        </w:rPr>
+        <w:t xml:space="preserve">kubectl apply -f k8s/weather-stations.yaml</w:t>
+      </w:r>
+    </w:p>
+    <w:p>
+      <w:pPr>
+        <w:spacing w:after="160" w:line="276"/>
+      </w:pPr>
+      <w:r>
+        <w:rPr>
+          <w:rFonts w:ascii="Calibri" w:cs="Calibri" w:eastAsia="Calibri" w:hAnsi="Calibri"/>
+          <w:color w:val="000000"/>
+        </w:rPr>
+        <w:t xml:space="preserve">The Central Station retries its database connection for up to a minute on startup, so it tolerates being scheduled before PostgreSQL finishes initialising instead of crash-looping.</w:t>
+      </w:r>
+    </w:p>
+    <w:p>
+      <w:pPr>
+        <w:pStyle w:val="Heading2"/>
+        <w:spacing w:after="120" w:before="240"/>
+      </w:pPr>
+      <w:r>
+        <w:rPr>
+          <w:rFonts w:ascii="Calibri" w:cs="Calibri" w:eastAsia="Calibri" w:hAnsi="Calibri"/>
+          <w:b/>
+          <w:bCs/>
+          <w:color w:val="000000"/>
+        </w:rPr>
+        <w:t xml:space="preserve">8.6 Verification</w:t>
+      </w:r>
+    </w:p>
+    <w:p>
+      <w:pPr>
+        <w:pBdr>
+          <w:top w:val="single" w:color="999999" w:sz="4"/>
+          <w:left w:val="single" w:color="999999" w:sz="4"/>
+          <w:bottom w:val="single" w:color="999999" w:sz="4"/>
+          <w:right w:val="single" w:color="999999" w:sz="4"/>
+        </w:pBdr>
+        <w:shd w:fill="F2F2F2" w:val="clear"/>
+        <w:spacing w:after="200" w:before="100"/>
+      </w:pPr>
+      <w:r>
+        <w:rPr>
+          <w:rFonts w:ascii="Consolas" w:cs="Consolas" w:eastAsia="Consolas" w:hAnsi="Consolas"/>
+          <w:color w:val="000000"/>
+          <w:sz w:val="18"/>
+          <w:szCs w:val="18"/>
+        </w:rPr>
+        <w:t xml:space="preserve">kubectl -n weather-monitoring get pods -o wide</w:t>
+      </w:r>
+      <w:r>
+        <w:br/>
+        <w:t xml:space="preserve"/>
+      </w:r>
+      <w:r>
+        <w:rPr>
+          <w:rFonts w:ascii="Consolas" w:cs="Consolas" w:eastAsia="Consolas" w:hAnsi="Consolas"/>
+          <w:color w:val="000000"/>
+          <w:sz w:val="18"/>
+          <w:szCs w:val="18"/>
+        </w:rPr>
+        <w:t xml:space="preserve"/>
+      </w:r>
+      <w:r>
+        <w:br/>
+        <w:t xml:space="preserve"/>
+      </w:r>
+      <w:r>
+        <w:rPr>
+          <w:rFonts w:ascii="Consolas" w:cs="Consolas" w:eastAsia="Consolas" w:hAnsi="Consolas"/>
+          <w:color w:val="000000"/>
+          <w:sz w:val="18"/>
+          <w:szCs w:val="18"/>
+        </w:rPr>
+        <w:t xml:space="preserve">kubectl -n weather-monitoring exec deploy/postgres -- \</w:t>
+      </w:r>
+      <w:r>
+        <w:br/>
+        <w:t xml:space="preserve"/>
+      </w:r>
+      <w:r>
+        <w:rPr>
+          <w:rFonts w:ascii="Consolas" w:cs="Consolas" w:eastAsia="Consolas" w:hAnsi="Consolas"/>
+          <w:color w:val="000000"/>
+          <w:sz w:val="18"/>
+          <w:szCs w:val="18"/>
+        </w:rPr>
+        <w:t xml:space="preserve">  psql -U postgres -d weather_monitoring \</w:t>
+      </w:r>
+      <w:r>
+        <w:br/>
+        <w:t xml:space="preserve"/>
+      </w:r>
+      <w:r>
+        <w:rPr>
+          <w:rFonts w:ascii="Consolas" w:cs="Consolas" w:eastAsia="Consolas" w:hAnsi="Consolas"/>
+          <w:color w:val="000000"/>
+          <w:sz w:val="18"/>
+          <w:szCs w:val="18"/>
+        </w:rPr>
+        <w:t xml:space="preserve">  -c 'SELECT station_id, COUNT(*) FROM weather_readings GROUP BY station_id ORDER BY station_id;'</w:t>
+      </w:r>
+    </w:p>
+    <w:p>
+      <w:pPr>
+        <w:pBdr>
+          <w:top w:val="single" w:color="C00000" w:sz="4"/>
+          <w:left w:val="single" w:color="C00000" w:sz="4"/>
+          <w:bottom w:val="single" w:color="C00000" w:sz="4"/>
+          <w:right w:val="single" w:color="C00000" w:sz="4"/>
+        </w:pBdr>
+        <w:shd w:fill="FDEDED" w:val="clear"/>
+        <w:spacing w:after="200" w:before="100"/>
+      </w:pPr>
+      <w:r>
+        <w:rPr>
+          <w:rFonts w:ascii="Calibri" w:cs="Calibri" w:eastAsia="Calibri" w:hAnsi="Calibri"/>
+          <w:b/>
+          <w:bCs/>
+          <w:color w:val="C00000"/>
+        </w:rPr>
+        <w:t xml:space="preserve">INSERT EVIDENCE: </w:t>
+      </w:r>
+      <w:r>
+        <w:rPr>
+          <w:rFonts w:ascii="Calibri" w:cs="Calibri" w:eastAsia="Calibri" w:hAnsi="Calibri"/>
+          <w:color w:val="C00000"/>
+        </w:rPr>
+        <w:t xml:space="preserve">kubectl get pods showing all ten weather-station pods plus Kafka, ZooKeeper, PostgreSQL, the Central Station and the rain detector in Running state; central station logs showing 'Persisted batch of N readings'; kafka-console-consumer output from both weather-readings and rain-alerts; and the per-station row counts from PostgreSQL confirming all ten station IDs are present.</w:t>
+      </w:r>
+    </w:p>
+    <w:p>
+      <w:pPr>
+        <w:pStyle w:val="Heading1"/>
+        <w:spacing w:after="160" w:before="360"/>
+      </w:pPr>
+      <w:r>
+        <w:rPr>
+          <w:rFonts w:ascii="Calibri" w:cs="Calibri" w:eastAsia="Calibri" w:hAnsi="Calibri"/>
+          <w:b/>
+          <w:bCs/>
+          <w:color w:val="000000"/>
+        </w:rPr>
+        <w:t xml:space="preserve">9. Cloud Deployment (Bonus)</w:t>
+      </w:r>
+    </w:p>
+    <w:p>
+      <w:pPr>
+        <w:spacing w:after="160" w:line="276"/>
+      </w:pPr>
+      <w:r>
+        <w:rPr>
+          <w:rFonts w:ascii="Calibri" w:cs="Calibri" w:eastAsia="Calibri" w:hAnsi="Calibri"/>
+          <w:color w:val="000000"/>
+        </w:rPr>
+        <w:t xml:space="preserve">The bonus deployment runs the same system on two AWS EC2 instances without Kubernetes, writing to a managed PostgreSQL database hosted by Aiven. The weather stations and the central base station are on separate machines, as required. Each machine is described by a Docker Compose file under cloud/. The deployment assets and procedure below are complete; the instances themselves must still be provisioned and the evidence in Section 9.7 captured.</w:t>
+      </w:r>
+    </w:p>
+    <w:p>
+      <w:pPr>
+        <w:pStyle w:val="Heading2"/>
+        <w:spacing w:after="120" w:before="240"/>
+      </w:pPr>
+      <w:r>
+        <w:rPr>
+          <w:rFonts w:ascii="Calibri" w:cs="Calibri" w:eastAsia="Calibri" w:hAnsi="Calibri"/>
+          <w:b/>
+          <w:bCs/>
+          <w:color w:val="000000"/>
+        </w:rPr>
+        <w:t xml:space="preserve">9.1 Topology</w:t>
+      </w:r>
+    </w:p>
+    <w:p>
+      <w:pPr>
+        <w:pStyle w:val="ListParagraph"/>
+        <w:numPr>
+          <w:ilvl w:val="0"/>
+          <w:numId w:val="2"/>
+        </w:numPr>
+        <w:spacing w:after="80"/>
+      </w:pPr>
+      <w:r>
+        <w:rPr>
+          <w:rFonts w:ascii="Calibri" w:cs="Calibri" w:eastAsia="Calibri" w:hAnsi="Calibri"/>
+          <w:color w:val="000000"/>
+        </w:rPr>
+        <w:t xml:space="preserve">Weather Stations VM: ten station containers, one per station ID. Holds no state and no credentials.</w:t>
+      </w:r>
+    </w:p>
+    <w:p>
+      <w:pPr>
+        <w:pStyle w:val="ListParagraph"/>
+        <w:numPr>
+          <w:ilvl w:val="0"/>
+          <w:numId w:val="2"/>
+        </w:numPr>
+        <w:spacing w:after="80"/>
+      </w:pPr>
+      <w:r>
+        <w:rPr>
+          <w:rFonts w:ascii="Calibri" w:cs="Calibri" w:eastAsia="Calibri" w:hAnsi="Calibri"/>
+          <w:color w:val="000000"/>
+        </w:rPr>
+        <w:t xml:space="preserve">Central Base Station VM: ZooKeeper, the Kafka broker, the Central Station consumer and the Kafka Streams rain detector.</w:t>
+      </w:r>
+    </w:p>
+    <w:p>
+      <w:pPr>
+        <w:pStyle w:val="ListParagraph"/>
+        <w:numPr>
+          <w:ilvl w:val="0"/>
+          <w:numId w:val="2"/>
+        </w:numPr>
+        <w:spacing w:after="80"/>
+      </w:pPr>
+      <w:r>
+        <w:rPr>
+          <w:rFonts w:ascii="Calibri" w:cs="Calibri" w:eastAsia="Calibri" w:hAnsi="Calibri"/>
+          <w:color w:val="000000"/>
+        </w:rPr>
+        <w:t xml:space="preserve">Aiven PostgreSQL: managed, external to both machines, reached over TLS.</w:t>
+      </w:r>
+    </w:p>
+    <w:p>
+      <w:pPr>
+        <w:pStyle w:val="Heading2"/>
+        <w:spacing w:after="120" w:before="240"/>
+      </w:pPr>
+      <w:r>
+        <w:rPr>
+          <w:rFonts w:ascii="Calibri" w:cs="Calibri" w:eastAsia="Calibri" w:hAnsi="Calibri"/>
+          <w:b/>
+          <w:bCs/>
+          <w:color w:val="000000"/>
+        </w:rPr>
+        <w:t xml:space="preserve">9.2 Machine specifications</w:t>
+      </w:r>
+    </w:p>
+    <w:p>
+      <w:pPr>
+        <w:spacing w:after="160" w:line="276"/>
+      </w:pPr>
+      <w:r>
+        <w:rPr>
+          <w:rFonts w:ascii="Calibri" w:cs="Calibri" w:eastAsia="Calibri" w:hAnsi="Calibri"/>
+          <w:color w:val="000000"/>
+        </w:rPr>
+        <w:t xml:space="preserve">Stations VM: t3.small (2 vCPU, 2 GiB), Ubuntu Server 24.04 LTS, 20 GiB gp3. Central VM: t3.medium (2 vCPU, 4 GiB), same image and volume. The free-tier t3.micro is undersized for this workload: ten JVMs plus the operating system exceed its 1 GiB, so station containers would be OOM-killed. Confirm the chosen types against the running instances when capturing the evidence in Section 9.7.</w:t>
+      </w:r>
+    </w:p>
+    <w:p>
+      <w:pPr>
+        <w:pStyle w:val="Heading2"/>
+        <w:spacing w:after="120" w:before="240"/>
+      </w:pPr>
+      <w:r>
+        <w:rPr>
+          <w:rFonts w:ascii="Calibri" w:cs="Calibri" w:eastAsia="Calibri" w:hAnsi="Calibri"/>
+          <w:b/>
+          <w:bCs/>
+          <w:color w:val="000000"/>
+        </w:rPr>
+        <w:t xml:space="preserve">9.3 Network configuration</w:t>
+      </w:r>
+    </w:p>
+    <w:p>
+      <w:pPr>
+        <w:spacing w:after="160" w:line="276"/>
+      </w:pPr>
+      <w:r>
+        <w:rPr>
+          <w:rFonts w:ascii="Calibri" w:cs="Calibri" w:eastAsia="Calibri" w:hAnsi="Calibri"/>
+          <w:color w:val="000000"/>
+        </w:rPr>
+        <w:t xml:space="preserve">Two security groups. The central group allows SSH on port 22 from the administrator's address only, and Kafka on port 9092 from the stations' security group referenced by ID, so the broker is never reachable from the open internet. The stations group allows only SSH. Outbound is left at the default allow-all, which is what lets the stations reach 9092 and the central VM reach Aiven on 5432. On the Aiven side, the allowed-address list contains only the central VM's public address.</w:t>
+      </w:r>
+    </w:p>
+    <w:p>
+      <w:pPr>
+        <w:pStyle w:val="Heading2"/>
+        <w:spacing w:after="120" w:before="240"/>
+      </w:pPr>
+      <w:r>
+        <w:rPr>
+          <w:rFonts w:ascii="Calibri" w:cs="Calibri" w:eastAsia="Calibri" w:hAnsi="Calibri"/>
+          <w:b/>
+          <w:bCs/>
+          <w:color w:val="000000"/>
+        </w:rPr>
+        <w:t xml:space="preserve">9.4 Kafka listener configuration</w:t>
+      </w:r>
+    </w:p>
+    <w:p>
+      <w:pPr>
+        <w:spacing w:after="160" w:line="276"/>
+      </w:pPr>
+      <w:r>
+        <w:rPr>
+          <w:rFonts w:ascii="Calibri" w:cs="Calibri" w:eastAsia="Calibri" w:hAnsi="Calibri"/>
+          <w:color w:val="000000"/>
+        </w:rPr>
+        <w:t xml:space="preserve">The broker advertises two listeners rather than one. Containers on the central VM bootstrap over INTERNAL://kafka:9093 and stay on the Compose network; the remote stations bootstrap over EXTERNAL://&lt;public-ip&gt;:9092, which is the only listener published to the host. A single listener advertising the public address would force the local containers to connect out to the VM's own public IP, which AWS does not route back to the instance, and the central station would hang instead of consuming.</w:t>
+      </w:r>
+    </w:p>
+    <w:p>
+      <w:pPr>
+        <w:pStyle w:val="Heading2"/>
+        <w:spacing w:after="120" w:before="240"/>
+      </w:pPr>
+      <w:r>
+        <w:rPr>
+          <w:rFonts w:ascii="Calibri" w:cs="Calibri" w:eastAsia="Calibri" w:hAnsi="Calibri"/>
+          <w:b/>
+          <w:bCs/>
+          <w:color w:val="000000"/>
+        </w:rPr>
+        <w:t xml:space="preserve">9.5 Secret handling</w:t>
+      </w:r>
+    </w:p>
+    <w:p>
+      <w:pPr>
+        <w:spacing w:after="160" w:line="276"/>
+      </w:pPr>
+      <w:r>
+        <w:rPr>
+          <w:rFonts w:ascii="Calibri" w:cs="Calibri" w:eastAsia="Calibri" w:hAnsi="Calibri"/>
+          <w:color w:val="000000"/>
+        </w:rPr>
+        <w:t xml:space="preserve">No credential appears in source control. The database URL, user and password, and the central VM's public address, are read from cloud/.env, which is gitignored; cloud/.env.example documents the required keys with empty values. Both Compose stacks fail immediately with a named error if a required variable is unset, rather than starting with an empty bootstrap address or an empty password.</w:t>
+      </w:r>
+    </w:p>
+    <w:p>
+      <w:pPr>
+        <w:pStyle w:val="Heading2"/>
+        <w:spacing w:after="120" w:before="240"/>
+      </w:pPr>
+      <w:r>
+        <w:rPr>
+          <w:rFonts w:ascii="Calibri" w:cs="Calibri" w:eastAsia="Calibri" w:hAnsi="Calibri"/>
+          <w:b/>
+          <w:bCs/>
+          <w:color w:val="000000"/>
+        </w:rPr>
+        <w:t xml:space="preserve">9.6 Deployment steps</w:t>
+      </w:r>
+    </w:p>
+    <w:p>
+      <w:pPr>
+        <w:pBdr>
+          <w:top w:val="single" w:color="999999" w:sz="4"/>
+          <w:left w:val="single" w:color="999999" w:sz="4"/>
+          <w:bottom w:val="single" w:color="999999" w:sz="4"/>
+          <w:right w:val="single" w:color="999999" w:sz="4"/>
+        </w:pBdr>
+        <w:shd w:fill="F2F2F2" w:val="clear"/>
+        <w:spacing w:after="200" w:before="100"/>
+      </w:pPr>
+      <w:r>
+        <w:rPr>
+          <w:rFonts w:ascii="Consolas" w:cs="Consolas" w:eastAsia="Consolas" w:hAnsi="Consolas"/>
+          <w:color w:val="000000"/>
+          <w:sz w:val="18"/>
+          <w:szCs w:val="18"/>
+        </w:rPr>
+        <w:t xml:space="preserve"># on both VMs</w:t>
+      </w:r>
+      <w:r>
+        <w:br/>
+        <w:t xml:space="preserve"/>
+      </w:r>
+      <w:r>
+        <w:rPr>
+          <w:rFonts w:ascii="Consolas" w:cs="Consolas" w:eastAsia="Consolas" w:hAnsi="Consolas"/>
+          <w:color w:val="000000"/>
+          <w:sz w:val="18"/>
+          <w:szCs w:val="18"/>
+        </w:rPr>
+        <w:t xml:space="preserve">sudo apt-get update</w:t>
+      </w:r>
+      <w:r>
+        <w:br/>
+        <w:t xml:space="preserve"/>
+      </w:r>
+      <w:r>
+        <w:rPr>
+          <w:rFonts w:ascii="Consolas" w:cs="Consolas" w:eastAsia="Consolas" w:hAnsi="Consolas"/>
+          <w:color w:val="000000"/>
+          <w:sz w:val="18"/>
+          <w:szCs w:val="18"/>
+        </w:rPr>
+        <w:t xml:space="preserve">sudo apt-get install -y docker.io docker-compose-v2 git</w:t>
+      </w:r>
+      <w:r>
+        <w:br/>
+        <w:t xml:space="preserve"/>
+      </w:r>
+      <w:r>
+        <w:rPr>
+          <w:rFonts w:ascii="Consolas" w:cs="Consolas" w:eastAsia="Consolas" w:hAnsi="Consolas"/>
+          <w:color w:val="000000"/>
+          <w:sz w:val="18"/>
+          <w:szCs w:val="18"/>
+        </w:rPr>
+        <w:t xml:space="preserve">sudo usermod -aG docker $USER &amp;&amp; newgrp docker</w:t>
+      </w:r>
+      <w:r>
+        <w:br/>
+        <w:t xml:space="preserve"/>
+      </w:r>
+      <w:r>
+        <w:rPr>
+          <w:rFonts w:ascii="Consolas" w:cs="Consolas" w:eastAsia="Consolas" w:hAnsi="Consolas"/>
+          <w:color w:val="000000"/>
+          <w:sz w:val="18"/>
+          <w:szCs w:val="18"/>
+        </w:rPr>
+        <w:t xml:space="preserve">git clone &lt;repository-url&gt; &amp;&amp; cd Weather-Stations-Monitoring</w:t>
+      </w:r>
+      <w:r>
+        <w:br/>
+        <w:t xml:space="preserve"/>
+      </w:r>
+      <w:r>
+        <w:rPr>
+          <w:rFonts w:ascii="Consolas" w:cs="Consolas" w:eastAsia="Consolas" w:hAnsi="Consolas"/>
+          <w:color w:val="000000"/>
+          <w:sz w:val="18"/>
+          <w:szCs w:val="18"/>
+        </w:rPr>
+        <w:t xml:space="preserve">cp cloud/.env.example cloud/.env      # then fill it in</w:t>
+      </w:r>
+      <w:r>
+        <w:br/>
+        <w:t xml:space="preserve"/>
+      </w:r>
+      <w:r>
+        <w:rPr>
+          <w:rFonts w:ascii="Consolas" w:cs="Consolas" w:eastAsia="Consolas" w:hAnsi="Consolas"/>
+          <w:color w:val="000000"/>
+          <w:sz w:val="18"/>
+          <w:szCs w:val="18"/>
+        </w:rPr>
+        <w:t xml:space="preserve"/>
+      </w:r>
+      <w:r>
+        <w:br/>
+        <w:t xml:space="preserve"/>
+      </w:r>
+      <w:r>
+        <w:rPr>
+          <w:rFonts w:ascii="Consolas" w:cs="Consolas" w:eastAsia="Consolas" w:hAnsi="Consolas"/>
+          <w:color w:val="000000"/>
+          <w:sz w:val="18"/>
+          <w:szCs w:val="18"/>
+        </w:rPr>
+        <w:t xml:space="preserve"># central VM first, so the broker is listening before stations start</w:t>
+      </w:r>
+      <w:r>
+        <w:br/>
+        <w:t xml:space="preserve"/>
+      </w:r>
+      <w:r>
+        <w:rPr>
+          <w:rFonts w:ascii="Consolas" w:cs="Consolas" w:eastAsia="Consolas" w:hAnsi="Consolas"/>
+          <w:color w:val="000000"/>
+          <w:sz w:val="18"/>
+          <w:szCs w:val="18"/>
+        </w:rPr>
+        <w:t xml:space="preserve">docker compose -f cloud/docker-compose.central.yml up -d --build</w:t>
+      </w:r>
+      <w:r>
+        <w:br/>
+        <w:t xml:space="preserve"/>
+      </w:r>
+      <w:r>
+        <w:rPr>
+          <w:rFonts w:ascii="Consolas" w:cs="Consolas" w:eastAsia="Consolas" w:hAnsi="Consolas"/>
+          <w:color w:val="000000"/>
+          <w:sz w:val="18"/>
+          <w:szCs w:val="18"/>
+        </w:rPr>
+        <w:t xml:space="preserve"/>
+      </w:r>
+      <w:r>
+        <w:br/>
+        <w:t xml:space="preserve"/>
+      </w:r>
+      <w:r>
+        <w:rPr>
+          <w:rFonts w:ascii="Consolas" w:cs="Consolas" w:eastAsia="Consolas" w:hAnsi="Consolas"/>
+          <w:color w:val="000000"/>
+          <w:sz w:val="18"/>
+          <w:szCs w:val="18"/>
+        </w:rPr>
+        <w:t xml:space="preserve"># then the stations VM</w:t>
+      </w:r>
+      <w:r>
+        <w:br/>
+        <w:t xml:space="preserve"/>
+      </w:r>
+      <w:r>
+        <w:rPr>
+          <w:rFonts w:ascii="Consolas" w:cs="Consolas" w:eastAsia="Consolas" w:hAnsi="Consolas"/>
+          <w:color w:val="000000"/>
+          <w:sz w:val="18"/>
+          <w:szCs w:val="18"/>
+        </w:rPr>
+        <w:t xml:space="preserve">docker compose -f cloud/docker-compose.stations.yml up -d --build</w:t>
+      </w:r>
+    </w:p>
+    <w:p>
+      <w:pPr>
+        <w:spacing w:after="160" w:line="276"/>
+      </w:pPr>
+      <w:r>
+        <w:rPr>
+          <w:rFonts w:ascii="Calibri" w:cs="Calibri" w:eastAsia="Calibri" w:hAnsi="Calibri"/>
+          <w:color w:val="000000"/>
+        </w:rPr>
+        <w:t xml:space="preserve">The full procedure, including the Aiven service setup and a troubleshooting guide for the common connectivity failures, is in cloud/README.md.</w:t>
+      </w:r>
+    </w:p>
+    <w:p>
+      <w:pPr>
+        <w:pStyle w:val="Heading2"/>
+        <w:spacing w:after="120" w:before="240"/>
+      </w:pPr>
+      <w:r>
+        <w:rPr>
+          <w:rFonts w:ascii="Calibri" w:cs="Calibri" w:eastAsia="Calibri" w:hAnsi="Calibri"/>
+          <w:b/>
+          <w:bCs/>
+          <w:color w:val="000000"/>
+        </w:rPr>
+        <w:t xml:space="preserve">9.7 Evidence</w:t>
+      </w:r>
+    </w:p>
+    <w:p>
+      <w:pPr>
+        <w:pBdr>
+          <w:top w:val="single" w:color="C00000" w:sz="4"/>
+          <w:left w:val="single" w:color="C00000" w:sz="4"/>
+          <w:bottom w:val="single" w:color="C00000" w:sz="4"/>
+          <w:right w:val="single" w:color="C00000" w:sz="4"/>
+        </w:pBdr>
+        <w:shd w:fill="FDEDED" w:val="clear"/>
+        <w:spacing w:after="200" w:before="100"/>
+      </w:pPr>
+      <w:r>
+        <w:rPr>
+          <w:rFonts w:ascii="Calibri" w:cs="Calibri" w:eastAsia="Calibri" w:hAnsi="Calibri"/>
+          <w:b/>
+          <w:bCs/>
+          <w:color w:val="C00000"/>
+        </w:rPr>
+        <w:t xml:space="preserve">INSERT EVIDENCE: </w:t>
+      </w:r>
+      <w:r>
+        <w:rPr>
+          <w:rFonts w:ascii="Calibri" w:cs="Calibri" w:eastAsia="Calibri" w:hAnsi="Calibri"/>
+          <w:color w:val="C00000"/>
+        </w:rPr>
+        <w:t xml:space="preserve">EC2 console showing both instances running with their types and availability zones; the inbound rules of both security groups; the Aiven service overview and its allowed-IP list; docker compose ps on each VM; station logs showing sends and drops; central station logs showing 'Persisted batch of N readings', which is the proof of connectivity to the managed database; kafka-console-consumer output for both topics; and the Part E query results run against Aiven.</w:t>
+      </w:r>
+    </w:p>
     <w:sectPr>
       <w:pgSz w:w="12240" w:h="15840" w:orient="portrait"/>
       <w:pgMar w:top="1440" w:right="1440" w:bottom="1440" w:left="1440" w:header="708" w:footer="708" w:gutter="0"/>

--- a/Lab4_Weather_Monitoring_Report.docx
+++ b/Lab4_Weather_Monitoring_Report.docx
@@ -1292,6 +1292,163 @@
           <w:color w:val="000000"/>
         </w:rPr>
         <w:t xml:space="preserve">The schema was loaded from db/schema.sql, creating the weather_monitoring database and the weather_readings table. Table presence was confirmed with \dt, returning weather_readings.</w:t>
+      </w:r>
+    </w:p>
+    <w:p>
+      <w:pPr>
+        <w:pStyle w:val="Heading2"/>
+        <w:spacing w:after="120" w:before="240"/>
+      </w:pPr>
+      <w:r>
+        <w:rPr>
+          <w:rFonts w:ascii="Calibri" w:cs="Calibri" w:eastAsia="Calibri" w:hAnsi="Calibri"/>
+          <w:b/>
+          <w:bCs/>
+          <w:color w:val="000000"/>
+        </w:rPr>
+        <w:t xml:space="preserve">2.4 Kubernetes host environment</w:t>
+      </w:r>
+    </w:p>
+    <w:p>
+      <w:pPr>
+        <w:spacing w:after="160" w:line="276"/>
+      </w:pPr>
+      <w:r>
+        <w:rPr>
+          <w:rFonts w:ascii="Calibri" w:cs="Calibri" w:eastAsia="Calibri" w:hAnsi="Calibri"/>
+          <w:color w:val="000000"/>
+        </w:rPr>
+        <w:t xml:space="preserve">The mandatory Kubernetes deployment described in Section 8 was built and run on a separate machine from the WSL development environment above. Sections 2.1 to 2.3 describe where the code was written; this subsection describes where the cluster was actually deployed and verified.</w:t>
+      </w:r>
+    </w:p>
+    <w:p>
+      <w:pPr>
+        <w:pStyle w:val="ListParagraph"/>
+        <w:numPr>
+          <w:ilvl w:val="0"/>
+          <w:numId w:val="2"/>
+        </w:numPr>
+        <w:spacing w:after="80"/>
+      </w:pPr>
+      <w:r>
+        <w:rPr>
+          <w:rFonts w:ascii="Calibri" w:cs="Calibri" w:eastAsia="Calibri" w:hAnsi="Calibri"/>
+          <w:color w:val="000000"/>
+        </w:rPr>
+        <w:t xml:space="preserve">Host: macOS 26.3 on Apple Silicon (arm64).</w:t>
+      </w:r>
+    </w:p>
+    <w:p>
+      <w:pPr>
+        <w:pStyle w:val="ListParagraph"/>
+        <w:numPr>
+          <w:ilvl w:val="0"/>
+          <w:numId w:val="2"/>
+        </w:numPr>
+        <w:spacing w:after="80"/>
+      </w:pPr>
+      <w:r>
+        <w:rPr>
+          <w:rFonts w:ascii="Calibri" w:cs="Calibri" w:eastAsia="Calibri" w:hAnsi="Calibri"/>
+          <w:color w:val="000000"/>
+        </w:rPr>
+        <w:t xml:space="preserve">Docker Engine 29.2.1, supplied by Docker Desktop.</w:t>
+      </w:r>
+    </w:p>
+    <w:p>
+      <w:pPr>
+        <w:pStyle w:val="ListParagraph"/>
+        <w:numPr>
+          <w:ilvl w:val="0"/>
+          <w:numId w:val="2"/>
+        </w:numPr>
+        <w:spacing w:after="80"/>
+      </w:pPr>
+      <w:r>
+        <w:rPr>
+          <w:rFonts w:ascii="Calibri" w:cs="Calibri" w:eastAsia="Calibri" w:hAnsi="Calibri"/>
+          <w:color w:val="000000"/>
+        </w:rPr>
+        <w:t xml:space="preserve">minikube v1.38.1, docker driver, started with 4 CPUs and 6144 MB.</w:t>
+      </w:r>
+    </w:p>
+    <w:p>
+      <w:pPr>
+        <w:pStyle w:val="ListParagraph"/>
+        <w:numPr>
+          <w:ilvl w:val="0"/>
+          <w:numId w:val="2"/>
+        </w:numPr>
+        <w:spacing w:after="80"/>
+      </w:pPr>
+      <w:r>
+        <w:rPr>
+          <w:rFonts w:ascii="Calibri" w:cs="Calibri" w:eastAsia="Calibri" w:hAnsi="Calibri"/>
+          <w:color w:val="000000"/>
+        </w:rPr>
+        <w:t xml:space="preserve">Kubernetes v1.35.1 (server); kubectl v1.36.4 (client).</w:t>
+      </w:r>
+    </w:p>
+    <w:p>
+      <w:pPr>
+        <w:pStyle w:val="ListParagraph"/>
+        <w:numPr>
+          <w:ilvl w:val="0"/>
+          <w:numId w:val="2"/>
+        </w:numPr>
+        <w:spacing w:after="80"/>
+      </w:pPr>
+      <w:r>
+        <w:rPr>
+          <w:rFonts w:ascii="Calibri" w:cs="Calibri" w:eastAsia="Calibri" w:hAnsi="Calibri"/>
+          <w:color w:val="000000"/>
+        </w:rPr>
+        <w:t xml:space="preserve">Apache Maven 3.9.16 for local builds. The container images build Java 17 internally from maven:3.9.9-eclipse-temurin-17, so the host JDK version does not affect the deployed artifacts.</w:t>
+      </w:r>
+    </w:p>
+    <w:p>
+      <w:pPr>
+        <w:spacing w:after="160" w:line="276"/>
+      </w:pPr>
+      <w:r>
+        <w:rPr>
+          <w:rFonts w:ascii="Calibri" w:cs="Calibri" w:eastAsia="Calibri" w:hAnsi="Calibri"/>
+          <w:color w:val="000000"/>
+        </w:rPr>
+        <w:t xml:space="preserve">All five images used by the deployment publish linux/arm64 variants, so the cluster runs natively on Apple Silicon with no emulation. The cluster was started with:</w:t>
+      </w:r>
+    </w:p>
+    <w:p>
+      <w:pPr>
+        <w:pBdr>
+          <w:top w:val="single" w:color="999999" w:sz="4"/>
+          <w:left w:val="single" w:color="999999" w:sz="4"/>
+          <w:bottom w:val="single" w:color="999999" w:sz="4"/>
+          <w:right w:val="single" w:color="999999" w:sz="4"/>
+        </w:pBdr>
+        <w:shd w:fill="F2F2F2" w:val="clear"/>
+        <w:spacing w:after="200" w:before="100"/>
+      </w:pPr>
+      <w:r>
+        <w:rPr>
+          <w:rFonts w:ascii="Consolas" w:cs="Consolas" w:eastAsia="Consolas" w:hAnsi="Consolas"/>
+          <w:color w:val="000000"/>
+          <w:sz w:val="18"/>
+          <w:szCs w:val="18"/>
+        </w:rPr>
+        <w:t xml:space="preserve">minikube start --cpus=4 --memory=6g</w:t>
+      </w:r>
+    </w:p>
+    <w:p>
+      <w:pPr>
+        <w:spacing w:after="160" w:line="276"/>
+      </w:pPr>
+      <w:r>
+        <w:rPr>
+          <w:rFonts w:ascii="Calibri" w:cs="Calibri" w:eastAsia="Calibri" w:hAnsi="Calibri"/>
+          <w:color w:val="000000"/>
+        </w:rPr>
+        <w:t xml:space="preserve">The memory flag is required rather than optional: the pods request roughly 2.3 GiB in total, which minikube's 2 GiB default cannot schedule.</w:t>
       </w:r>
     </w:p>
     <w:p>
@@ -5368,30 +5525,437 @@
     </w:p>
     <w:p>
       <w:pPr>
-        <w:pBdr>
-          <w:top w:val="single" w:color="C00000" w:sz="4"/>
-          <w:left w:val="single" w:color="C00000" w:sz="4"/>
-          <w:bottom w:val="single" w:color="C00000" w:sz="4"/>
-          <w:right w:val="single" w:color="C00000" w:sz="4"/>
-        </w:pBdr>
-        <w:shd w:fill="FDEDED" w:val="clear"/>
-        <w:spacing w:after="200" w:before="100"/>
+        <w:spacing w:after="160" w:line="276"/>
+      </w:pPr>
+      <w:r>
+        <w:rPr>
+          <w:rFonts w:ascii="Calibri" w:cs="Calibri" w:eastAsia="Calibri" w:hAnsi="Calibri"/>
+          <w:color w:val="000000"/>
+        </w:rPr>
+        <w:t xml:space="preserve">Capture the following while the cluster is running. Each figure below is a placeholder; paste the corresponding screenshot into it and delete this instruction paragraph before submitting.</w:t>
+      </w:r>
+    </w:p>
+    <w:p>
+      <w:pPr>
+        <w:keepNext/>
+        <w:spacing w:after="60" w:before="280"/>
       </w:pPr>
       <w:r>
         <w:rPr>
           <w:rFonts w:ascii="Calibri" w:cs="Calibri" w:eastAsia="Calibri" w:hAnsi="Calibri"/>
           <w:b/>
           <w:bCs/>
-          <w:color w:val="C00000"/>
-        </w:rPr>
-        <w:t xml:space="preserve">INSERT EVIDENCE: </w:t>
-      </w:r>
-      <w:r>
-        <w:rPr>
-          <w:rFonts w:ascii="Calibri" w:cs="Calibri" w:eastAsia="Calibri" w:hAnsi="Calibri"/>
-          <w:color w:val="C00000"/>
-        </w:rPr>
-        <w:t xml:space="preserve">kubectl get pods showing all ten weather-station pods plus Kafka, ZooKeeper, PostgreSQL, the Central Station and the rain detector in Running state; central station logs showing 'Persisted batch of N readings'; kafka-console-consumer output from both weather-readings and rain-alerts; and the per-station row counts from PostgreSQL confirming all ten station IDs are present.</w:t>
+          <w:color w:val="000000"/>
+          <w:sz w:val="20"/>
+          <w:szCs w:val="20"/>
+        </w:rPr>
+        <w:t xml:space="preserve">Figure 1 — minikube start and kubectl get nodes, showing the cluster Ready</w:t>
+      </w:r>
+    </w:p>
+    <w:p>
+      <w:pPr>
+        <w:pBdr>
+          <w:top w:val="dashed" w:color="A6A6A6" w:sz="6"/>
+          <w:left w:val="dashed" w:color="A6A6A6" w:sz="6"/>
+          <w:bottom w:val="dashed" w:color="A6A6A6" w:sz="6"/>
+          <w:right w:val="dashed" w:color="A6A6A6" w:sz="6"/>
+        </w:pBdr>
+        <w:shd w:fill="FAFAFA" w:val="clear"/>
+        <w:spacing w:before="120" w:after="240"/>
+        <w:jc w:val="center"/>
+      </w:pPr>
+      <w:r>
+        <w:rPr>
+          <w:rFonts w:ascii="Calibri" w:cs="Calibri" w:eastAsia="Calibri" w:hAnsi="Calibri"/>
+          <w:i/>
+          <w:iCs/>
+          <w:color w:val="808080"/>
+          <w:sz w:val="20"/>
+          <w:szCs w:val="20"/>
+        </w:rPr>
+        <w:br/>
+        <w:br/>
+        <w:br/>
+        <w:t xml:space="preserve">[ paste screenshot here ]</w:t>
+        <w:br/>
+        <w:br/>
+        <w:br/>
+      </w:r>
+    </w:p>
+    <w:p>
+      <w:pPr>
+        <w:keepNext/>
+        <w:spacing w:after="60" w:before="280"/>
+      </w:pPr>
+      <w:r>
+        <w:rPr>
+          <w:rFonts w:ascii="Calibri" w:cs="Calibri" w:eastAsia="Calibri" w:hAnsi="Calibri"/>
+          <w:b/>
+          <w:bCs/>
+          <w:color w:val="000000"/>
+          <w:sz w:val="20"/>
+          <w:szCs w:val="20"/>
+        </w:rPr>
+        <w:t xml:space="preserve">Figure 2 — kubectl -n weather-monitoring get pods -o wide, showing all ten weather-station pods plus Kafka, ZooKeeper, PostgreSQL, the Central Station and the rain detector in Running state</w:t>
+      </w:r>
+    </w:p>
+    <w:p>
+      <w:pPr>
+        <w:pBdr>
+          <w:top w:val="dashed" w:color="A6A6A6" w:sz="6"/>
+          <w:left w:val="dashed" w:color="A6A6A6" w:sz="6"/>
+          <w:bottom w:val="dashed" w:color="A6A6A6" w:sz="6"/>
+          <w:right w:val="dashed" w:color="A6A6A6" w:sz="6"/>
+        </w:pBdr>
+        <w:shd w:fill="FAFAFA" w:val="clear"/>
+        <w:spacing w:before="120" w:after="240"/>
+        <w:jc w:val="center"/>
+      </w:pPr>
+      <w:r>
+        <w:rPr>
+          <w:rFonts w:ascii="Calibri" w:cs="Calibri" w:eastAsia="Calibri" w:hAnsi="Calibri"/>
+          <w:i/>
+          <w:iCs/>
+          <w:color w:val="808080"/>
+          <w:sz w:val="20"/>
+          <w:szCs w:val="20"/>
+        </w:rPr>
+        <w:br/>
+        <w:br/>
+        <w:br/>
+        <w:t xml:space="preserve">[ paste screenshot here ]</w:t>
+        <w:br/>
+        <w:br/>
+        <w:br/>
+      </w:r>
+    </w:p>
+    <w:p>
+      <w:pPr>
+        <w:keepNext/>
+        <w:spacing w:after="60" w:before="280"/>
+      </w:pPr>
+      <w:r>
+        <w:rPr>
+          <w:rFonts w:ascii="Calibri" w:cs="Calibri" w:eastAsia="Calibri" w:hAnsi="Calibri"/>
+          <w:b/>
+          <w:bCs/>
+          <w:color w:val="000000"/>
+          <w:sz w:val="20"/>
+          <w:szCs w:val="20"/>
+        </w:rPr>
+        <w:t xml:space="preserve">Figure 3 — Weather station pod logs, showing per-second sends and occasional DROPPED messages</w:t>
+      </w:r>
+    </w:p>
+    <w:p>
+      <w:pPr>
+        <w:pBdr>
+          <w:top w:val="dashed" w:color="A6A6A6" w:sz="6"/>
+          <w:left w:val="dashed" w:color="A6A6A6" w:sz="6"/>
+          <w:bottom w:val="dashed" w:color="A6A6A6" w:sz="6"/>
+          <w:right w:val="dashed" w:color="A6A6A6" w:sz="6"/>
+        </w:pBdr>
+        <w:shd w:fill="FAFAFA" w:val="clear"/>
+        <w:spacing w:before="120" w:after="240"/>
+        <w:jc w:val="center"/>
+      </w:pPr>
+      <w:r>
+        <w:rPr>
+          <w:rFonts w:ascii="Calibri" w:cs="Calibri" w:eastAsia="Calibri" w:hAnsi="Calibri"/>
+          <w:i/>
+          <w:iCs/>
+          <w:color w:val="808080"/>
+          <w:sz w:val="20"/>
+          <w:szCs w:val="20"/>
+        </w:rPr>
+        <w:br/>
+        <w:br/>
+        <w:br/>
+        <w:t xml:space="preserve">[ paste screenshot here ]</w:t>
+        <w:br/>
+        <w:br/>
+        <w:br/>
+      </w:r>
+    </w:p>
+    <w:p>
+      <w:pPr>
+        <w:keepNext/>
+        <w:spacing w:after="60" w:before="280"/>
+      </w:pPr>
+      <w:r>
+        <w:rPr>
+          <w:rFonts w:ascii="Calibri" w:cs="Calibri" w:eastAsia="Calibri" w:hAnsi="Calibri"/>
+          <w:b/>
+          <w:bCs/>
+          <w:color w:val="000000"/>
+          <w:sz w:val="20"/>
+          <w:szCs w:val="20"/>
+        </w:rPr>
+        <w:t xml:space="preserve">Figure 4 — Central Station pod logs, showing 'Persisted batch of N readings'</w:t>
+      </w:r>
+    </w:p>
+    <w:p>
+      <w:pPr>
+        <w:pBdr>
+          <w:top w:val="dashed" w:color="A6A6A6" w:sz="6"/>
+          <w:left w:val="dashed" w:color="A6A6A6" w:sz="6"/>
+          <w:bottom w:val="dashed" w:color="A6A6A6" w:sz="6"/>
+          <w:right w:val="dashed" w:color="A6A6A6" w:sz="6"/>
+        </w:pBdr>
+        <w:shd w:fill="FAFAFA" w:val="clear"/>
+        <w:spacing w:before="120" w:after="240"/>
+        <w:jc w:val="center"/>
+      </w:pPr>
+      <w:r>
+        <w:rPr>
+          <w:rFonts w:ascii="Calibri" w:cs="Calibri" w:eastAsia="Calibri" w:hAnsi="Calibri"/>
+          <w:i/>
+          <w:iCs/>
+          <w:color w:val="808080"/>
+          <w:sz w:val="20"/>
+          <w:szCs w:val="20"/>
+        </w:rPr>
+        <w:br/>
+        <w:br/>
+        <w:br/>
+        <w:t xml:space="preserve">[ paste screenshot here ]</w:t>
+        <w:br/>
+        <w:br/>
+        <w:br/>
+      </w:r>
+    </w:p>
+    <w:p>
+      <w:pPr>
+        <w:keepNext/>
+        <w:spacing w:after="60" w:before="280"/>
+      </w:pPr>
+      <w:r>
+        <w:rPr>
+          <w:rFonts w:ascii="Calibri" w:cs="Calibri" w:eastAsia="Calibri" w:hAnsi="Calibri"/>
+          <w:b/>
+          <w:bCs/>
+          <w:color w:val="000000"/>
+          <w:sz w:val="20"/>
+          <w:szCs w:val="20"/>
+        </w:rPr>
+        <w:t xml:space="preserve">Figure 5 — kafka-console-consumer output from the weather-readings topic</w:t>
+      </w:r>
+    </w:p>
+    <w:p>
+      <w:pPr>
+        <w:pBdr>
+          <w:top w:val="dashed" w:color="A6A6A6" w:sz="6"/>
+          <w:left w:val="dashed" w:color="A6A6A6" w:sz="6"/>
+          <w:bottom w:val="dashed" w:color="A6A6A6" w:sz="6"/>
+          <w:right w:val="dashed" w:color="A6A6A6" w:sz="6"/>
+        </w:pBdr>
+        <w:shd w:fill="FAFAFA" w:val="clear"/>
+        <w:spacing w:before="120" w:after="240"/>
+        <w:jc w:val="center"/>
+      </w:pPr>
+      <w:r>
+        <w:rPr>
+          <w:rFonts w:ascii="Calibri" w:cs="Calibri" w:eastAsia="Calibri" w:hAnsi="Calibri"/>
+          <w:i/>
+          <w:iCs/>
+          <w:color w:val="808080"/>
+          <w:sz w:val="20"/>
+          <w:szCs w:val="20"/>
+        </w:rPr>
+        <w:br/>
+        <w:br/>
+        <w:br/>
+        <w:t xml:space="preserve">[ paste screenshot here ]</w:t>
+        <w:br/>
+        <w:br/>
+        <w:br/>
+      </w:r>
+    </w:p>
+    <w:p>
+      <w:pPr>
+        <w:keepNext/>
+        <w:spacing w:after="60" w:before="280"/>
+      </w:pPr>
+      <w:r>
+        <w:rPr>
+          <w:rFonts w:ascii="Calibri" w:cs="Calibri" w:eastAsia="Calibri" w:hAnsi="Calibri"/>
+          <w:b/>
+          <w:bCs/>
+          <w:color w:val="000000"/>
+          <w:sz w:val="20"/>
+          <w:szCs w:val="20"/>
+        </w:rPr>
+        <w:t xml:space="preserve">Figure 6 — kafka-console-consumer output from the rain-alerts topic, with every humidity above 70</w:t>
+      </w:r>
+    </w:p>
+    <w:p>
+      <w:pPr>
+        <w:pBdr>
+          <w:top w:val="dashed" w:color="A6A6A6" w:sz="6"/>
+          <w:left w:val="dashed" w:color="A6A6A6" w:sz="6"/>
+          <w:bottom w:val="dashed" w:color="A6A6A6" w:sz="6"/>
+          <w:right w:val="dashed" w:color="A6A6A6" w:sz="6"/>
+        </w:pBdr>
+        <w:shd w:fill="FAFAFA" w:val="clear"/>
+        <w:spacing w:before="120" w:after="240"/>
+        <w:jc w:val="center"/>
+      </w:pPr>
+      <w:r>
+        <w:rPr>
+          <w:rFonts w:ascii="Calibri" w:cs="Calibri" w:eastAsia="Calibri" w:hAnsi="Calibri"/>
+          <w:i/>
+          <w:iCs/>
+          <w:color w:val="808080"/>
+          <w:sz w:val="20"/>
+          <w:szCs w:val="20"/>
+        </w:rPr>
+        <w:br/>
+        <w:br/>
+        <w:br/>
+        <w:t xml:space="preserve">[ paste screenshot here ]</w:t>
+        <w:br/>
+        <w:br/>
+        <w:br/>
+      </w:r>
+    </w:p>
+    <w:p>
+      <w:pPr>
+        <w:keepNext/>
+        <w:spacing w:after="60" w:before="280"/>
+      </w:pPr>
+      <w:r>
+        <w:rPr>
+          <w:rFonts w:ascii="Calibri" w:cs="Calibri" w:eastAsia="Calibri" w:hAnsi="Calibri"/>
+          <w:b/>
+          <w:bCs/>
+          <w:color w:val="000000"/>
+          <w:sz w:val="20"/>
+          <w:szCs w:val="20"/>
+        </w:rPr>
+        <w:t xml:space="preserve">Figure 7 — Per-station row counts from PostgreSQL, confirming all ten station IDs are present</w:t>
+      </w:r>
+    </w:p>
+    <w:p>
+      <w:pPr>
+        <w:pBdr>
+          <w:top w:val="dashed" w:color="A6A6A6" w:sz="6"/>
+          <w:left w:val="dashed" w:color="A6A6A6" w:sz="6"/>
+          <w:bottom w:val="dashed" w:color="A6A6A6" w:sz="6"/>
+          <w:right w:val="dashed" w:color="A6A6A6" w:sz="6"/>
+        </w:pBdr>
+        <w:shd w:fill="FAFAFA" w:val="clear"/>
+        <w:spacing w:before="120" w:after="240"/>
+        <w:jc w:val="center"/>
+      </w:pPr>
+      <w:r>
+        <w:rPr>
+          <w:rFonts w:ascii="Calibri" w:cs="Calibri" w:eastAsia="Calibri" w:hAnsi="Calibri"/>
+          <w:i/>
+          <w:iCs/>
+          <w:color w:val="808080"/>
+          <w:sz w:val="20"/>
+          <w:szCs w:val="20"/>
+        </w:rPr>
+        <w:br/>
+        <w:br/>
+        <w:br/>
+        <w:t xml:space="preserve">[ paste screenshot here ]</w:t>
+        <w:br/>
+        <w:br/>
+        <w:br/>
+      </w:r>
+    </w:p>
+    <w:p>
+      <w:pPr>
+        <w:keepNext/>
+        <w:spacing w:after="60" w:before="280"/>
+      </w:pPr>
+      <w:r>
+        <w:rPr>
+          <w:rFonts w:ascii="Calibri" w:cs="Calibri" w:eastAsia="Calibri" w:hAnsi="Calibri"/>
+          <w:b/>
+          <w:bCs/>
+          <w:color w:val="000000"/>
+          <w:sz w:val="20"/>
+          <w:szCs w:val="20"/>
+        </w:rPr>
+        <w:t xml:space="preserve">Figure 8 — Part E query 1 — battery status distribution per station, trending towards 30/40/30</w:t>
+      </w:r>
+    </w:p>
+    <w:p>
+      <w:pPr>
+        <w:pBdr>
+          <w:top w:val="dashed" w:color="A6A6A6" w:sz="6"/>
+          <w:left w:val="dashed" w:color="A6A6A6" w:sz="6"/>
+          <w:bottom w:val="dashed" w:color="A6A6A6" w:sz="6"/>
+          <w:right w:val="dashed" w:color="A6A6A6" w:sz="6"/>
+        </w:pBdr>
+        <w:shd w:fill="FAFAFA" w:val="clear"/>
+        <w:spacing w:before="120" w:after="240"/>
+        <w:jc w:val="center"/>
+      </w:pPr>
+      <w:r>
+        <w:rPr>
+          <w:rFonts w:ascii="Calibri" w:cs="Calibri" w:eastAsia="Calibri" w:hAnsi="Calibri"/>
+          <w:i/>
+          <w:iCs/>
+          <w:color w:val="808080"/>
+          <w:sz w:val="20"/>
+          <w:szCs w:val="20"/>
+        </w:rPr>
+        <w:br/>
+        <w:br/>
+        <w:br/>
+        <w:t xml:space="preserve">[ paste screenshot here ]</w:t>
+        <w:br/>
+        <w:br/>
+        <w:br/>
+      </w:r>
+    </w:p>
+    <w:p>
+      <w:pPr>
+        <w:keepNext/>
+        <w:spacing w:after="60" w:before="280"/>
+      </w:pPr>
+      <w:r>
+        <w:rPr>
+          <w:rFonts w:ascii="Calibri" w:cs="Calibri" w:eastAsia="Calibri" w:hAnsi="Calibri"/>
+          <w:b/>
+          <w:bCs/>
+          <w:color w:val="000000"/>
+          <w:sz w:val="20"/>
+          <w:szCs w:val="20"/>
+        </w:rPr>
+        <w:t xml:space="preserve">Figure 9 — Part E query 2 — expected vs received messages per station, trending towards a 10% drop rate</w:t>
+      </w:r>
+    </w:p>
+    <w:p>
+      <w:pPr>
+        <w:pBdr>
+          <w:top w:val="dashed" w:color="A6A6A6" w:sz="6"/>
+          <w:left w:val="dashed" w:color="A6A6A6" w:sz="6"/>
+          <w:bottom w:val="dashed" w:color="A6A6A6" w:sz="6"/>
+          <w:right w:val="dashed" w:color="A6A6A6" w:sz="6"/>
+        </w:pBdr>
+        <w:shd w:fill="FAFAFA" w:val="clear"/>
+        <w:spacing w:before="120" w:after="240"/>
+        <w:jc w:val="center"/>
+      </w:pPr>
+      <w:r>
+        <w:rPr>
+          <w:rFonts w:ascii="Calibri" w:cs="Calibri" w:eastAsia="Calibri" w:hAnsi="Calibri"/>
+          <w:i/>
+          <w:iCs/>
+          <w:color w:val="808080"/>
+          <w:sz w:val="20"/>
+          <w:szCs w:val="20"/>
+        </w:rPr>
+        <w:br/>
+        <w:br/>
+        <w:br/>
+        <w:t xml:space="preserve">[ paste screenshot here ]</w:t>
+        <w:br/>
+        <w:br/>
+        <w:br/>
       </w:r>
     </w:p>
     <w:p>
@@ -5803,30 +6367,437 @@
     </w:p>
     <w:p>
       <w:pPr>
-        <w:pBdr>
-          <w:top w:val="single" w:color="C00000" w:sz="4"/>
-          <w:left w:val="single" w:color="C00000" w:sz="4"/>
-          <w:bottom w:val="single" w:color="C00000" w:sz="4"/>
-          <w:right w:val="single" w:color="C00000" w:sz="4"/>
-        </w:pBdr>
-        <w:shd w:fill="FDEDED" w:val="clear"/>
-        <w:spacing w:after="200" w:before="100"/>
+        <w:spacing w:after="160" w:line="276"/>
+      </w:pPr>
+      <w:r>
+        <w:rPr>
+          <w:rFonts w:ascii="Calibri" w:cs="Calibri" w:eastAsia="Calibri" w:hAnsi="Calibri"/>
+          <w:color w:val="000000"/>
+        </w:rPr>
+        <w:t xml:space="preserve">Capture the following while both instances are running. Each figure below is a placeholder; paste the corresponding screenshot into it and delete this instruction paragraph before submitting.</w:t>
+      </w:r>
+    </w:p>
+    <w:p>
+      <w:pPr>
+        <w:keepNext/>
+        <w:spacing w:after="60" w:before="280"/>
       </w:pPr>
       <w:r>
         <w:rPr>
           <w:rFonts w:ascii="Calibri" w:cs="Calibri" w:eastAsia="Calibri" w:hAnsi="Calibri"/>
           <w:b/>
           <w:bCs/>
-          <w:color w:val="C00000"/>
-        </w:rPr>
-        <w:t xml:space="preserve">INSERT EVIDENCE: </w:t>
-      </w:r>
-      <w:r>
-        <w:rPr>
-          <w:rFonts w:ascii="Calibri" w:cs="Calibri" w:eastAsia="Calibri" w:hAnsi="Calibri"/>
-          <w:color w:val="C00000"/>
-        </w:rPr>
-        <w:t xml:space="preserve">EC2 console showing both instances running with their types and availability zones; the inbound rules of both security groups; the Aiven service overview and its allowed-IP list; docker compose ps on each VM; station logs showing sends and drops; central station logs showing 'Persisted batch of N readings', which is the proof of connectivity to the managed database; kafka-console-consumer output for both topics; and the Part E query results run against Aiven.</w:t>
+          <w:color w:val="000000"/>
+          <w:sz w:val="20"/>
+          <w:szCs w:val="20"/>
+        </w:rPr>
+        <w:t xml:space="preserve">Figure 10 — EC2 console showing both instances running, with instance types and availability zones</w:t>
+      </w:r>
+    </w:p>
+    <w:p>
+      <w:pPr>
+        <w:pBdr>
+          <w:top w:val="dashed" w:color="A6A6A6" w:sz="6"/>
+          <w:left w:val="dashed" w:color="A6A6A6" w:sz="6"/>
+          <w:bottom w:val="dashed" w:color="A6A6A6" w:sz="6"/>
+          <w:right w:val="dashed" w:color="A6A6A6" w:sz="6"/>
+        </w:pBdr>
+        <w:shd w:fill="FAFAFA" w:val="clear"/>
+        <w:spacing w:before="120" w:after="240"/>
+        <w:jc w:val="center"/>
+      </w:pPr>
+      <w:r>
+        <w:rPr>
+          <w:rFonts w:ascii="Calibri" w:cs="Calibri" w:eastAsia="Calibri" w:hAnsi="Calibri"/>
+          <w:i/>
+          <w:iCs/>
+          <w:color w:val="808080"/>
+          <w:sz w:val="20"/>
+          <w:szCs w:val="20"/>
+        </w:rPr>
+        <w:br/>
+        <w:br/>
+        <w:br/>
+        <w:t xml:space="preserve">[ paste screenshot here ]</w:t>
+        <w:br/>
+        <w:br/>
+        <w:br/>
+      </w:r>
+    </w:p>
+    <w:p>
+      <w:pPr>
+        <w:keepNext/>
+        <w:spacing w:after="60" w:before="280"/>
+      </w:pPr>
+      <w:r>
+        <w:rPr>
+          <w:rFonts w:ascii="Calibri" w:cs="Calibri" w:eastAsia="Calibri" w:hAnsi="Calibri"/>
+          <w:b/>
+          <w:bCs/>
+          <w:color w:val="000000"/>
+          <w:sz w:val="20"/>
+          <w:szCs w:val="20"/>
+        </w:rPr>
+        <w:t xml:space="preserve">Figure 11 — Inbound rules of both security groups, showing port 9092 restricted to the stations' group</w:t>
+      </w:r>
+    </w:p>
+    <w:p>
+      <w:pPr>
+        <w:pBdr>
+          <w:top w:val="dashed" w:color="A6A6A6" w:sz="6"/>
+          <w:left w:val="dashed" w:color="A6A6A6" w:sz="6"/>
+          <w:bottom w:val="dashed" w:color="A6A6A6" w:sz="6"/>
+          <w:right w:val="dashed" w:color="A6A6A6" w:sz="6"/>
+        </w:pBdr>
+        <w:shd w:fill="FAFAFA" w:val="clear"/>
+        <w:spacing w:before="120" w:after="240"/>
+        <w:jc w:val="center"/>
+      </w:pPr>
+      <w:r>
+        <w:rPr>
+          <w:rFonts w:ascii="Calibri" w:cs="Calibri" w:eastAsia="Calibri" w:hAnsi="Calibri"/>
+          <w:i/>
+          <w:iCs/>
+          <w:color w:val="808080"/>
+          <w:sz w:val="20"/>
+          <w:szCs w:val="20"/>
+        </w:rPr>
+        <w:br/>
+        <w:br/>
+        <w:br/>
+        <w:t xml:space="preserve">[ paste screenshot here ]</w:t>
+        <w:br/>
+        <w:br/>
+        <w:br/>
+      </w:r>
+    </w:p>
+    <w:p>
+      <w:pPr>
+        <w:keepNext/>
+        <w:spacing w:after="60" w:before="280"/>
+      </w:pPr>
+      <w:r>
+        <w:rPr>
+          <w:rFonts w:ascii="Calibri" w:cs="Calibri" w:eastAsia="Calibri" w:hAnsi="Calibri"/>
+          <w:b/>
+          <w:bCs/>
+          <w:color w:val="000000"/>
+          <w:sz w:val="20"/>
+          <w:szCs w:val="20"/>
+        </w:rPr>
+        <w:t xml:space="preserve">Figure 12 — Aiven service overview, showing plan, region and Running status</w:t>
+      </w:r>
+    </w:p>
+    <w:p>
+      <w:pPr>
+        <w:pBdr>
+          <w:top w:val="dashed" w:color="A6A6A6" w:sz="6"/>
+          <w:left w:val="dashed" w:color="A6A6A6" w:sz="6"/>
+          <w:bottom w:val="dashed" w:color="A6A6A6" w:sz="6"/>
+          <w:right w:val="dashed" w:color="A6A6A6" w:sz="6"/>
+        </w:pBdr>
+        <w:shd w:fill="FAFAFA" w:val="clear"/>
+        <w:spacing w:before="120" w:after="240"/>
+        <w:jc w:val="center"/>
+      </w:pPr>
+      <w:r>
+        <w:rPr>
+          <w:rFonts w:ascii="Calibri" w:cs="Calibri" w:eastAsia="Calibri" w:hAnsi="Calibri"/>
+          <w:i/>
+          <w:iCs/>
+          <w:color w:val="808080"/>
+          <w:sz w:val="20"/>
+          <w:szCs w:val="20"/>
+        </w:rPr>
+        <w:br/>
+        <w:br/>
+        <w:br/>
+        <w:t xml:space="preserve">[ paste screenshot here ]</w:t>
+        <w:br/>
+        <w:br/>
+        <w:br/>
+      </w:r>
+    </w:p>
+    <w:p>
+      <w:pPr>
+        <w:keepNext/>
+        <w:spacing w:after="60" w:before="280"/>
+      </w:pPr>
+      <w:r>
+        <w:rPr>
+          <w:rFonts w:ascii="Calibri" w:cs="Calibri" w:eastAsia="Calibri" w:hAnsi="Calibri"/>
+          <w:b/>
+          <w:bCs/>
+          <w:color w:val="000000"/>
+          <w:sz w:val="20"/>
+          <w:szCs w:val="20"/>
+        </w:rPr>
+        <w:t xml:space="preserve">Figure 13 — Aiven allowed IP addresses, listing only the central VM</w:t>
+      </w:r>
+    </w:p>
+    <w:p>
+      <w:pPr>
+        <w:pBdr>
+          <w:top w:val="dashed" w:color="A6A6A6" w:sz="6"/>
+          <w:left w:val="dashed" w:color="A6A6A6" w:sz="6"/>
+          <w:bottom w:val="dashed" w:color="A6A6A6" w:sz="6"/>
+          <w:right w:val="dashed" w:color="A6A6A6" w:sz="6"/>
+        </w:pBdr>
+        <w:shd w:fill="FAFAFA" w:val="clear"/>
+        <w:spacing w:before="120" w:after="240"/>
+        <w:jc w:val="center"/>
+      </w:pPr>
+      <w:r>
+        <w:rPr>
+          <w:rFonts w:ascii="Calibri" w:cs="Calibri" w:eastAsia="Calibri" w:hAnsi="Calibri"/>
+          <w:i/>
+          <w:iCs/>
+          <w:color w:val="808080"/>
+          <w:sz w:val="20"/>
+          <w:szCs w:val="20"/>
+        </w:rPr>
+        <w:br/>
+        <w:br/>
+        <w:br/>
+        <w:t xml:space="preserve">[ paste screenshot here ]</w:t>
+        <w:br/>
+        <w:br/>
+        <w:br/>
+      </w:r>
+    </w:p>
+    <w:p>
+      <w:pPr>
+        <w:keepNext/>
+        <w:spacing w:after="60" w:before="280"/>
+      </w:pPr>
+      <w:r>
+        <w:rPr>
+          <w:rFonts w:ascii="Calibri" w:cs="Calibri" w:eastAsia="Calibri" w:hAnsi="Calibri"/>
+          <w:b/>
+          <w:bCs/>
+          <w:color w:val="000000"/>
+          <w:sz w:val="20"/>
+          <w:szCs w:val="20"/>
+        </w:rPr>
+        <w:t xml:space="preserve">Figure 14 — docker compose ps on the Weather Stations VM, showing all ten station containers up</w:t>
+      </w:r>
+    </w:p>
+    <w:p>
+      <w:pPr>
+        <w:pBdr>
+          <w:top w:val="dashed" w:color="A6A6A6" w:sz="6"/>
+          <w:left w:val="dashed" w:color="A6A6A6" w:sz="6"/>
+          <w:bottom w:val="dashed" w:color="A6A6A6" w:sz="6"/>
+          <w:right w:val="dashed" w:color="A6A6A6" w:sz="6"/>
+        </w:pBdr>
+        <w:shd w:fill="FAFAFA" w:val="clear"/>
+        <w:spacing w:before="120" w:after="240"/>
+        <w:jc w:val="center"/>
+      </w:pPr>
+      <w:r>
+        <w:rPr>
+          <w:rFonts w:ascii="Calibri" w:cs="Calibri" w:eastAsia="Calibri" w:hAnsi="Calibri"/>
+          <w:i/>
+          <w:iCs/>
+          <w:color w:val="808080"/>
+          <w:sz w:val="20"/>
+          <w:szCs w:val="20"/>
+        </w:rPr>
+        <w:br/>
+        <w:br/>
+        <w:br/>
+        <w:t xml:space="preserve">[ paste screenshot here ]</w:t>
+        <w:br/>
+        <w:br/>
+        <w:br/>
+      </w:r>
+    </w:p>
+    <w:p>
+      <w:pPr>
+        <w:keepNext/>
+        <w:spacing w:after="60" w:before="280"/>
+      </w:pPr>
+      <w:r>
+        <w:rPr>
+          <w:rFonts w:ascii="Calibri" w:cs="Calibri" w:eastAsia="Calibri" w:hAnsi="Calibri"/>
+          <w:b/>
+          <w:bCs/>
+          <w:color w:val="000000"/>
+          <w:sz w:val="20"/>
+          <w:szCs w:val="20"/>
+        </w:rPr>
+        <w:t xml:space="preserve">Figure 15 — docker compose ps on the Central Base Station VM</w:t>
+      </w:r>
+    </w:p>
+    <w:p>
+      <w:pPr>
+        <w:pBdr>
+          <w:top w:val="dashed" w:color="A6A6A6" w:sz="6"/>
+          <w:left w:val="dashed" w:color="A6A6A6" w:sz="6"/>
+          <w:bottom w:val="dashed" w:color="A6A6A6" w:sz="6"/>
+          <w:right w:val="dashed" w:color="A6A6A6" w:sz="6"/>
+        </w:pBdr>
+        <w:shd w:fill="FAFAFA" w:val="clear"/>
+        <w:spacing w:before="120" w:after="240"/>
+        <w:jc w:val="center"/>
+      </w:pPr>
+      <w:r>
+        <w:rPr>
+          <w:rFonts w:ascii="Calibri" w:cs="Calibri" w:eastAsia="Calibri" w:hAnsi="Calibri"/>
+          <w:i/>
+          <w:iCs/>
+          <w:color w:val="808080"/>
+          <w:sz w:val="20"/>
+          <w:szCs w:val="20"/>
+        </w:rPr>
+        <w:br/>
+        <w:br/>
+        <w:br/>
+        <w:t xml:space="preserve">[ paste screenshot here ]</w:t>
+        <w:br/>
+        <w:br/>
+        <w:br/>
+      </w:r>
+    </w:p>
+    <w:p>
+      <w:pPr>
+        <w:keepNext/>
+        <w:spacing w:after="60" w:before="280"/>
+      </w:pPr>
+      <w:r>
+        <w:rPr>
+          <w:rFonts w:ascii="Calibri" w:cs="Calibri" w:eastAsia="Calibri" w:hAnsi="Calibri"/>
+          <w:b/>
+          <w:bCs/>
+          <w:color w:val="000000"/>
+          <w:sz w:val="20"/>
+          <w:szCs w:val="20"/>
+        </w:rPr>
+        <w:t xml:space="preserve">Figure 16 — Station container logs on the stations VM, showing sends and drops</w:t>
+      </w:r>
+    </w:p>
+    <w:p>
+      <w:pPr>
+        <w:pBdr>
+          <w:top w:val="dashed" w:color="A6A6A6" w:sz="6"/>
+          <w:left w:val="dashed" w:color="A6A6A6" w:sz="6"/>
+          <w:bottom w:val="dashed" w:color="A6A6A6" w:sz="6"/>
+          <w:right w:val="dashed" w:color="A6A6A6" w:sz="6"/>
+        </w:pBdr>
+        <w:shd w:fill="FAFAFA" w:val="clear"/>
+        <w:spacing w:before="120" w:after="240"/>
+        <w:jc w:val="center"/>
+      </w:pPr>
+      <w:r>
+        <w:rPr>
+          <w:rFonts w:ascii="Calibri" w:cs="Calibri" w:eastAsia="Calibri" w:hAnsi="Calibri"/>
+          <w:i/>
+          <w:iCs/>
+          <w:color w:val="808080"/>
+          <w:sz w:val="20"/>
+          <w:szCs w:val="20"/>
+        </w:rPr>
+        <w:br/>
+        <w:br/>
+        <w:br/>
+        <w:t xml:space="preserve">[ paste screenshot here ]</w:t>
+        <w:br/>
+        <w:br/>
+        <w:br/>
+      </w:r>
+    </w:p>
+    <w:p>
+      <w:pPr>
+        <w:keepNext/>
+        <w:spacing w:after="60" w:before="280"/>
+      </w:pPr>
+      <w:r>
+        <w:rPr>
+          <w:rFonts w:ascii="Calibri" w:cs="Calibri" w:eastAsia="Calibri" w:hAnsi="Calibri"/>
+          <w:b/>
+          <w:bCs/>
+          <w:color w:val="000000"/>
+          <w:sz w:val="20"/>
+          <w:szCs w:val="20"/>
+        </w:rPr>
+        <w:t xml:space="preserve">Figure 17 — Central Station logs showing 'Persisted batch of N readings' — proof of connectivity to the managed database</w:t>
+      </w:r>
+    </w:p>
+    <w:p>
+      <w:pPr>
+        <w:pBdr>
+          <w:top w:val="dashed" w:color="A6A6A6" w:sz="6"/>
+          <w:left w:val="dashed" w:color="A6A6A6" w:sz="6"/>
+          <w:bottom w:val="dashed" w:color="A6A6A6" w:sz="6"/>
+          <w:right w:val="dashed" w:color="A6A6A6" w:sz="6"/>
+        </w:pBdr>
+        <w:shd w:fill="FAFAFA" w:val="clear"/>
+        <w:spacing w:before="120" w:after="240"/>
+        <w:jc w:val="center"/>
+      </w:pPr>
+      <w:r>
+        <w:rPr>
+          <w:rFonts w:ascii="Calibri" w:cs="Calibri" w:eastAsia="Calibri" w:hAnsi="Calibri"/>
+          <w:i/>
+          <w:iCs/>
+          <w:color w:val="808080"/>
+          <w:sz w:val="20"/>
+          <w:szCs w:val="20"/>
+        </w:rPr>
+        <w:br/>
+        <w:br/>
+        <w:br/>
+        <w:t xml:space="preserve">[ paste screenshot here ]</w:t>
+        <w:br/>
+        <w:br/>
+        <w:br/>
+      </w:r>
+    </w:p>
+    <w:p>
+      <w:pPr>
+        <w:keepNext/>
+        <w:spacing w:after="60" w:before="280"/>
+      </w:pPr>
+      <w:r>
+        <w:rPr>
+          <w:rFonts w:ascii="Calibri" w:cs="Calibri" w:eastAsia="Calibri" w:hAnsi="Calibri"/>
+          <w:b/>
+          <w:bCs/>
+          <w:color w:val="000000"/>
+          <w:sz w:val="20"/>
+          <w:szCs w:val="20"/>
+        </w:rPr>
+        <w:t xml:space="preserve">Figure 18 — Part E analysis queries run against the Aiven database</w:t>
+      </w:r>
+    </w:p>
+    <w:p>
+      <w:pPr>
+        <w:pBdr>
+          <w:top w:val="dashed" w:color="A6A6A6" w:sz="6"/>
+          <w:left w:val="dashed" w:color="A6A6A6" w:sz="6"/>
+          <w:bottom w:val="dashed" w:color="A6A6A6" w:sz="6"/>
+          <w:right w:val="dashed" w:color="A6A6A6" w:sz="6"/>
+        </w:pBdr>
+        <w:shd w:fill="FAFAFA" w:val="clear"/>
+        <w:spacing w:before="120" w:after="240"/>
+        <w:jc w:val="center"/>
+      </w:pPr>
+      <w:r>
+        <w:rPr>
+          <w:rFonts w:ascii="Calibri" w:cs="Calibri" w:eastAsia="Calibri" w:hAnsi="Calibri"/>
+          <w:i/>
+          <w:iCs/>
+          <w:color w:val="808080"/>
+          <w:sz w:val="20"/>
+          <w:szCs w:val="20"/>
+        </w:rPr>
+        <w:br/>
+        <w:br/>
+        <w:br/>
+        <w:t xml:space="preserve">[ paste screenshot here ]</w:t>
+        <w:br/>
+        <w:br/>
+        <w:br/>
       </w:r>
     </w:p>
     <w:sectPr>

--- a/Lab4_Weather_Monitoring_Report.docx
+++ b/Lab4_Weather_Monitoring_Report.docx
@@ -5549,7 +5549,7 @@
           <w:sz w:val="20"/>
           <w:szCs w:val="20"/>
         </w:rPr>
-        <w:t xml:space="preserve">Figure 1 — minikube start and kubectl get nodes, showing the cluster Ready</w:t>
+        <w:t xml:space="preserve">Figure 1 — kubectl get nodes, showing the minikube cluster Ready</w:t>
       </w:r>
     </w:p>
     <w:p>

--- a/Lab4_Weather_Monitoring_Report.docx
+++ b/Lab4_Weather_Monitoring_Report.docx
@@ -2216,42 +2216,14 @@
     </w:p>
     <w:p>
       <w:pPr>
-        <w:pBdr>
-          <w:top w:val="single" w:color="C00000" w:sz="4"/>
-          <w:left w:val="single" w:color="C00000" w:sz="4"/>
-          <w:bottom w:val="single" w:color="C00000" w:sz="4"/>
-          <w:right w:val="single" w:color="C00000" w:sz="4"/>
-        </w:pBdr>
-        <w:shd w:fill="FDEDED" w:val="clear"/>
-        <w:spacing w:after="200" w:before="100"/>
+        <w:pStyle w:val="Heading2"/>
+        <w:spacing w:after="120" w:before="260"/>
       </w:pPr>
       <w:r>
         <w:rPr>
           <w:rFonts w:ascii="Calibri" w:cs="Calibri" w:eastAsia="Calibri" w:hAnsi="Calibri"/>
           <w:b/>
           <w:bCs/>
-          <w:color w:val="C00000"/>
-        </w:rPr>
-        <w:t xml:space="preserve">TO DO before submission: </w:t>
-      </w:r>
-      <w:r>
-        <w:rPr>
-          <w:rFonts w:ascii="Calibri" w:cs="Calibri" w:eastAsia="Calibri" w:hAnsi="Calibri"/>
-          <w:color w:val="C00000"/>
-        </w:rPr>
-        <w:t xml:space="preserve">the transcripts reproduced in this section were captured against the earlier MySQL build and are retained here only as a record of that run. They must be re-captured against the current PostgreSQL deployment, and the mysql&gt; prompts replaced with the weather_monitoring=# equivalents, before the report is submitted.</w:t>
-      </w:r>
-    </w:p>
-    <w:p>
-      <w:pPr>
-        <w:pStyle w:val="Heading2"/>
-        <w:spacing w:after="120" w:before="260"/>
-      </w:pPr>
-      <w:r>
-        <w:rPr>
-          <w:rFonts w:ascii="Calibri" w:cs="Calibri" w:eastAsia="Calibri" w:hAnsi="Calibri"/>
-          <w:b/>
-          <w:bCs/>
           <w:color w:val="000000"/>
         </w:rPr>
         <w:t xml:space="preserve">4.1 Single-Station Pipeline</w:t>
@@ -2266,7 +2238,7 @@
           <w:rFonts w:ascii="Calibri" w:cs="Calibri" w:eastAsia="Calibri" w:hAnsi="Calibri"/>
           <w:color w:val="000000"/>
         </w:rPr>
-        <w:t xml:space="preserve">With Zookeeper, Kafka, Station 1, the Rain Detector, and the Central Station all running simultaneously, message flow was confirmed at every hop: the producer logged successful sends and occasional drops, the Rain Detector logged matching high-humidity events, and the row count in MySQL increased in step with consumption:</w:t>
+        <w:t xml:space="preserve">With ZooKeeper, Kafka, PostgreSQL, the Central Station and the rain detector all running in the cluster, message flow was confirmed at every hop. A single station's log shows the per-second cadence, the weighted battery draw, and the simulated drops, with the sequence number advancing on dropped ticks as well as sent ones:</w:t>
       </w:r>
     </w:p>
     <w:p>
@@ -2287,137 +2259,176 @@
           <w:sz w:val="18"/>
           <w:szCs w:val="18"/>
         </w:rPr>
-        <w:t xml:space="preserve">Station 1 sent s_no=1 battery=medium humidity=97</w:t>
-      </w:r>
-      <w:r>
-        <w:br/>
-        <w:t xml:space="preserve"/>
-      </w:r>
-      <w:r>
-        <w:rPr>
-          <w:rFonts w:ascii="Consolas" w:cs="Consolas" w:eastAsia="Consolas" w:hAnsi="Consolas"/>
-          <w:color w:val="000000"/>
-          <w:sz w:val="18"/>
-          <w:szCs w:val="18"/>
-        </w:rPr>
-        <w:t xml:space="preserve">Station 1 sent s_no=2 battery=medium humidity=16</w:t>
-      </w:r>
-      <w:r>
-        <w:br/>
-        <w:t xml:space="preserve"/>
-      </w:r>
-      <w:r>
-        <w:rPr>
-          <w:rFonts w:ascii="Consolas" w:cs="Consolas" w:eastAsia="Consolas" w:hAnsi="Consolas"/>
-          <w:color w:val="000000"/>
-          <w:sz w:val="18"/>
-          <w:szCs w:val="18"/>
-        </w:rPr>
-        <w:t xml:space="preserve">...</w:t>
-      </w:r>
-      <w:r>
-        <w:br/>
-        <w:t xml:space="preserve"/>
-      </w:r>
-      <w:r>
-        <w:rPr>
-          <w:rFonts w:ascii="Consolas" w:cs="Consolas" w:eastAsia="Consolas" w:hAnsi="Consolas"/>
-          <w:color w:val="000000"/>
-          <w:sz w:val="18"/>
-          <w:szCs w:val="18"/>
-        </w:rPr>
-        <w:t xml:space="preserve">Station 2 DROPPED message s_no=34</w:t>
-      </w:r>
-      <w:r>
-        <w:br/>
-        <w:t xml:space="preserve"/>
-      </w:r>
-      <w:r>
-        <w:rPr>
-          <w:rFonts w:ascii="Consolas" w:cs="Consolas" w:eastAsia="Consolas" w:hAnsi="Consolas"/>
-          <w:color w:val="000000"/>
-          <w:sz w:val="18"/>
-          <w:szCs w:val="18"/>
-        </w:rPr>
-        <w:t xml:space="preserve"> </w:t>
-      </w:r>
-      <w:r>
-        <w:br/>
-        <w:t xml:space="preserve"/>
-      </w:r>
-      <w:r>
-        <w:rPr>
-          <w:rFonts w:ascii="Consolas" w:cs="Consolas" w:eastAsia="Consolas" w:hAnsi="Consolas"/>
-          <w:color w:val="000000"/>
-          <w:sz w:val="18"/>
-          <w:szCs w:val="18"/>
-        </w:rPr>
-        <w:t xml:space="preserve">mysql&gt; SELECT COUNT(*) FROM weather_readings;</w:t>
-      </w:r>
-      <w:r>
-        <w:br/>
-        <w:t xml:space="preserve"/>
-      </w:r>
-      <w:r>
-        <w:rPr>
-          <w:rFonts w:ascii="Consolas" w:cs="Consolas" w:eastAsia="Consolas" w:hAnsi="Consolas"/>
-          <w:color w:val="000000"/>
-          <w:sz w:val="18"/>
-          <w:szCs w:val="18"/>
-        </w:rPr>
-        <w:t xml:space="preserve">+----------+</w:t>
-      </w:r>
-      <w:r>
-        <w:br/>
-        <w:t xml:space="preserve"/>
-      </w:r>
-      <w:r>
-        <w:rPr>
-          <w:rFonts w:ascii="Consolas" w:cs="Consolas" w:eastAsia="Consolas" w:hAnsi="Consolas"/>
-          <w:color w:val="000000"/>
-          <w:sz w:val="18"/>
-          <w:szCs w:val="18"/>
-        </w:rPr>
-        <w:t xml:space="preserve">| COUNT(*) |</w:t>
-      </w:r>
-      <w:r>
-        <w:br/>
-        <w:t xml:space="preserve"/>
-      </w:r>
-      <w:r>
-        <w:rPr>
-          <w:rFonts w:ascii="Consolas" w:cs="Consolas" w:eastAsia="Consolas" w:hAnsi="Consolas"/>
-          <w:color w:val="000000"/>
-          <w:sz w:val="18"/>
-          <w:szCs w:val="18"/>
-        </w:rPr>
-        <w:t xml:space="preserve">+----------+</w:t>
-      </w:r>
-      <w:r>
-        <w:br/>
-        <w:t xml:space="preserve"/>
-      </w:r>
-      <w:r>
-        <w:rPr>
-          <w:rFonts w:ascii="Consolas" w:cs="Consolas" w:eastAsia="Consolas" w:hAnsi="Consolas"/>
-          <w:color w:val="000000"/>
-          <w:sz w:val="18"/>
-          <w:szCs w:val="18"/>
-        </w:rPr>
-        <w:t xml:space="preserve">|      173 |</w:t>
-      </w:r>
-      <w:r>
-        <w:br/>
-        <w:t xml:space="preserve"/>
-      </w:r>
-      <w:r>
-        <w:rPr>
-          <w:rFonts w:ascii="Consolas" w:cs="Consolas" w:eastAsia="Consolas" w:hAnsi="Consolas"/>
-          <w:color w:val="000000"/>
-          <w:sz w:val="18"/>
-          <w:szCs w:val="18"/>
-        </w:rPr>
-        <w:t xml:space="preserve">+----------+</w:t>
+        <w:t xml:space="preserve">$ kubectl -n weather-monitoring logs weather-station-0 --tail=8</w:t>
+      </w:r>
+      <w:r>
+        <w:br/>
+        <w:t xml:space="preserve"/>
+      </w:r>
+      <w:r>
+        <w:rPr>
+          <w:rFonts w:ascii="Consolas" w:cs="Consolas" w:eastAsia="Consolas" w:hAnsi="Consolas"/>
+          <w:color w:val="000000"/>
+          <w:sz w:val="18"/>
+          <w:szCs w:val="18"/>
+        </w:rPr>
+        <w:t xml:space="preserve">Station 1 sent s_no=1898 battery=high humidity=97</w:t>
+      </w:r>
+      <w:r>
+        <w:br/>
+        <w:t xml:space="preserve"/>
+      </w:r>
+      <w:r>
+        <w:rPr>
+          <w:rFonts w:ascii="Consolas" w:cs="Consolas" w:eastAsia="Consolas" w:hAnsi="Consolas"/>
+          <w:color w:val="000000"/>
+          <w:sz w:val="18"/>
+          <w:szCs w:val="18"/>
+        </w:rPr>
+        <w:t xml:space="preserve">Station 1 sent s_no=1899 battery=medium humidity=17</w:t>
+      </w:r>
+      <w:r>
+        <w:br/>
+        <w:t xml:space="preserve"/>
+      </w:r>
+      <w:r>
+        <w:rPr>
+          <w:rFonts w:ascii="Consolas" w:cs="Consolas" w:eastAsia="Consolas" w:hAnsi="Consolas"/>
+          <w:color w:val="000000"/>
+          <w:sz w:val="18"/>
+          <w:szCs w:val="18"/>
+        </w:rPr>
+        <w:t xml:space="preserve">Station 1 sent s_no=1900 battery=low humidity=47</w:t>
+      </w:r>
+      <w:r>
+        <w:br/>
+        <w:t xml:space="preserve"/>
+      </w:r>
+      <w:r>
+        <w:rPr>
+          <w:rFonts w:ascii="Consolas" w:cs="Consolas" w:eastAsia="Consolas" w:hAnsi="Consolas"/>
+          <w:color w:val="000000"/>
+          <w:sz w:val="18"/>
+          <w:szCs w:val="18"/>
+        </w:rPr>
+        <w:t xml:space="preserve">Station 1 sent s_no=1901 battery=medium humidity=51</w:t>
+      </w:r>
+      <w:r>
+        <w:br/>
+        <w:t xml:space="preserve"/>
+      </w:r>
+      <w:r>
+        <w:rPr>
+          <w:rFonts w:ascii="Consolas" w:cs="Consolas" w:eastAsia="Consolas" w:hAnsi="Consolas"/>
+          <w:color w:val="000000"/>
+          <w:sz w:val="18"/>
+          <w:szCs w:val="18"/>
+        </w:rPr>
+        <w:t xml:space="preserve">Station 1 DROPPED message s_no=1902</w:t>
+      </w:r>
+      <w:r>
+        <w:br/>
+        <w:t xml:space="preserve"/>
+      </w:r>
+      <w:r>
+        <w:rPr>
+          <w:rFonts w:ascii="Consolas" w:cs="Consolas" w:eastAsia="Consolas" w:hAnsi="Consolas"/>
+          <w:color w:val="000000"/>
+          <w:sz w:val="18"/>
+          <w:szCs w:val="18"/>
+        </w:rPr>
+        <w:t xml:space="preserve">Station 1 sent s_no=1903 battery=high humidity=5</w:t>
+      </w:r>
+      <w:r>
+        <w:br/>
+        <w:t xml:space="preserve"/>
+      </w:r>
+      <w:r>
+        <w:rPr>
+          <w:rFonts w:ascii="Consolas" w:cs="Consolas" w:eastAsia="Consolas" w:hAnsi="Consolas"/>
+          <w:color w:val="000000"/>
+          <w:sz w:val="18"/>
+          <w:szCs w:val="18"/>
+        </w:rPr>
+        <w:t xml:space="preserve">Station 1 sent s_no=1904 battery=high humidity=12</w:t>
+      </w:r>
+      <w:r>
+        <w:br/>
+        <w:t xml:space="preserve"/>
+      </w:r>
+      <w:r>
+        <w:rPr>
+          <w:rFonts w:ascii="Consolas" w:cs="Consolas" w:eastAsia="Consolas" w:hAnsi="Consolas"/>
+          <w:color w:val="000000"/>
+          <w:sz w:val="18"/>
+          <w:szCs w:val="18"/>
+        </w:rPr>
+        <w:t xml:space="preserve"/>
+      </w:r>
+      <w:r>
+        <w:br/>
+        <w:t xml:space="preserve"/>
+      </w:r>
+      <w:r>
+        <w:rPr>
+          <w:rFonts w:ascii="Consolas" w:cs="Consolas" w:eastAsia="Consolas" w:hAnsi="Consolas"/>
+          <w:color w:val="000000"/>
+          <w:sz w:val="18"/>
+          <w:szCs w:val="18"/>
+        </w:rPr>
+        <w:t xml:space="preserve">weather_monitoring=# SELECT COUNT(*) FROM weather_readings;</w:t>
+      </w:r>
+      <w:r>
+        <w:br/>
+        <w:t xml:space="preserve"/>
+      </w:r>
+      <w:r>
+        <w:rPr>
+          <w:rFonts w:ascii="Consolas" w:cs="Consolas" w:eastAsia="Consolas" w:hAnsi="Consolas"/>
+          <w:color w:val="000000"/>
+          <w:sz w:val="18"/>
+          <w:szCs w:val="18"/>
+        </w:rPr>
+        <w:t xml:space="preserve"> count</w:t>
+      </w:r>
+      <w:r>
+        <w:br/>
+        <w:t xml:space="preserve"/>
+      </w:r>
+      <w:r>
+        <w:rPr>
+          <w:rFonts w:ascii="Consolas" w:cs="Consolas" w:eastAsia="Consolas" w:hAnsi="Consolas"/>
+          <w:color w:val="000000"/>
+          <w:sz w:val="18"/>
+          <w:szCs w:val="18"/>
+        </w:rPr>
+        <w:t xml:space="preserve">-------</w:t>
+      </w:r>
+      <w:r>
+        <w:br/>
+        <w:t xml:space="preserve"/>
+      </w:r>
+      <w:r>
+        <w:rPr>
+          <w:rFonts w:ascii="Consolas" w:cs="Consolas" w:eastAsia="Consolas" w:hAnsi="Consolas"/>
+          <w:color w:val="000000"/>
+          <w:sz w:val="18"/>
+          <w:szCs w:val="18"/>
+        </w:rPr>
+        <w:t xml:space="preserve"> 17215</w:t>
+      </w:r>
+      <w:r>
+        <w:br/>
+        <w:t xml:space="preserve"/>
+      </w:r>
+      <w:r>
+        <w:rPr>
+          <w:rFonts w:ascii="Consolas" w:cs="Consolas" w:eastAsia="Consolas" w:hAnsi="Consolas"/>
+          <w:color w:val="000000"/>
+          <w:sz w:val="18"/>
+          <w:szCs w:val="18"/>
+        </w:rPr>
+        <w:t xml:space="preserve">(1 row)</w:t>
       </w:r>
     </w:p>
     <w:p>
@@ -2444,7 +2455,7 @@
           <w:rFonts w:ascii="Calibri" w:cs="Calibri" w:eastAsia="Calibri" w:hAnsi="Calibri"/>
           <w:color w:val="000000"/>
         </w:rPr>
-        <w:t xml:space="preserve">All ten Weather Station instances were then launched simultaneously as background processes, each parameterized with a distinct STATION_ID and logging to its own file, using a single shell loop:</w:t>
+        <w:t xml:space="preserve">All ten stations run as a single StatefulSet. Each pod derives its station ID from its own ordinal hostname, so weather-station-0 through weather-station-9 become stations 1 through 10 with no per-pod configuration:</w:t>
       </w:r>
     </w:p>
     <w:p>
@@ -2465,46 +2476,72 @@
           <w:sz w:val="18"/>
           <w:szCs w:val="18"/>
         </w:rPr>
-        <w:t xml:space="preserve">for i in $(seq 1 10); do</w:t>
-      </w:r>
-      <w:r>
-        <w:br/>
-        <w:t xml:space="preserve"/>
-      </w:r>
-      <w:r>
-        <w:rPr>
-          <w:rFonts w:ascii="Consolas" w:cs="Consolas" w:eastAsia="Consolas" w:hAnsi="Consolas"/>
-          <w:color w:val="000000"/>
-          <w:sz w:val="18"/>
-          <w:szCs w:val="18"/>
-        </w:rPr>
-        <w:t xml:space="preserve">  STATION_ID=$i nohup java -jar weather-station/target/weather-station.jar \</w:t>
-      </w:r>
-      <w:r>
-        <w:br/>
-        <w:t xml:space="preserve"/>
-      </w:r>
-      <w:r>
-        <w:rPr>
-          <w:rFonts w:ascii="Consolas" w:cs="Consolas" w:eastAsia="Consolas" w:hAnsi="Consolas"/>
-          <w:color w:val="000000"/>
-          <w:sz w:val="18"/>
-          <w:szCs w:val="18"/>
-        </w:rPr>
-        <w:t xml:space="preserve">    &gt; station-$i.log 2&gt;&amp;1 &amp;</w:t>
-      </w:r>
-      <w:r>
-        <w:br/>
-        <w:t xml:space="preserve"/>
-      </w:r>
-      <w:r>
-        <w:rPr>
-          <w:rFonts w:ascii="Consolas" w:cs="Consolas" w:eastAsia="Consolas" w:hAnsi="Consolas"/>
-          <w:color w:val="000000"/>
-          <w:sz w:val="18"/>
-          <w:szCs w:val="18"/>
-        </w:rPr>
-        <w:t xml:space="preserve">done</w:t>
+        <w:t xml:space="preserve">$ kubectl apply -f k8s/weather-stations.yaml</w:t>
+      </w:r>
+      <w:r>
+        <w:br/>
+        <w:t xml:space="preserve"/>
+      </w:r>
+      <w:r>
+        <w:rPr>
+          <w:rFonts w:ascii="Consolas" w:cs="Consolas" w:eastAsia="Consolas" w:hAnsi="Consolas"/>
+          <w:color w:val="000000"/>
+          <w:sz w:val="18"/>
+          <w:szCs w:val="18"/>
+        </w:rPr>
+        <w:t xml:space="preserve">service/weather-station created</w:t>
+      </w:r>
+      <w:r>
+        <w:br/>
+        <w:t xml:space="preserve"/>
+      </w:r>
+      <w:r>
+        <w:rPr>
+          <w:rFonts w:ascii="Consolas" w:cs="Consolas" w:eastAsia="Consolas" w:hAnsi="Consolas"/>
+          <w:color w:val="000000"/>
+          <w:sz w:val="18"/>
+          <w:szCs w:val="18"/>
+        </w:rPr>
+        <w:t xml:space="preserve">statefulset.apps/weather-station created</w:t>
+      </w:r>
+      <w:r>
+        <w:br/>
+        <w:t xml:space="preserve"/>
+      </w:r>
+      <w:r>
+        <w:rPr>
+          <w:rFonts w:ascii="Consolas" w:cs="Consolas" w:eastAsia="Consolas" w:hAnsi="Consolas"/>
+          <w:color w:val="000000"/>
+          <w:sz w:val="18"/>
+          <w:szCs w:val="18"/>
+        </w:rPr>
+        <w:t xml:space="preserve"/>
+      </w:r>
+      <w:r>
+        <w:br/>
+        <w:t xml:space="preserve"/>
+      </w:r>
+      <w:r>
+        <w:rPr>
+          <w:rFonts w:ascii="Consolas" w:cs="Consolas" w:eastAsia="Consolas" w:hAnsi="Consolas"/>
+          <w:color w:val="000000"/>
+          <w:sz w:val="18"/>
+          <w:szCs w:val="18"/>
+        </w:rPr>
+        <w:t xml:space="preserve">$ kubectl -n weather-monitoring get pods -l app=weather-station --no-headers | wc -l</w:t>
+      </w:r>
+      <w:r>
+        <w:br/>
+        <w:t xml:space="preserve"/>
+      </w:r>
+      <w:r>
+        <w:rPr>
+          <w:rFonts w:ascii="Consolas" w:cs="Consolas" w:eastAsia="Consolas" w:hAnsi="Consolas"/>
+          <w:color w:val="000000"/>
+          <w:sz w:val="18"/>
+          <w:szCs w:val="18"/>
+        </w:rPr>
+        <w:t xml:space="preserve">10</w:t>
       </w:r>
     </w:p>
     <w:p>
@@ -2516,7 +2553,7 @@
           <w:rFonts w:ascii="Calibri" w:cs="Calibri" w:eastAsia="Calibri" w:hAnsi="Calibri"/>
           <w:color w:val="000000"/>
         </w:rPr>
-        <w:t xml:space="preserve">Independent operation of all ten stations — distinct per-station sequence numbers and independent drop events — was confirmed by tailing each log file:</w:t>
+        <w:t xml:space="preserve">Independent operation of all ten stations — distinct per-station sequence numbers and independent drop events — was confirmed by sampling each pod's log:</w:t>
       </w:r>
     </w:p>
     <w:tbl>
@@ -2632,7 +2669,7 @@
                 <w:sz w:val="20"/>
                 <w:szCs w:val="20"/>
               </w:rPr>
-              <w:t xml:space="preserve">sent s_no=34 battery=medium humidity=100</w:t>
+              <w:t xml:space="preserve">sent s_no=1930 battery=low humidity=66</w:t>
             </w:r>
           </w:p>
         </w:tc>
@@ -2682,7 +2719,7 @@
                 <w:sz w:val="20"/>
                 <w:szCs w:val="20"/>
               </w:rPr>
-              <w:t xml:space="preserve">DROPPED message s_no=34</w:t>
+              <w:t xml:space="preserve">sent s_no=1931 battery=medium humidity=36</w:t>
             </w:r>
           </w:p>
         </w:tc>
@@ -2732,7 +2769,7 @@
                 <w:sz w:val="20"/>
                 <w:szCs w:val="20"/>
               </w:rPr>
-              <w:t xml:space="preserve">sent s_no=34 battery=high humidity=57</w:t>
+              <w:t xml:space="preserve">DROPPED message s_no=1932</w:t>
             </w:r>
           </w:p>
         </w:tc>
@@ -2782,7 +2819,7 @@
                 <w:sz w:val="20"/>
                 <w:szCs w:val="20"/>
               </w:rPr>
-              <w:t xml:space="preserve">DROPPED message s_no=34</w:t>
+              <w:t xml:space="preserve">sent s_no=1931 battery=medium humidity=88</w:t>
             </w:r>
           </w:p>
         </w:tc>
@@ -2832,7 +2869,7 @@
                 <w:sz w:val="20"/>
                 <w:szCs w:val="20"/>
               </w:rPr>
-              <w:t xml:space="preserve">sent s_no=34 battery=high humidity=98</w:t>
+              <w:t xml:space="preserve">sent s_no=1930 battery=medium humidity=59</w:t>
             </w:r>
           </w:p>
         </w:tc>
@@ -2882,7 +2919,7 @@
                 <w:sz w:val="20"/>
                 <w:szCs w:val="20"/>
               </w:rPr>
-              <w:t xml:space="preserve">sent s_no=35 battery=high humidity=91</w:t>
+              <w:t xml:space="preserve">sent s_no=1930 battery=high humidity=12</w:t>
             </w:r>
           </w:p>
         </w:tc>
@@ -2932,7 +2969,7 @@
                 <w:sz w:val="20"/>
                 <w:szCs w:val="20"/>
               </w:rPr>
-              <w:t xml:space="preserve">sent s_no=34 battery=medium humidity=43</w:t>
+              <w:t xml:space="preserve">sent s_no=1931 battery=medium humidity=16</w:t>
             </w:r>
           </w:p>
         </w:tc>
@@ -2982,7 +3019,7 @@
                 <w:sz w:val="20"/>
                 <w:szCs w:val="20"/>
               </w:rPr>
-              <w:t xml:space="preserve">sent s_no=34 battery=medium humidity=19</w:t>
+              <w:t xml:space="preserve">sent s_no=1930 battery=high humidity=24</w:t>
             </w:r>
           </w:p>
         </w:tc>
@@ -3032,7 +3069,7 @@
                 <w:sz w:val="20"/>
                 <w:szCs w:val="20"/>
               </w:rPr>
-              <w:t xml:space="preserve">sent s_no=34 battery=high humidity=55</w:t>
+              <w:t xml:space="preserve">sent s_no=1930 battery=medium humidity=13</w:t>
             </w:r>
           </w:p>
         </w:tc>
@@ -3082,7 +3119,7 @@
                 <w:sz w:val="20"/>
                 <w:szCs w:val="20"/>
               </w:rPr>
-              <w:t xml:space="preserve">sent s_no=34 battery=low humidity=61</w:t>
+              <w:t xml:space="preserve">sent s_no=1932 battery=low humidity=25</w:t>
             </w:r>
           </w:p>
         </w:tc>
@@ -3130,20 +3167,20 @@
           <w:sz w:val="18"/>
           <w:szCs w:val="18"/>
         </w:rPr>
-        <w:t xml:space="preserve">SELECT COUNT(*) FROM weather_readings;   --&gt;   1285</w:t>
-      </w:r>
-      <w:r>
-        <w:br/>
-        <w:t xml:space="preserve"/>
-      </w:r>
-      <w:r>
-        <w:rPr>
-          <w:rFonts w:ascii="Consolas" w:cs="Consolas" w:eastAsia="Consolas" w:hAnsi="Consolas"/>
-          <w:color w:val="000000"/>
-          <w:sz w:val="18"/>
-          <w:szCs w:val="18"/>
-        </w:rPr>
-        <w:t xml:space="preserve">SELECT COUNT(*) FROM weather_readings;   --&gt;   1336   (re-checked shortly after)</w:t>
+        <w:t xml:space="preserve">weather_monitoring=# SELECT COUNT(*) FROM weather_readings;   --&gt;   17215</w:t>
+      </w:r>
+      <w:r>
+        <w:br/>
+        <w:t xml:space="preserve"/>
+      </w:r>
+      <w:r>
+        <w:rPr>
+          <w:rFonts w:ascii="Consolas" w:cs="Consolas" w:eastAsia="Consolas" w:hAnsi="Consolas"/>
+          <w:color w:val="000000"/>
+          <w:sz w:val="18"/>
+          <w:szCs w:val="18"/>
+        </w:rPr>
+        <w:t xml:space="preserve">weather_monitoring=# SELECT COUNT(*) FROM weather_readings;   --&gt;   17400   (re-checked shortly after)</w:t>
       </w:r>
     </w:p>
     <w:p>
@@ -5525,18 +5562,6 @@
     </w:p>
     <w:p>
       <w:pPr>
-        <w:spacing w:after="160" w:line="276"/>
-      </w:pPr>
-      <w:r>
-        <w:rPr>
-          <w:rFonts w:ascii="Calibri" w:cs="Calibri" w:eastAsia="Calibri" w:hAnsi="Calibri"/>
-          <w:color w:val="000000"/>
-        </w:rPr>
-        <w:t xml:space="preserve">Capture the following while the cluster is running. Each figure below is a placeholder; paste the corresponding screenshot into it and delete this instruction paragraph before submitting.</w:t>
-      </w:r>
-    </w:p>
-    <w:p>
-      <w:pPr>
         <w:keepNext/>
         <w:spacing w:after="60" w:before="280"/>
       </w:pPr>
@@ -6363,18 +6388,6 @@
           <w:color w:val="000000"/>
         </w:rPr>
         <w:t xml:space="preserve">9.7 Evidence</w:t>
-      </w:r>
-    </w:p>
-    <w:p>
-      <w:pPr>
-        <w:spacing w:after="160" w:line="276"/>
-      </w:pPr>
-      <w:r>
-        <w:rPr>
-          <w:rFonts w:ascii="Calibri" w:cs="Calibri" w:eastAsia="Calibri" w:hAnsi="Calibri"/>
-          <w:color w:val="000000"/>
-        </w:rPr>
-        <w:t xml:space="preserve">Capture the following while both instances are running. Each figure below is a placeholder; paste the corresponding screenshot into it and delete this instruction paragraph before submitting.</w:t>
       </w:r>
     </w:p>
     <w:p>

--- a/Lab4_Weather_Monitoring_Report.docx
+++ b/Lab4_Weather_Monitoring_Report.docx
@@ -5579,32 +5579,105 @@
     </w:p>
     <w:p>
       <w:pPr>
-        <w:pBdr>
-          <w:top w:val="dashed" w:color="A6A6A6" w:sz="6"/>
-          <w:left w:val="dashed" w:color="A6A6A6" w:sz="6"/>
-          <w:bottom w:val="dashed" w:color="A6A6A6" w:sz="6"/>
-          <w:right w:val="dashed" w:color="A6A6A6" w:sz="6"/>
-        </w:pBdr>
-        <w:shd w:fill="FAFAFA" w:val="clear"/>
-        <w:spacing w:before="120" w:after="240"/>
+        <w:spacing w:before="60" w:after="240"/>
         <w:jc w:val="center"/>
       </w:pPr>
       <w:r>
-        <w:rPr>
-          <w:rFonts w:ascii="Calibri" w:cs="Calibri" w:eastAsia="Calibri" w:hAnsi="Calibri"/>
-          <w:i/>
-          <w:iCs/>
-          <w:color w:val="808080"/>
+        <w:drawing>
+          <wp:inline distT="0" distB="0" distL="0" distR="0">
+            <wp:extent cx="5943600" cy="863476"/>
+            <wp:effectExtent l="0" t="0" r="0" b="0"/>
+            <wp:docPr id="1001" name="Figure 1"/>
+            <wp:cNvGraphicFramePr>
+              <a:graphicFrameLocks xmlns:a="http://schemas.openxmlformats.org/drawingml/2006/main" noChangeAspect="1"/>
+            </wp:cNvGraphicFramePr>
+            <a:graphic xmlns:a="http://schemas.openxmlformats.org/drawingml/2006/main">
+              <a:graphicData uri="http://schemas.openxmlformats.org/drawingml/2006/picture">
+                <pic:pic xmlns:pic="http://schemas.openxmlformats.org/drawingml/2006/picture">
+                  <pic:nvPicPr>
+                    <pic:cNvPr id="1001" name="fig1.png"/>
+                    <pic:cNvPicPr/>
+                  </pic:nvPicPr>
+                  <pic:blipFill>
+                    <a:blip r:embed="rId100"/>
+                    <a:stretch>
+                      <a:fillRect/>
+                    </a:stretch>
+                  </pic:blipFill>
+                  <pic:spPr>
+                    <a:xfrm>
+                      <a:off x="0" y="0"/>
+                      <a:ext cx="5943600" cy="863476"/>
+                    </a:xfrm>
+                    <a:prstGeom prst="rect">
+                      <a:avLst/>
+                    </a:prstGeom>
+                  </pic:spPr>
+                </pic:pic>
+              </a:graphicData>
+            </a:graphic>
+          </wp:inline>
+        </w:drawing>
+      </w:r>
+    </w:p>
+    <w:p>
+      <w:pPr>
+        <w:keepNext/>
+        <w:spacing w:after="60" w:before="280"/>
+      </w:pPr>
+      <w:r>
+        <w:rPr>
+          <w:rFonts w:ascii="Calibri" w:cs="Calibri" w:eastAsia="Calibri" w:hAnsi="Calibri"/>
+          <w:b/>
+          <w:bCs/>
+          <w:color w:val="000000"/>
           <w:sz w:val="20"/>
           <w:szCs w:val="20"/>
         </w:rPr>
-        <w:br/>
-        <w:br/>
-        <w:br/>
-        <w:t xml:space="preserve">[ paste screenshot here ]</w:t>
-        <w:br/>
-        <w:br/>
-        <w:br/>
+        <w:t xml:space="preserve">Figure 2 — kubectl -n weather-monitoring get pods -o wide, showing all ten weather-station pods plus Kafka, ZooKeeper, PostgreSQL, the Central Station and the rain detector in Running state</w:t>
+      </w:r>
+    </w:p>
+    <w:p>
+      <w:pPr>
+        <w:spacing w:before="60" w:after="240"/>
+        <w:jc w:val="center"/>
+      </w:pPr>
+      <w:r>
+        <w:drawing>
+          <wp:inline distT="0" distB="0" distL="0" distR="0">
+            <wp:extent cx="5943600" cy="1862748"/>
+            <wp:effectExtent l="0" t="0" r="0" b="0"/>
+            <wp:docPr id="1002" name="Figure 2"/>
+            <wp:cNvGraphicFramePr>
+              <a:graphicFrameLocks xmlns:a="http://schemas.openxmlformats.org/drawingml/2006/main" noChangeAspect="1"/>
+            </wp:cNvGraphicFramePr>
+            <a:graphic xmlns:a="http://schemas.openxmlformats.org/drawingml/2006/main">
+              <a:graphicData uri="http://schemas.openxmlformats.org/drawingml/2006/picture">
+                <pic:pic xmlns:pic="http://schemas.openxmlformats.org/drawingml/2006/picture">
+                  <pic:nvPicPr>
+                    <pic:cNvPr id="1002" name="fig2.png"/>
+                    <pic:cNvPicPr/>
+                  </pic:nvPicPr>
+                  <pic:blipFill>
+                    <a:blip r:embed="rId101"/>
+                    <a:stretch>
+                      <a:fillRect/>
+                    </a:stretch>
+                  </pic:blipFill>
+                  <pic:spPr>
+                    <a:xfrm>
+                      <a:off x="0" y="0"/>
+                      <a:ext cx="5943600" cy="1862748"/>
+                    </a:xfrm>
+                    <a:prstGeom prst="rect">
+                      <a:avLst/>
+                    </a:prstGeom>
+                  </pic:spPr>
+                </pic:pic>
+              </a:graphicData>
+            </a:graphic>
+          </wp:inline>
+        </w:drawing>
       </w:r>
     </w:p>
     <w:p>
@@ -5621,37 +5694,110 @@
           <w:sz w:val="20"/>
           <w:szCs w:val="20"/>
         </w:rPr>
-        <w:t xml:space="preserve">Figure 2 — kubectl -n weather-monitoring get pods -o wide, showing all ten weather-station pods plus Kafka, ZooKeeper, PostgreSQL, the Central Station and the rain detector in Running state</w:t>
-      </w:r>
-    </w:p>
-    <w:p>
-      <w:pPr>
-        <w:pBdr>
-          <w:top w:val="dashed" w:color="A6A6A6" w:sz="6"/>
-          <w:left w:val="dashed" w:color="A6A6A6" w:sz="6"/>
-          <w:bottom w:val="dashed" w:color="A6A6A6" w:sz="6"/>
-          <w:right w:val="dashed" w:color="A6A6A6" w:sz="6"/>
-        </w:pBdr>
-        <w:shd w:fill="FAFAFA" w:val="clear"/>
-        <w:spacing w:before="120" w:after="240"/>
+        <w:t xml:space="preserve">Figure 3 — Weather station pod logs, showing per-second sends and occasional DROPPED messages</w:t>
+      </w:r>
+    </w:p>
+    <w:p>
+      <w:pPr>
+        <w:spacing w:before="60" w:after="240"/>
         <w:jc w:val="center"/>
       </w:pPr>
       <w:r>
-        <w:rPr>
-          <w:rFonts w:ascii="Calibri" w:cs="Calibri" w:eastAsia="Calibri" w:hAnsi="Calibri"/>
-          <w:i/>
-          <w:iCs/>
-          <w:color w:val="808080"/>
+        <w:drawing>
+          <wp:inline distT="0" distB="0" distL="0" distR="0">
+            <wp:extent cx="5943600" cy="4947747"/>
+            <wp:effectExtent l="0" t="0" r="0" b="0"/>
+            <wp:docPr id="1003" name="Figure 3"/>
+            <wp:cNvGraphicFramePr>
+              <a:graphicFrameLocks xmlns:a="http://schemas.openxmlformats.org/drawingml/2006/main" noChangeAspect="1"/>
+            </wp:cNvGraphicFramePr>
+            <a:graphic xmlns:a="http://schemas.openxmlformats.org/drawingml/2006/main">
+              <a:graphicData uri="http://schemas.openxmlformats.org/drawingml/2006/picture">
+                <pic:pic xmlns:pic="http://schemas.openxmlformats.org/drawingml/2006/picture">
+                  <pic:nvPicPr>
+                    <pic:cNvPr id="1003" name="fig3.png"/>
+                    <pic:cNvPicPr/>
+                  </pic:nvPicPr>
+                  <pic:blipFill>
+                    <a:blip r:embed="rId102"/>
+                    <a:stretch>
+                      <a:fillRect/>
+                    </a:stretch>
+                  </pic:blipFill>
+                  <pic:spPr>
+                    <a:xfrm>
+                      <a:off x="0" y="0"/>
+                      <a:ext cx="5943600" cy="4947747"/>
+                    </a:xfrm>
+                    <a:prstGeom prst="rect">
+                      <a:avLst/>
+                    </a:prstGeom>
+                  </pic:spPr>
+                </pic:pic>
+              </a:graphicData>
+            </a:graphic>
+          </wp:inline>
+        </w:drawing>
+      </w:r>
+    </w:p>
+    <w:p>
+      <w:pPr>
+        <w:keepNext/>
+        <w:spacing w:after="60" w:before="280"/>
+      </w:pPr>
+      <w:r>
+        <w:rPr>
+          <w:rFonts w:ascii="Calibri" w:cs="Calibri" w:eastAsia="Calibri" w:hAnsi="Calibri"/>
+          <w:b/>
+          <w:bCs/>
+          <w:color w:val="000000"/>
           <w:sz w:val="20"/>
           <w:szCs w:val="20"/>
         </w:rPr>
-        <w:br/>
-        <w:br/>
-        <w:br/>
-        <w:t xml:space="preserve">[ paste screenshot here ]</w:t>
-        <w:br/>
-        <w:br/>
-        <w:br/>
+        <w:t xml:space="preserve">Figure 4 — Central Station pod logs, showing 'Persisted batch of N readings'</w:t>
+      </w:r>
+    </w:p>
+    <w:p>
+      <w:pPr>
+        <w:spacing w:before="60" w:after="240"/>
+        <w:jc w:val="center"/>
+      </w:pPr>
+      <w:r>
+        <w:drawing>
+          <wp:inline distT="0" distB="0" distL="0" distR="0">
+            <wp:extent cx="5943600" cy="2026947"/>
+            <wp:effectExtent l="0" t="0" r="0" b="0"/>
+            <wp:docPr id="1004" name="Figure 4"/>
+            <wp:cNvGraphicFramePr>
+              <a:graphicFrameLocks xmlns:a="http://schemas.openxmlformats.org/drawingml/2006/main" noChangeAspect="1"/>
+            </wp:cNvGraphicFramePr>
+            <a:graphic xmlns:a="http://schemas.openxmlformats.org/drawingml/2006/main">
+              <a:graphicData uri="http://schemas.openxmlformats.org/drawingml/2006/picture">
+                <pic:pic xmlns:pic="http://schemas.openxmlformats.org/drawingml/2006/picture">
+                  <pic:nvPicPr>
+                    <pic:cNvPr id="1004" name="fig4.png"/>
+                    <pic:cNvPicPr/>
+                  </pic:nvPicPr>
+                  <pic:blipFill>
+                    <a:blip r:embed="rId103"/>
+                    <a:stretch>
+                      <a:fillRect/>
+                    </a:stretch>
+                  </pic:blipFill>
+                  <pic:spPr>
+                    <a:xfrm>
+                      <a:off x="0" y="0"/>
+                      <a:ext cx="5943600" cy="2026947"/>
+                    </a:xfrm>
+                    <a:prstGeom prst="rect">
+                      <a:avLst/>
+                    </a:prstGeom>
+                  </pic:spPr>
+                </pic:pic>
+              </a:graphicData>
+            </a:graphic>
+          </wp:inline>
+        </w:drawing>
       </w:r>
     </w:p>
     <w:p>
@@ -5668,37 +5814,110 @@
           <w:sz w:val="20"/>
           <w:szCs w:val="20"/>
         </w:rPr>
-        <w:t xml:space="preserve">Figure 3 — Weather station pod logs, showing per-second sends and occasional DROPPED messages</w:t>
-      </w:r>
-    </w:p>
-    <w:p>
-      <w:pPr>
-        <w:pBdr>
-          <w:top w:val="dashed" w:color="A6A6A6" w:sz="6"/>
-          <w:left w:val="dashed" w:color="A6A6A6" w:sz="6"/>
-          <w:bottom w:val="dashed" w:color="A6A6A6" w:sz="6"/>
-          <w:right w:val="dashed" w:color="A6A6A6" w:sz="6"/>
-        </w:pBdr>
-        <w:shd w:fill="FAFAFA" w:val="clear"/>
-        <w:spacing w:before="120" w:after="240"/>
+        <w:t xml:space="preserve">Figure 5 — kafka-console-consumer output from the weather-readings topic</w:t>
+      </w:r>
+    </w:p>
+    <w:p>
+      <w:pPr>
+        <w:spacing w:before="60" w:after="240"/>
         <w:jc w:val="center"/>
       </w:pPr>
       <w:r>
-        <w:rPr>
-          <w:rFonts w:ascii="Calibri" w:cs="Calibri" w:eastAsia="Calibri" w:hAnsi="Calibri"/>
-          <w:i/>
-          <w:iCs/>
-          <w:color w:val="808080"/>
+        <w:drawing>
+          <wp:inline distT="0" distB="0" distL="0" distR="0">
+            <wp:extent cx="5943600" cy="1174624"/>
+            <wp:effectExtent l="0" t="0" r="0" b="0"/>
+            <wp:docPr id="1005" name="Figure 5"/>
+            <wp:cNvGraphicFramePr>
+              <a:graphicFrameLocks xmlns:a="http://schemas.openxmlformats.org/drawingml/2006/main" noChangeAspect="1"/>
+            </wp:cNvGraphicFramePr>
+            <a:graphic xmlns:a="http://schemas.openxmlformats.org/drawingml/2006/main">
+              <a:graphicData uri="http://schemas.openxmlformats.org/drawingml/2006/picture">
+                <pic:pic xmlns:pic="http://schemas.openxmlformats.org/drawingml/2006/picture">
+                  <pic:nvPicPr>
+                    <pic:cNvPr id="1005" name="fig5.png"/>
+                    <pic:cNvPicPr/>
+                  </pic:nvPicPr>
+                  <pic:blipFill>
+                    <a:blip r:embed="rId104"/>
+                    <a:stretch>
+                      <a:fillRect/>
+                    </a:stretch>
+                  </pic:blipFill>
+                  <pic:spPr>
+                    <a:xfrm>
+                      <a:off x="0" y="0"/>
+                      <a:ext cx="5943600" cy="1174624"/>
+                    </a:xfrm>
+                    <a:prstGeom prst="rect">
+                      <a:avLst/>
+                    </a:prstGeom>
+                  </pic:spPr>
+                </pic:pic>
+              </a:graphicData>
+            </a:graphic>
+          </wp:inline>
+        </w:drawing>
+      </w:r>
+    </w:p>
+    <w:p>
+      <w:pPr>
+        <w:keepNext/>
+        <w:spacing w:after="60" w:before="280"/>
+      </w:pPr>
+      <w:r>
+        <w:rPr>
+          <w:rFonts w:ascii="Calibri" w:cs="Calibri" w:eastAsia="Calibri" w:hAnsi="Calibri"/>
+          <w:b/>
+          <w:bCs/>
+          <w:color w:val="000000"/>
           <w:sz w:val="20"/>
           <w:szCs w:val="20"/>
         </w:rPr>
-        <w:br/>
-        <w:br/>
-        <w:br/>
-        <w:t xml:space="preserve">[ paste screenshot here ]</w:t>
-        <w:br/>
-        <w:br/>
-        <w:br/>
+        <w:t xml:space="preserve">Figure 6 — kafka-console-consumer output from the rain-alerts topic, with every humidity above 70</w:t>
+      </w:r>
+    </w:p>
+    <w:p>
+      <w:pPr>
+        <w:spacing w:before="60" w:after="240"/>
+        <w:jc w:val="center"/>
+      </w:pPr>
+      <w:r>
+        <w:drawing>
+          <wp:inline distT="0" distB="0" distL="0" distR="0">
+            <wp:extent cx="5943600" cy="1110502"/>
+            <wp:effectExtent l="0" t="0" r="0" b="0"/>
+            <wp:docPr id="1006" name="Figure 6"/>
+            <wp:cNvGraphicFramePr>
+              <a:graphicFrameLocks xmlns:a="http://schemas.openxmlformats.org/drawingml/2006/main" noChangeAspect="1"/>
+            </wp:cNvGraphicFramePr>
+            <a:graphic xmlns:a="http://schemas.openxmlformats.org/drawingml/2006/main">
+              <a:graphicData uri="http://schemas.openxmlformats.org/drawingml/2006/picture">
+                <pic:pic xmlns:pic="http://schemas.openxmlformats.org/drawingml/2006/picture">
+                  <pic:nvPicPr>
+                    <pic:cNvPr id="1006" name="fig6.png"/>
+                    <pic:cNvPicPr/>
+                  </pic:nvPicPr>
+                  <pic:blipFill>
+                    <a:blip r:embed="rId105"/>
+                    <a:stretch>
+                      <a:fillRect/>
+                    </a:stretch>
+                  </pic:blipFill>
+                  <pic:spPr>
+                    <a:xfrm>
+                      <a:off x="0" y="0"/>
+                      <a:ext cx="5943600" cy="1110502"/>
+                    </a:xfrm>
+                    <a:prstGeom prst="rect">
+                      <a:avLst/>
+                    </a:prstGeom>
+                  </pic:spPr>
+                </pic:pic>
+              </a:graphicData>
+            </a:graphic>
+          </wp:inline>
+        </w:drawing>
       </w:r>
     </w:p>
     <w:p>
@@ -5715,37 +5934,110 @@
           <w:sz w:val="20"/>
           <w:szCs w:val="20"/>
         </w:rPr>
-        <w:t xml:space="preserve">Figure 4 — Central Station pod logs, showing 'Persisted batch of N readings'</w:t>
-      </w:r>
-    </w:p>
-    <w:p>
-      <w:pPr>
-        <w:pBdr>
-          <w:top w:val="dashed" w:color="A6A6A6" w:sz="6"/>
-          <w:left w:val="dashed" w:color="A6A6A6" w:sz="6"/>
-          <w:bottom w:val="dashed" w:color="A6A6A6" w:sz="6"/>
-          <w:right w:val="dashed" w:color="A6A6A6" w:sz="6"/>
-        </w:pBdr>
-        <w:shd w:fill="FAFAFA" w:val="clear"/>
-        <w:spacing w:before="120" w:after="240"/>
+        <w:t xml:space="preserve">Figure 7 — Per-station row counts from PostgreSQL, confirming all ten station IDs are present</w:t>
+      </w:r>
+    </w:p>
+    <w:p>
+      <w:pPr>
+        <w:spacing w:before="60" w:after="240"/>
         <w:jc w:val="center"/>
       </w:pPr>
       <w:r>
-        <w:rPr>
-          <w:rFonts w:ascii="Calibri" w:cs="Calibri" w:eastAsia="Calibri" w:hAnsi="Calibri"/>
-          <w:i/>
-          <w:iCs/>
-          <w:color w:val="808080"/>
+        <w:drawing>
+          <wp:inline distT="0" distB="0" distL="0" distR="0">
+            <wp:extent cx="5943600" cy="1669486"/>
+            <wp:effectExtent l="0" t="0" r="0" b="0"/>
+            <wp:docPr id="1007" name="Figure 7"/>
+            <wp:cNvGraphicFramePr>
+              <a:graphicFrameLocks xmlns:a="http://schemas.openxmlformats.org/drawingml/2006/main" noChangeAspect="1"/>
+            </wp:cNvGraphicFramePr>
+            <a:graphic xmlns:a="http://schemas.openxmlformats.org/drawingml/2006/main">
+              <a:graphicData uri="http://schemas.openxmlformats.org/drawingml/2006/picture">
+                <pic:pic xmlns:pic="http://schemas.openxmlformats.org/drawingml/2006/picture">
+                  <pic:nvPicPr>
+                    <pic:cNvPr id="1007" name="fig7.png"/>
+                    <pic:cNvPicPr/>
+                  </pic:nvPicPr>
+                  <pic:blipFill>
+                    <a:blip r:embed="rId106"/>
+                    <a:stretch>
+                      <a:fillRect/>
+                    </a:stretch>
+                  </pic:blipFill>
+                  <pic:spPr>
+                    <a:xfrm>
+                      <a:off x="0" y="0"/>
+                      <a:ext cx="5943600" cy="1669486"/>
+                    </a:xfrm>
+                    <a:prstGeom prst="rect">
+                      <a:avLst/>
+                    </a:prstGeom>
+                  </pic:spPr>
+                </pic:pic>
+              </a:graphicData>
+            </a:graphic>
+          </wp:inline>
+        </w:drawing>
+      </w:r>
+    </w:p>
+    <w:p>
+      <w:pPr>
+        <w:keepNext/>
+        <w:spacing w:after="60" w:before="280"/>
+      </w:pPr>
+      <w:r>
+        <w:rPr>
+          <w:rFonts w:ascii="Calibri" w:cs="Calibri" w:eastAsia="Calibri" w:hAnsi="Calibri"/>
+          <w:b/>
+          <w:bCs/>
+          <w:color w:val="000000"/>
           <w:sz w:val="20"/>
           <w:szCs w:val="20"/>
         </w:rPr>
-        <w:br/>
-        <w:br/>
-        <w:br/>
-        <w:t xml:space="preserve">[ paste screenshot here ]</w:t>
-        <w:br/>
-        <w:br/>
-        <w:br/>
+        <w:t xml:space="preserve">Figure 8 — Part E query 1 — battery status distribution per station, trending towards 30/40/30</w:t>
+      </w:r>
+    </w:p>
+    <w:p>
+      <w:pPr>
+        <w:spacing w:before="60" w:after="240"/>
+        <w:jc w:val="center"/>
+      </w:pPr>
+      <w:r>
+        <w:drawing>
+          <wp:inline distT="0" distB="0" distL="0" distR="0">
+            <wp:extent cx="5943600" cy="4019993"/>
+            <wp:effectExtent l="0" t="0" r="0" b="0"/>
+            <wp:docPr id="1008" name="Figure 8"/>
+            <wp:cNvGraphicFramePr>
+              <a:graphicFrameLocks xmlns:a="http://schemas.openxmlformats.org/drawingml/2006/main" noChangeAspect="1"/>
+            </wp:cNvGraphicFramePr>
+            <a:graphic xmlns:a="http://schemas.openxmlformats.org/drawingml/2006/main">
+              <a:graphicData uri="http://schemas.openxmlformats.org/drawingml/2006/picture">
+                <pic:pic xmlns:pic="http://schemas.openxmlformats.org/drawingml/2006/picture">
+                  <pic:nvPicPr>
+                    <pic:cNvPr id="1008" name="fig8.png"/>
+                    <pic:cNvPicPr/>
+                  </pic:nvPicPr>
+                  <pic:blipFill>
+                    <a:blip r:embed="rId107"/>
+                    <a:stretch>
+                      <a:fillRect/>
+                    </a:stretch>
+                  </pic:blipFill>
+                  <pic:spPr>
+                    <a:xfrm>
+                      <a:off x="0" y="0"/>
+                      <a:ext cx="5943600" cy="4019993"/>
+                    </a:xfrm>
+                    <a:prstGeom prst="rect">
+                      <a:avLst/>
+                    </a:prstGeom>
+                  </pic:spPr>
+                </pic:pic>
+              </a:graphicData>
+            </a:graphic>
+          </wp:inline>
+        </w:drawing>
       </w:r>
     </w:p>
     <w:p>
@@ -5762,225 +6054,50 @@
           <w:sz w:val="20"/>
           <w:szCs w:val="20"/>
         </w:rPr>
-        <w:t xml:space="preserve">Figure 5 — kafka-console-consumer output from the weather-readings topic</w:t>
-      </w:r>
-    </w:p>
-    <w:p>
-      <w:pPr>
-        <w:pBdr>
-          <w:top w:val="dashed" w:color="A6A6A6" w:sz="6"/>
-          <w:left w:val="dashed" w:color="A6A6A6" w:sz="6"/>
-          <w:bottom w:val="dashed" w:color="A6A6A6" w:sz="6"/>
-          <w:right w:val="dashed" w:color="A6A6A6" w:sz="6"/>
-        </w:pBdr>
-        <w:shd w:fill="FAFAFA" w:val="clear"/>
-        <w:spacing w:before="120" w:after="240"/>
+        <w:t xml:space="preserve">Figure 9 — Part E query 2 — expected vs received messages per station, trending towards a 10% drop rate</w:t>
+      </w:r>
+    </w:p>
+    <w:p>
+      <w:pPr>
+        <w:spacing w:before="60" w:after="240"/>
         <w:jc w:val="center"/>
       </w:pPr>
       <w:r>
-        <w:rPr>
-          <w:rFonts w:ascii="Calibri" w:cs="Calibri" w:eastAsia="Calibri" w:hAnsi="Calibri"/>
-          <w:i/>
-          <w:iCs/>
-          <w:color w:val="808080"/>
-          <w:sz w:val="20"/>
-          <w:szCs w:val="20"/>
-        </w:rPr>
-        <w:br/>
-        <w:br/>
-        <w:br/>
-        <w:t xml:space="preserve">[ paste screenshot here ]</w:t>
-        <w:br/>
-        <w:br/>
-        <w:br/>
-      </w:r>
-    </w:p>
-    <w:p>
-      <w:pPr>
-        <w:keepNext/>
-        <w:spacing w:after="60" w:before="280"/>
-      </w:pPr>
-      <w:r>
-        <w:rPr>
-          <w:rFonts w:ascii="Calibri" w:cs="Calibri" w:eastAsia="Calibri" w:hAnsi="Calibri"/>
-          <w:b/>
-          <w:bCs/>
-          <w:color w:val="000000"/>
-          <w:sz w:val="20"/>
-          <w:szCs w:val="20"/>
-        </w:rPr>
-        <w:t xml:space="preserve">Figure 6 — kafka-console-consumer output from the rain-alerts topic, with every humidity above 70</w:t>
-      </w:r>
-    </w:p>
-    <w:p>
-      <w:pPr>
-        <w:pBdr>
-          <w:top w:val="dashed" w:color="A6A6A6" w:sz="6"/>
-          <w:left w:val="dashed" w:color="A6A6A6" w:sz="6"/>
-          <w:bottom w:val="dashed" w:color="A6A6A6" w:sz="6"/>
-          <w:right w:val="dashed" w:color="A6A6A6" w:sz="6"/>
-        </w:pBdr>
-        <w:shd w:fill="FAFAFA" w:val="clear"/>
-        <w:spacing w:before="120" w:after="240"/>
-        <w:jc w:val="center"/>
-      </w:pPr>
-      <w:r>
-        <w:rPr>
-          <w:rFonts w:ascii="Calibri" w:cs="Calibri" w:eastAsia="Calibri" w:hAnsi="Calibri"/>
-          <w:i/>
-          <w:iCs/>
-          <w:color w:val="808080"/>
-          <w:sz w:val="20"/>
-          <w:szCs w:val="20"/>
-        </w:rPr>
-        <w:br/>
-        <w:br/>
-        <w:br/>
-        <w:t xml:space="preserve">[ paste screenshot here ]</w:t>
-        <w:br/>
-        <w:br/>
-        <w:br/>
-      </w:r>
-    </w:p>
-    <w:p>
-      <w:pPr>
-        <w:keepNext/>
-        <w:spacing w:after="60" w:before="280"/>
-      </w:pPr>
-      <w:r>
-        <w:rPr>
-          <w:rFonts w:ascii="Calibri" w:cs="Calibri" w:eastAsia="Calibri" w:hAnsi="Calibri"/>
-          <w:b/>
-          <w:bCs/>
-          <w:color w:val="000000"/>
-          <w:sz w:val="20"/>
-          <w:szCs w:val="20"/>
-        </w:rPr>
-        <w:t xml:space="preserve">Figure 7 — Per-station row counts from PostgreSQL, confirming all ten station IDs are present</w:t>
-      </w:r>
-    </w:p>
-    <w:p>
-      <w:pPr>
-        <w:pBdr>
-          <w:top w:val="dashed" w:color="A6A6A6" w:sz="6"/>
-          <w:left w:val="dashed" w:color="A6A6A6" w:sz="6"/>
-          <w:bottom w:val="dashed" w:color="A6A6A6" w:sz="6"/>
-          <w:right w:val="dashed" w:color="A6A6A6" w:sz="6"/>
-        </w:pBdr>
-        <w:shd w:fill="FAFAFA" w:val="clear"/>
-        <w:spacing w:before="120" w:after="240"/>
-        <w:jc w:val="center"/>
-      </w:pPr>
-      <w:r>
-        <w:rPr>
-          <w:rFonts w:ascii="Calibri" w:cs="Calibri" w:eastAsia="Calibri" w:hAnsi="Calibri"/>
-          <w:i/>
-          <w:iCs/>
-          <w:color w:val="808080"/>
-          <w:sz w:val="20"/>
-          <w:szCs w:val="20"/>
-        </w:rPr>
-        <w:br/>
-        <w:br/>
-        <w:br/>
-        <w:t xml:space="preserve">[ paste screenshot here ]</w:t>
-        <w:br/>
-        <w:br/>
-        <w:br/>
-      </w:r>
-    </w:p>
-    <w:p>
-      <w:pPr>
-        <w:keepNext/>
-        <w:spacing w:after="60" w:before="280"/>
-      </w:pPr>
-      <w:r>
-        <w:rPr>
-          <w:rFonts w:ascii="Calibri" w:cs="Calibri" w:eastAsia="Calibri" w:hAnsi="Calibri"/>
-          <w:b/>
-          <w:bCs/>
-          <w:color w:val="000000"/>
-          <w:sz w:val="20"/>
-          <w:szCs w:val="20"/>
-        </w:rPr>
-        <w:t xml:space="preserve">Figure 8 — Part E query 1 — battery status distribution per station, trending towards 30/40/30</w:t>
-      </w:r>
-    </w:p>
-    <w:p>
-      <w:pPr>
-        <w:pBdr>
-          <w:top w:val="dashed" w:color="A6A6A6" w:sz="6"/>
-          <w:left w:val="dashed" w:color="A6A6A6" w:sz="6"/>
-          <w:bottom w:val="dashed" w:color="A6A6A6" w:sz="6"/>
-          <w:right w:val="dashed" w:color="A6A6A6" w:sz="6"/>
-        </w:pBdr>
-        <w:shd w:fill="FAFAFA" w:val="clear"/>
-        <w:spacing w:before="120" w:after="240"/>
-        <w:jc w:val="center"/>
-      </w:pPr>
-      <w:r>
-        <w:rPr>
-          <w:rFonts w:ascii="Calibri" w:cs="Calibri" w:eastAsia="Calibri" w:hAnsi="Calibri"/>
-          <w:i/>
-          <w:iCs/>
-          <w:color w:val="808080"/>
-          <w:sz w:val="20"/>
-          <w:szCs w:val="20"/>
-        </w:rPr>
-        <w:br/>
-        <w:br/>
-        <w:br/>
-        <w:t xml:space="preserve">[ paste screenshot here ]</w:t>
-        <w:br/>
-        <w:br/>
-        <w:br/>
-      </w:r>
-    </w:p>
-    <w:p>
-      <w:pPr>
-        <w:keepNext/>
-        <w:spacing w:after="60" w:before="280"/>
-      </w:pPr>
-      <w:r>
-        <w:rPr>
-          <w:rFonts w:ascii="Calibri" w:cs="Calibri" w:eastAsia="Calibri" w:hAnsi="Calibri"/>
-          <w:b/>
-          <w:bCs/>
-          <w:color w:val="000000"/>
-          <w:sz w:val="20"/>
-          <w:szCs w:val="20"/>
-        </w:rPr>
-        <w:t xml:space="preserve">Figure 9 — Part E query 2 — expected vs received messages per station, trending towards a 10% drop rate</w:t>
-      </w:r>
-    </w:p>
-    <w:p>
-      <w:pPr>
-        <w:pBdr>
-          <w:top w:val="dashed" w:color="A6A6A6" w:sz="6"/>
-          <w:left w:val="dashed" w:color="A6A6A6" w:sz="6"/>
-          <w:bottom w:val="dashed" w:color="A6A6A6" w:sz="6"/>
-          <w:right w:val="dashed" w:color="A6A6A6" w:sz="6"/>
-        </w:pBdr>
-        <w:shd w:fill="FAFAFA" w:val="clear"/>
-        <w:spacing w:before="120" w:after="240"/>
-        <w:jc w:val="center"/>
-      </w:pPr>
-      <w:r>
-        <w:rPr>
-          <w:rFonts w:ascii="Calibri" w:cs="Calibri" w:eastAsia="Calibri" w:hAnsi="Calibri"/>
-          <w:i/>
-          <w:iCs/>
-          <w:color w:val="808080"/>
-          <w:sz w:val="20"/>
-          <w:szCs w:val="20"/>
-        </w:rPr>
-        <w:br/>
-        <w:br/>
-        <w:br/>
-        <w:t xml:space="preserve">[ paste screenshot here ]</w:t>
-        <w:br/>
-        <w:br/>
-        <w:br/>
+        <w:drawing>
+          <wp:inline distT="0" distB="0" distL="0" distR="0">
+            <wp:extent cx="5943600" cy="1900803"/>
+            <wp:effectExtent l="0" t="0" r="0" b="0"/>
+            <wp:docPr id="1009" name="Figure 9"/>
+            <wp:cNvGraphicFramePr>
+              <a:graphicFrameLocks xmlns:a="http://schemas.openxmlformats.org/drawingml/2006/main" noChangeAspect="1"/>
+            </wp:cNvGraphicFramePr>
+            <a:graphic xmlns:a="http://schemas.openxmlformats.org/drawingml/2006/main">
+              <a:graphicData uri="http://schemas.openxmlformats.org/drawingml/2006/picture">
+                <pic:pic xmlns:pic="http://schemas.openxmlformats.org/drawingml/2006/picture">
+                  <pic:nvPicPr>
+                    <pic:cNvPr id="1009" name="fig9.png"/>
+                    <pic:cNvPicPr/>
+                  </pic:nvPicPr>
+                  <pic:blipFill>
+                    <a:blip r:embed="rId108"/>
+                    <a:stretch>
+                      <a:fillRect/>
+                    </a:stretch>
+                  </pic:blipFill>
+                  <pic:spPr>
+                    <a:xfrm>
+                      <a:off x="0" y="0"/>
+                      <a:ext cx="5943600" cy="1900803"/>
+                    </a:xfrm>
+                    <a:prstGeom prst="rect">
+                      <a:avLst/>
+                    </a:prstGeom>
+                  </pic:spPr>
+                </pic:pic>
+              </a:graphicData>
+            </a:graphic>
+          </wp:inline>
+        </w:drawing>
       </w:r>
     </w:p>
     <w:p>

--- a/Lab4_Weather_Monitoring_Report.docx
+++ b/Lab4_Weather_Monitoring_Report.docx
@@ -6124,7 +6124,7 @@
           <w:rFonts w:ascii="Calibri" w:cs="Calibri" w:eastAsia="Calibri" w:hAnsi="Calibri"/>
           <w:color w:val="000000"/>
         </w:rPr>
-        <w:t xml:space="preserve">The bonus deployment runs the same system on two AWS EC2 instances without Kubernetes, writing to a managed PostgreSQL database hosted by Aiven. The weather stations and the central base station are on separate machines, as required. Each machine is described by a Docker Compose file under cloud/. The deployment assets and procedure below are complete; the instances themselves must still be provisioned and the evidence in Section 9.7 captured.</w:t>
+        <w:t xml:space="preserve">The bonus deployment runs the same system on two Oracle Cloud Infrastructure compute instances without Kubernetes, writing to a managed PostgreSQL database hosted by Aiven. The weather stations and the central base station are on separate machines, as required. Each machine is described by a Docker Compose file under cloud/. The deployment assets and procedure below are complete; the instances themselves must still be provisioned and the evidence in Section 9.7 captured.</w:t>
       </w:r>
     </w:p>
     <w:p>
@@ -6195,6 +6195,18 @@
     </w:p>
     <w:p>
       <w:pPr>
+        <w:spacing w:after="160" w:line="276"/>
+      </w:pPr>
+      <w:r>
+        <w:rPr>
+          <w:rFonts w:ascii="Calibri" w:cs="Calibri" w:eastAsia="Calibri" w:hAnsi="Calibri"/>
+          <w:color w:val="000000"/>
+        </w:rPr>
+        <w:t xml:space="preserve">Both instances are ARM (aarch64). All five images the deployment uses — the Kafka and ZooKeeper images, PostgreSQL, and the Maven and Temurin images the Dockerfiles build from — publish linux/arm64 variants, so every container runs natively with no emulation.</w:t>
+      </w:r>
+    </w:p>
+    <w:p>
+      <w:pPr>
         <w:pStyle w:val="Heading2"/>
         <w:spacing w:after="120" w:before="240"/>
       </w:pPr>
@@ -6217,7 +6229,7 @@
           <w:rFonts w:ascii="Calibri" w:cs="Calibri" w:eastAsia="Calibri" w:hAnsi="Calibri"/>
           <w:color w:val="000000"/>
         </w:rPr>
-        <w:t xml:space="preserve">Stations VM: t3.small (2 vCPU, 2 GiB), Ubuntu Server 24.04 LTS, 20 GiB gp3. Central VM: t3.medium (2 vCPU, 4 GiB), same image and volume. The free-tier t3.micro is undersized for this workload: ten JVMs plus the operating system exceed its 1 GiB, so station containers would be OOM-killed. Confirm the chosen types against the running instances when capturing the evidence in Section 9.7.</w:t>
+        <w:t xml:space="preserve">Both machines are VM.Standard.A1.Flex (Ampere ARM) instances running Ubuntu on 50 GB boot volumes, each allocated 2 OCPUs and 12 GB of RAM. That is exactly Oracle's Always Free Ampere allowance of 4 OCPUs and 24 GB split evenly, so the bonus deployment costs nothing to run and the allowance does not expire. Oracle Cloud was chosen over AWS for this reason: the AWS free tier offers only 1 GiB per instance, which ten JVMs plus the operating system exceed, so station containers would be OOM-killed. Confirm the chosen shapes against the running instances when capturing the evidence in Section 9.7.</w:t>
       </w:r>
     </w:p>
     <w:p>
@@ -6244,7 +6256,7 @@
           <w:rFonts w:ascii="Calibri" w:cs="Calibri" w:eastAsia="Calibri" w:hAnsi="Calibri"/>
           <w:color w:val="000000"/>
         </w:rPr>
-        <w:t xml:space="preserve">Two security groups. The central group allows SSH on port 22 from the administrator's address only, and Kafka on port 9092 from the stations' security group referenced by ID, so the broker is never reachable from the open internet. The stations group allows only SSH. Outbound is left at the default allow-all, which is what lets the stations reach 9092 and the central VM reach Aiven on 5432. On the Aiven side, the allowed-address list contains only the central VM's public address.</w:t>
+        <w:t xml:space="preserve">Oracle Cloud requires the port to be opened in two independent places, and omitting the second is the most common cause of an apparently correct deployment that never receives traffic. First, the VCN security list carries ingress rules: SSH on port 22 from the administrator's address only for both subnets, and TCP 9092 on the central subnet restricted to the stations VM's address, so the broker is never reachable from the open internet. Second, the Ubuntu images Oracle supplies ship with an iptables ruleset that rejects everything except SSH, so port 9092 must also be accepted there and the rule persisted with netfilter-persistent, or it is lost on reboot. Egress is left at the default allow-all, which is what lets the stations reach 9092 and the central VM reach Aiven on 5432. On the Aiven side, the allowed-address list contains only the central VM's public address.</w:t>
       </w:r>
     </w:p>
     <w:p>
@@ -6271,7 +6283,7 @@
           <w:rFonts w:ascii="Calibri" w:cs="Calibri" w:eastAsia="Calibri" w:hAnsi="Calibri"/>
           <w:color w:val="000000"/>
         </w:rPr>
-        <w:t xml:space="preserve">The broker advertises two listeners rather than one. Containers on the central VM bootstrap over INTERNAL://kafka:9093 and stay on the Compose network; the remote stations bootstrap over EXTERNAL://&lt;public-ip&gt;:9092, which is the only listener published to the host. A single listener advertising the public address would force the local containers to connect out to the VM's own public IP, which AWS does not route back to the instance, and the central station would hang instead of consuming.</w:t>
+        <w:t xml:space="preserve">The broker advertises two listeners rather than one. Containers on the central VM bootstrap over INTERNAL://kafka:9093 and stay on the Compose network; the remote stations bootstrap over EXTERNAL://&lt;public-ip&gt;:9092, which is the only listener published to the host. A single listener advertising the public address would force the local containers to connect out to the VM's own public IP, which the cloud provider does not route back to the instance, and the central station would hang instead of consuming.</w:t>
       </w:r>
     </w:p>
     <w:p>
@@ -6425,6 +6437,58 @@
           <w:sz w:val="18"/>
           <w:szCs w:val="18"/>
         </w:rPr>
+        <w:t xml:space="preserve"># central VM only: open 9092 past the image's default iptables rules</w:t>
+      </w:r>
+      <w:r>
+        <w:br/>
+        <w:t xml:space="preserve"/>
+      </w:r>
+      <w:r>
+        <w:rPr>
+          <w:rFonts w:ascii="Consolas" w:cs="Consolas" w:eastAsia="Consolas" w:hAnsi="Consolas"/>
+          <w:color w:val="000000"/>
+          <w:sz w:val="18"/>
+          <w:szCs w:val="18"/>
+        </w:rPr>
+        <w:t xml:space="preserve">sudo iptables -I INPUT 6 -m state --state NEW -p tcp --dport 9092 -j ACCEPT</w:t>
+      </w:r>
+      <w:r>
+        <w:br/>
+        <w:t xml:space="preserve"/>
+      </w:r>
+      <w:r>
+        <w:rPr>
+          <w:rFonts w:ascii="Consolas" w:cs="Consolas" w:eastAsia="Consolas" w:hAnsi="Consolas"/>
+          <w:color w:val="000000"/>
+          <w:sz w:val="18"/>
+          <w:szCs w:val="18"/>
+        </w:rPr>
+        <w:t xml:space="preserve">sudo apt-get install -y iptables-persistent &amp;&amp; sudo netfilter-persistent save</w:t>
+      </w:r>
+      <w:r>
+        <w:br/>
+        <w:t xml:space="preserve"/>
+      </w:r>
+      <w:r>
+        <w:rPr>
+          <w:rFonts w:ascii="Consolas" w:cs="Consolas" w:eastAsia="Consolas" w:hAnsi="Consolas"/>
+          <w:color w:val="000000"/>
+          <w:sz w:val="18"/>
+          <w:szCs w:val="18"/>
+        </w:rPr>
+        <w:t xml:space="preserve"/>
+      </w:r>
+      <w:r>
+        <w:br/>
+        <w:t xml:space="preserve"/>
+      </w:r>
+      <w:r>
+        <w:rPr>
+          <w:rFonts w:ascii="Consolas" w:cs="Consolas" w:eastAsia="Consolas" w:hAnsi="Consolas"/>
+          <w:color w:val="000000"/>
+          <w:sz w:val="18"/>
+          <w:szCs w:val="18"/>
+        </w:rPr>
         <w:t xml:space="preserve"># central VM first, so the broker is listening before stations start</w:t>
       </w:r>
       <w:r>
@@ -6521,7 +6585,7 @@
           <w:sz w:val="20"/>
           <w:szCs w:val="20"/>
         </w:rPr>
-        <w:t xml:space="preserve">Figure 10 — EC2 console showing both instances running, with instance types and availability zones</w:t>
+        <w:t xml:space="preserve">Figure 10 — OCI console showing both instances running, with shape, OCPU and memory</w:t>
       </w:r>
     </w:p>
     <w:p>
@@ -6568,7 +6632,7 @@
           <w:sz w:val="20"/>
           <w:szCs w:val="20"/>
         </w:rPr>
-        <w:t xml:space="preserve">Figure 11 — Inbound rules of both security groups, showing port 9092 restricted to the stations' group</w:t>
+        <w:t xml:space="preserve">Figure 11 — VCN security list ingress rules, plus iptables -L INPUT on the central VM</w:t>
       </w:r>
     </w:p>
     <w:p>

--- a/Lab4_Weather_Monitoring_Report.docx
+++ b/Lab4_Weather_Monitoring_Report.docx
@@ -6124,7 +6124,7 @@
           <w:rFonts w:ascii="Calibri" w:cs="Calibri" w:eastAsia="Calibri" w:hAnsi="Calibri"/>
           <w:color w:val="000000"/>
         </w:rPr>
-        <w:t xml:space="preserve">The bonus deployment runs the same system on two Oracle Cloud Infrastructure compute instances without Kubernetes, writing to a managed PostgreSQL database hosted by Aiven. The weather stations and the central base station are on separate machines, as required. Each machine is described by a Docker Compose file under cloud/. The deployment assets and procedure below are complete; the instances themselves must still be provisioned and the evidence in Section 9.7 captured.</w:t>
+        <w:t xml:space="preserve">The bonus deployment runs the same system on two Microsoft Azure virtual machines without Kubernetes, writing to a managed PostgreSQL database hosted by Aiven. The weather stations and the central base station are on separate machines, as required. Each machine is described by a Docker Compose file under cloud/. The deployment assets and procedure below are complete; the instances themselves must still be provisioned and the evidence in Section 9.7 captured.</w:t>
       </w:r>
     </w:p>
     <w:p>
@@ -6202,7 +6202,7 @@
           <w:rFonts w:ascii="Calibri" w:cs="Calibri" w:eastAsia="Calibri" w:hAnsi="Calibri"/>
           <w:color w:val="000000"/>
         </w:rPr>
-        <w:t xml:space="preserve">Both instances are ARM (aarch64). All five images the deployment uses — the Kafka and ZooKeeper images, PostgreSQL, and the Maven and Temurin images the Dockerfiles build from — publish linux/arm64 variants, so every container runs natively with no emulation.</w:t>
+        <w:t xml:space="preserve">The stations hold no state and no credentials; they need only network reach to the broker. All database configuration lives on the central VM alone, which keeps the credential surface to a single machine.</w:t>
       </w:r>
     </w:p>
     <w:p>
@@ -6229,7 +6229,7 @@
           <w:rFonts w:ascii="Calibri" w:cs="Calibri" w:eastAsia="Calibri" w:hAnsi="Calibri"/>
           <w:color w:val="000000"/>
         </w:rPr>
-        <w:t xml:space="preserve">Both machines are VM.Standard.A1.Flex (Ampere ARM) instances running Ubuntu on 50 GB boot volumes, each allocated 2 OCPUs and 12 GB of RAM. That is exactly Oracle's Always Free Ampere allowance of 4 OCPUs and 24 GB split evenly, so the bonus deployment costs nothing to run and the allowance does not expire. Oracle Cloud was chosen over AWS for this reason: the AWS free tier offers only 1 GiB per instance, which ten JVMs plus the operating system exceed, so station containers would be OOM-killed. Confirm the chosen shapes against the running instances when capturing the evidence in Section 9.7.</w:t>
+        <w:t xml:space="preserve">The stations VM is a Standard_B1ms (1 vCPU, 2 GiB) and the central VM a Standard_B2s (2 vCPU, 4 GiB), both running Ubuntu Server 24.04 LTS. Azure was chosen because Azure for Students grants USD 100 of credit without requiring a payment card, which Oracle Cloud and AWS both demand for identity verification. The sizes are set by a hard constraint: an Azure for Students subscription is capped at 3 vCPUs in total and is not eligible for a quota increase, so the two machines must fit inside that budget. The sizes that come with free hours all carry only 1 GiB of RAM, which is insufficient, so these slightly larger burstable sizes are paid out of the credit at a cost of well under one dollar for the duration of the exercise. The asymmetric split reflects where the memory is actually needed: Kafka and ZooKeeper together dominate the central VM, while a weather station was measured at roughly 78 MiB of resident memory, so ten of them and the operating system fit 2 GiB with room to spare.</w:t>
       </w:r>
     </w:p>
     <w:p>
@@ -6256,7 +6256,7 @@
           <w:rFonts w:ascii="Calibri" w:cs="Calibri" w:eastAsia="Calibri" w:hAnsi="Calibri"/>
           <w:color w:val="000000"/>
         </w:rPr>
-        <w:t xml:space="preserve">Oracle Cloud requires the port to be opened in two independent places, and omitting the second is the most common cause of an apparently correct deployment that never receives traffic. First, the VCN security list carries ingress rules: SSH on port 22 from the administrator's address only for both subnets, and TCP 9092 on the central subnet restricted to the stations VM's address, so the broker is never reachable from the open internet. Second, the Ubuntu images Oracle supplies ship with an iptables ruleset that rejects everything except SSH, so port 9092 must also be accepted there and the rule persisted with netfilter-persistent, or it is lost on reboot. Egress is left at the default allow-all, which is what lets the stations reach 9092 and the central VM reach Aiven on 5432. On the Aiven side, the allowed-address list contains only the central VM's public address.</w:t>
+        <w:t xml:space="preserve">Both virtual machines are placed in a single Azure virtual network, and the stations reach the broker over the central VM's private address. Azure's default AllowVnetInBound network security group rule already permits traffic within the virtual network, so port 9092 is never exposed to the internet and no additional inbound rule is required. The only inbound rule either machine carries is SSH on port 22, restricted to the administrator's address. Outbound is left at the default allow-all, which is what lets the central VM reach Aiven on port 5432. On the Aiven side, the allowed-address list contains only the central VM's public address, since the stations never contact the database. Deploying the two machines to separate virtual networks is equally valid and closer to the lab's wording about remote connection; that arrangement requires an inbound rule for TCP 9092 on the central VM whose source is the stations VM's address specifically, never Any.</w:t>
       </w:r>
     </w:p>
     <w:p>
@@ -6283,7 +6283,7 @@
           <w:rFonts w:ascii="Calibri" w:cs="Calibri" w:eastAsia="Calibri" w:hAnsi="Calibri"/>
           <w:color w:val="000000"/>
         </w:rPr>
-        <w:t xml:space="preserve">The broker advertises two listeners rather than one. Containers on the central VM bootstrap over INTERNAL://kafka:9093 and stay on the Compose network; the remote stations bootstrap over EXTERNAL://&lt;public-ip&gt;:9092, which is the only listener published to the host. A single listener advertising the public address would force the local containers to connect out to the VM's own public IP, which the cloud provider does not route back to the instance, and the central station would hang instead of consuming.</w:t>
+        <w:t xml:space="preserve">The broker advertises two listeners rather than one. Containers on the central VM bootstrap over INTERNAL://kafka:9093 and stay on the Compose network; the remote stations bootstrap over EXTERNAL://&lt;central-host&gt;:9092, which is the only listener published to the host. A single listener advertising the public address would force the local containers to connect out to the VM's own public IP, which the cloud provider does not route back to the instance, and the central station would hang instead of consuming.</w:t>
       </w:r>
     </w:p>
     <w:p>
@@ -6346,7 +6346,7 @@
           <w:sz w:val="18"/>
           <w:szCs w:val="18"/>
         </w:rPr>
-        <w:t xml:space="preserve"># on both VMs</w:t>
+        <w:t xml:space="preserve"># on both VMs (default admin user is azureuser)</w:t>
       </w:r>
       <w:r>
         <w:br/>
@@ -6412,58 +6412,6 @@
           <w:szCs w:val="18"/>
         </w:rPr>
         <w:t xml:space="preserve">cp cloud/.env.example cloud/.env      # then fill it in</w:t>
-      </w:r>
-      <w:r>
-        <w:br/>
-        <w:t xml:space="preserve"/>
-      </w:r>
-      <w:r>
-        <w:rPr>
-          <w:rFonts w:ascii="Consolas" w:cs="Consolas" w:eastAsia="Consolas" w:hAnsi="Consolas"/>
-          <w:color w:val="000000"/>
-          <w:sz w:val="18"/>
-          <w:szCs w:val="18"/>
-        </w:rPr>
-        <w:t xml:space="preserve"/>
-      </w:r>
-      <w:r>
-        <w:br/>
-        <w:t xml:space="preserve"/>
-      </w:r>
-      <w:r>
-        <w:rPr>
-          <w:rFonts w:ascii="Consolas" w:cs="Consolas" w:eastAsia="Consolas" w:hAnsi="Consolas"/>
-          <w:color w:val="000000"/>
-          <w:sz w:val="18"/>
-          <w:szCs w:val="18"/>
-        </w:rPr>
-        <w:t xml:space="preserve"># central VM only: open 9092 past the image's default iptables rules</w:t>
-      </w:r>
-      <w:r>
-        <w:br/>
-        <w:t xml:space="preserve"/>
-      </w:r>
-      <w:r>
-        <w:rPr>
-          <w:rFonts w:ascii="Consolas" w:cs="Consolas" w:eastAsia="Consolas" w:hAnsi="Consolas"/>
-          <w:color w:val="000000"/>
-          <w:sz w:val="18"/>
-          <w:szCs w:val="18"/>
-        </w:rPr>
-        <w:t xml:space="preserve">sudo iptables -I INPUT 6 -m state --state NEW -p tcp --dport 9092 -j ACCEPT</w:t>
-      </w:r>
-      <w:r>
-        <w:br/>
-        <w:t xml:space="preserve"/>
-      </w:r>
-      <w:r>
-        <w:rPr>
-          <w:rFonts w:ascii="Consolas" w:cs="Consolas" w:eastAsia="Consolas" w:hAnsi="Consolas"/>
-          <w:color w:val="000000"/>
-          <w:sz w:val="18"/>
-          <w:szCs w:val="18"/>
-        </w:rPr>
-        <w:t xml:space="preserve">sudo apt-get install -y iptables-persistent &amp;&amp; sudo netfilter-persistent save</w:t>
       </w:r>
       <w:r>
         <w:br/>
@@ -6585,7 +6533,7 @@
           <w:sz w:val="20"/>
           <w:szCs w:val="20"/>
         </w:rPr>
-        <w:t xml:space="preserve">Figure 10 — OCI console showing both instances running, with shape, OCPU and memory</w:t>
+        <w:t xml:space="preserve">Figure 10 — Azure portal showing both virtual machines running, with size and region</w:t>
       </w:r>
     </w:p>
     <w:p>
@@ -6632,7 +6580,7 @@
           <w:sz w:val="20"/>
           <w:szCs w:val="20"/>
         </w:rPr>
-        <w:t xml:space="preserve">Figure 11 — VCN security list ingress rules, plus iptables -L INPUT on the central VM</w:t>
+        <w:t xml:space="preserve">Figure 11 — Network security group inbound rules for both virtual machines</w:t>
       </w:r>
     </w:p>
     <w:p>

--- a/Lab4_Weather_Monitoring_Report.docx
+++ b/Lab4_Weather_Monitoring_Report.docx
@@ -70,6 +70,96 @@
           <w:szCs w:val="26"/>
         </w:rPr>
         <w:t xml:space="preserve">Technical Report</w:t>
+      </w:r>
+    </w:p>
+    <w:p>
+      <w:pPr>
+        <w:spacing w:before="240" w:after="80"/>
+      </w:pPr>
+      <w:r>
+        <w:rPr>
+          <w:rFonts w:ascii="Calibri" w:cs="Calibri" w:eastAsia="Calibri" w:hAnsi="Calibri"/>
+          <w:b/>
+          <w:bCs/>
+          <w:color w:val="000000"/>
+        </w:rPr>
+        <w:t xml:space="preserve">Authors</w:t>
+      </w:r>
+    </w:p>
+    <w:p>
+      <w:pPr>
+        <w:spacing w:after="40"/>
+      </w:pPr>
+      <w:r>
+        <w:rPr>
+          <w:rFonts w:ascii="Calibri" w:cs="Calibri" w:eastAsia="Calibri" w:hAnsi="Calibri"/>
+          <w:color w:val="000000"/>
+        </w:rPr>
+        <w:t xml:space="preserve">Abdelrahman Youssef</w:t>
+      </w:r>
+      <w:r>
+        <w:rPr>
+          <w:rFonts w:ascii="Calibri" w:cs="Calibri" w:eastAsia="Calibri" w:hAnsi="Calibri"/>
+          <w:color w:val="595959"/>
+        </w:rPr>
+        <w:t xml:space="preserve">   —   8711</w:t>
+      </w:r>
+    </w:p>
+    <w:p>
+      <w:pPr>
+        <w:spacing w:after="40"/>
+      </w:pPr>
+      <w:r>
+        <w:rPr>
+          <w:rFonts w:ascii="Calibri" w:cs="Calibri" w:eastAsia="Calibri" w:hAnsi="Calibri"/>
+          <w:color w:val="000000"/>
+        </w:rPr>
+        <w:t xml:space="preserve">We Fouad Moahmed</w:t>
+      </w:r>
+      <w:r>
+        <w:rPr>
+          <w:rFonts w:ascii="Calibri" w:cs="Calibri" w:eastAsia="Calibri" w:hAnsi="Calibri"/>
+          <w:color w:val="595959"/>
+        </w:rPr>
+        <w:t xml:space="preserve">   —   8612</w:t>
+      </w:r>
+    </w:p>
+    <w:p>
+      <w:pPr>
+        <w:spacing w:after="40"/>
+      </w:pPr>
+      <w:r>
+        <w:rPr>
+          <w:rFonts w:ascii="Calibri" w:cs="Calibri" w:eastAsia="Calibri" w:hAnsi="Calibri"/>
+          <w:color w:val="000000"/>
+        </w:rPr>
+        <w:t xml:space="preserve">Ahmed Hesham</w:t>
+      </w:r>
+      <w:r>
+        <w:rPr>
+          <w:rFonts w:ascii="Calibri" w:cs="Calibri" w:eastAsia="Calibri" w:hAnsi="Calibri"/>
+          <w:color w:val="595959"/>
+        </w:rPr>
+        <w:t xml:space="preserve">   —   8847</w:t>
+      </w:r>
+    </w:p>
+    <w:p>
+      <w:pPr>
+        <w:spacing w:after="40"/>
+      </w:pPr>
+      <w:r>
+        <w:rPr>
+          <w:rFonts w:ascii="Calibri" w:cs="Calibri" w:eastAsia="Calibri" w:hAnsi="Calibri"/>
+          <w:color w:val="000000"/>
+        </w:rPr>
+        <w:t xml:space="preserve">Ahmed Nader</w:t>
+      </w:r>
+      <w:r>
+        <w:rPr>
+          <w:rFonts w:ascii="Calibri" w:cs="Calibri" w:eastAsia="Calibri" w:hAnsi="Calibri"/>
+          <w:color w:val="595959"/>
+        </w:rPr>
+        <w:t xml:space="preserve">   —   9168</w:t>
       </w:r>
     </w:p>
     <w:p>
@@ -395,7 +485,7 @@
           <w:rFonts w:ascii="Calibri" w:cs="Calibri" w:eastAsia="Calibri" w:hAnsi="Calibri"/>
           <w:color w:val="000000"/>
         </w:rPr>
-        <w:t xml:space="preserve">The mandatory deployment target is Kubernetes, and is documented in Section 8; the two-VM cloud deployment is documented in Section 9. This section describes the native environment used for day-to-day development, in which all components were installed and run inside WSL (Ubuntu), with the Java source developed in IntelliJ IDEA on Windows against the project mounted through the WSL filesystem.</w:t>
+        <w:t xml:space="preserve">The mandatory deployment target is Kubernetes, and is documented in Section 8. This section describes the native environment used for day-to-day development, in which all components were installed and run inside WSL (Ubuntu), with the Java source developed in IntelliJ IDEA on Windows against the project mounted through the WSL filesystem.</w:t>
       </w:r>
     </w:p>
     <w:p>
@@ -3682,7 +3772,7 @@
           <w:rFonts w:ascii="Calibri" w:cs="Calibri" w:eastAsia="Calibri" w:hAnsi="Calibri"/>
           <w:color w:val="000000"/>
         </w:rPr>
-        <w:t xml:space="preserve">Containerization and orchestration are complete and are covered by Sections 8 and 9: Dockerfiles for both services, and Kubernetes manifests for the ten station pods, Kafka, Zookeeper, the Central Station, the rain detector, and PostgreSQL with persistent storage. Section 9 covers the two-VM cloud deployment and the managed database used for the bonus.</w:t>
+        <w:t xml:space="preserve">Containerization and orchestration are complete and are covered by Section 8: Dockerfiles for both services, and Kubernetes manifests for the ten station pods, Kafka, Zookeeper, the Central Station, the rain detector, and PostgreSQL with persistent storage.</w:t>
       </w:r>
     </w:p>
     <w:p>
@@ -6100,848 +6190,6 @@
         </w:drawing>
       </w:r>
     </w:p>
-    <w:p>
-      <w:pPr>
-        <w:pStyle w:val="Heading1"/>
-        <w:spacing w:after="160" w:before="360"/>
-      </w:pPr>
-      <w:r>
-        <w:rPr>
-          <w:rFonts w:ascii="Calibri" w:cs="Calibri" w:eastAsia="Calibri" w:hAnsi="Calibri"/>
-          <w:b/>
-          <w:bCs/>
-          <w:color w:val="000000"/>
-        </w:rPr>
-        <w:t xml:space="preserve">9. Cloud Deployment (Bonus)</w:t>
-      </w:r>
-    </w:p>
-    <w:p>
-      <w:pPr>
-        <w:spacing w:after="160" w:line="276"/>
-      </w:pPr>
-      <w:r>
-        <w:rPr>
-          <w:rFonts w:ascii="Calibri" w:cs="Calibri" w:eastAsia="Calibri" w:hAnsi="Calibri"/>
-          <w:color w:val="000000"/>
-        </w:rPr>
-        <w:t xml:space="preserve">The bonus deployment runs the same system on two Microsoft Azure virtual machines without Kubernetes, writing to a managed PostgreSQL database hosted by Aiven. The weather stations and the central base station are on separate machines, as required. Each machine is described by a Docker Compose file under cloud/. The deployment assets and procedure below are complete; the instances themselves must still be provisioned and the evidence in Section 9.7 captured.</w:t>
-      </w:r>
-    </w:p>
-    <w:p>
-      <w:pPr>
-        <w:pStyle w:val="Heading2"/>
-        <w:spacing w:after="120" w:before="240"/>
-      </w:pPr>
-      <w:r>
-        <w:rPr>
-          <w:rFonts w:ascii="Calibri" w:cs="Calibri" w:eastAsia="Calibri" w:hAnsi="Calibri"/>
-          <w:b/>
-          <w:bCs/>
-          <w:color w:val="000000"/>
-        </w:rPr>
-        <w:t xml:space="preserve">9.1 Topology</w:t>
-      </w:r>
-    </w:p>
-    <w:p>
-      <w:pPr>
-        <w:pStyle w:val="ListParagraph"/>
-        <w:numPr>
-          <w:ilvl w:val="0"/>
-          <w:numId w:val="2"/>
-        </w:numPr>
-        <w:spacing w:after="80"/>
-      </w:pPr>
-      <w:r>
-        <w:rPr>
-          <w:rFonts w:ascii="Calibri" w:cs="Calibri" w:eastAsia="Calibri" w:hAnsi="Calibri"/>
-          <w:color w:val="000000"/>
-        </w:rPr>
-        <w:t xml:space="preserve">Weather Stations VM: ten station containers, one per station ID. Holds no state and no credentials.</w:t>
-      </w:r>
-    </w:p>
-    <w:p>
-      <w:pPr>
-        <w:pStyle w:val="ListParagraph"/>
-        <w:numPr>
-          <w:ilvl w:val="0"/>
-          <w:numId w:val="2"/>
-        </w:numPr>
-        <w:spacing w:after="80"/>
-      </w:pPr>
-      <w:r>
-        <w:rPr>
-          <w:rFonts w:ascii="Calibri" w:cs="Calibri" w:eastAsia="Calibri" w:hAnsi="Calibri"/>
-          <w:color w:val="000000"/>
-        </w:rPr>
-        <w:t xml:space="preserve">Central Base Station VM: ZooKeeper, the Kafka broker, the Central Station consumer and the Kafka Streams rain detector.</w:t>
-      </w:r>
-    </w:p>
-    <w:p>
-      <w:pPr>
-        <w:pStyle w:val="ListParagraph"/>
-        <w:numPr>
-          <w:ilvl w:val="0"/>
-          <w:numId w:val="2"/>
-        </w:numPr>
-        <w:spacing w:after="80"/>
-      </w:pPr>
-      <w:r>
-        <w:rPr>
-          <w:rFonts w:ascii="Calibri" w:cs="Calibri" w:eastAsia="Calibri" w:hAnsi="Calibri"/>
-          <w:color w:val="000000"/>
-        </w:rPr>
-        <w:t xml:space="preserve">Aiven PostgreSQL: managed, external to both machines, reached over TLS.</w:t>
-      </w:r>
-    </w:p>
-    <w:p>
-      <w:pPr>
-        <w:spacing w:after="160" w:line="276"/>
-      </w:pPr>
-      <w:r>
-        <w:rPr>
-          <w:rFonts w:ascii="Calibri" w:cs="Calibri" w:eastAsia="Calibri" w:hAnsi="Calibri"/>
-          <w:color w:val="000000"/>
-        </w:rPr>
-        <w:t xml:space="preserve">The stations hold no state and no credentials; they need only network reach to the broker. All database configuration lives on the central VM alone, which keeps the credential surface to a single machine.</w:t>
-      </w:r>
-    </w:p>
-    <w:p>
-      <w:pPr>
-        <w:pStyle w:val="Heading2"/>
-        <w:spacing w:after="120" w:before="240"/>
-      </w:pPr>
-      <w:r>
-        <w:rPr>
-          <w:rFonts w:ascii="Calibri" w:cs="Calibri" w:eastAsia="Calibri" w:hAnsi="Calibri"/>
-          <w:b/>
-          <w:bCs/>
-          <w:color w:val="000000"/>
-        </w:rPr>
-        <w:t xml:space="preserve">9.2 Machine specifications</w:t>
-      </w:r>
-    </w:p>
-    <w:p>
-      <w:pPr>
-        <w:spacing w:after="160" w:line="276"/>
-      </w:pPr>
-      <w:r>
-        <w:rPr>
-          <w:rFonts w:ascii="Calibri" w:cs="Calibri" w:eastAsia="Calibri" w:hAnsi="Calibri"/>
-          <w:color w:val="000000"/>
-        </w:rPr>
-        <w:t xml:space="preserve">The stations VM is a Standard_B1ms (1 vCPU, 2 GiB) and the central VM a Standard_B2s (2 vCPU, 4 GiB), both running Ubuntu Server 24.04 LTS. Azure was chosen because Azure for Students grants USD 100 of credit without requiring a payment card, which Oracle Cloud and AWS both demand for identity verification. The sizes are set by a hard constraint: an Azure for Students subscription is capped at 3 vCPUs in total and is not eligible for a quota increase, so the two machines must fit inside that budget. The sizes that come with free hours all carry only 1 GiB of RAM, which is insufficient, so these slightly larger burstable sizes are paid out of the credit at a cost of well under one dollar for the duration of the exercise. The asymmetric split reflects where the memory is actually needed: Kafka and ZooKeeper together dominate the central VM, while a weather station was measured at roughly 78 MiB of resident memory, so ten of them and the operating system fit 2 GiB with room to spare.</w:t>
-      </w:r>
-    </w:p>
-    <w:p>
-      <w:pPr>
-        <w:pStyle w:val="Heading2"/>
-        <w:spacing w:after="120" w:before="240"/>
-      </w:pPr>
-      <w:r>
-        <w:rPr>
-          <w:rFonts w:ascii="Calibri" w:cs="Calibri" w:eastAsia="Calibri" w:hAnsi="Calibri"/>
-          <w:b/>
-          <w:bCs/>
-          <w:color w:val="000000"/>
-        </w:rPr>
-        <w:t xml:space="preserve">9.3 Network configuration</w:t>
-      </w:r>
-    </w:p>
-    <w:p>
-      <w:pPr>
-        <w:spacing w:after="160" w:line="276"/>
-      </w:pPr>
-      <w:r>
-        <w:rPr>
-          <w:rFonts w:ascii="Calibri" w:cs="Calibri" w:eastAsia="Calibri" w:hAnsi="Calibri"/>
-          <w:color w:val="000000"/>
-        </w:rPr>
-        <w:t xml:space="preserve">Both virtual machines are placed in a single Azure virtual network, and the stations reach the broker over the central VM's private address. Azure's default AllowVnetInBound network security group rule already permits traffic within the virtual network, so port 9092 is never exposed to the internet and no additional inbound rule is required. The only inbound rule either machine carries is SSH on port 22, restricted to the administrator's address. Outbound is left at the default allow-all, which is what lets the central VM reach Aiven on port 5432. On the Aiven side, the allowed-address list contains only the central VM's public address, since the stations never contact the database. Deploying the two machines to separate virtual networks is equally valid and closer to the lab's wording about remote connection; that arrangement requires an inbound rule for TCP 9092 on the central VM whose source is the stations VM's address specifically, never Any.</w:t>
-      </w:r>
-    </w:p>
-    <w:p>
-      <w:pPr>
-        <w:pStyle w:val="Heading2"/>
-        <w:spacing w:after="120" w:before="240"/>
-      </w:pPr>
-      <w:r>
-        <w:rPr>
-          <w:rFonts w:ascii="Calibri" w:cs="Calibri" w:eastAsia="Calibri" w:hAnsi="Calibri"/>
-          <w:b/>
-          <w:bCs/>
-          <w:color w:val="000000"/>
-        </w:rPr>
-        <w:t xml:space="preserve">9.4 Kafka listener configuration</w:t>
-      </w:r>
-    </w:p>
-    <w:p>
-      <w:pPr>
-        <w:spacing w:after="160" w:line="276"/>
-      </w:pPr>
-      <w:r>
-        <w:rPr>
-          <w:rFonts w:ascii="Calibri" w:cs="Calibri" w:eastAsia="Calibri" w:hAnsi="Calibri"/>
-          <w:color w:val="000000"/>
-        </w:rPr>
-        <w:t xml:space="preserve">The broker advertises two listeners rather than one. Containers on the central VM bootstrap over INTERNAL://kafka:9093 and stay on the Compose network; the remote stations bootstrap over EXTERNAL://&lt;central-host&gt;:9092, which is the only listener published to the host. A single listener advertising the public address would force the local containers to connect out to the VM's own public IP, which the cloud provider does not route back to the instance, and the central station would hang instead of consuming.</w:t>
-      </w:r>
-    </w:p>
-    <w:p>
-      <w:pPr>
-        <w:pStyle w:val="Heading2"/>
-        <w:spacing w:after="120" w:before="240"/>
-      </w:pPr>
-      <w:r>
-        <w:rPr>
-          <w:rFonts w:ascii="Calibri" w:cs="Calibri" w:eastAsia="Calibri" w:hAnsi="Calibri"/>
-          <w:b/>
-          <w:bCs/>
-          <w:color w:val="000000"/>
-        </w:rPr>
-        <w:t xml:space="preserve">9.5 Secret handling</w:t>
-      </w:r>
-    </w:p>
-    <w:p>
-      <w:pPr>
-        <w:spacing w:after="160" w:line="276"/>
-      </w:pPr>
-      <w:r>
-        <w:rPr>
-          <w:rFonts w:ascii="Calibri" w:cs="Calibri" w:eastAsia="Calibri" w:hAnsi="Calibri"/>
-          <w:color w:val="000000"/>
-        </w:rPr>
-        <w:t xml:space="preserve">No credential appears in source control. The database URL, user and password, and the central VM's public address, are read from cloud/.env, which is gitignored; cloud/.env.example documents the required keys with empty values. Both Compose stacks fail immediately with a named error if a required variable is unset, rather than starting with an empty bootstrap address or an empty password.</w:t>
-      </w:r>
-    </w:p>
-    <w:p>
-      <w:pPr>
-        <w:pStyle w:val="Heading2"/>
-        <w:spacing w:after="120" w:before="240"/>
-      </w:pPr>
-      <w:r>
-        <w:rPr>
-          <w:rFonts w:ascii="Calibri" w:cs="Calibri" w:eastAsia="Calibri" w:hAnsi="Calibri"/>
-          <w:b/>
-          <w:bCs/>
-          <w:color w:val="000000"/>
-        </w:rPr>
-        <w:t xml:space="preserve">9.6 Deployment steps</w:t>
-      </w:r>
-    </w:p>
-    <w:p>
-      <w:pPr>
-        <w:pBdr>
-          <w:top w:val="single" w:color="999999" w:sz="4"/>
-          <w:left w:val="single" w:color="999999" w:sz="4"/>
-          <w:bottom w:val="single" w:color="999999" w:sz="4"/>
-          <w:right w:val="single" w:color="999999" w:sz="4"/>
-        </w:pBdr>
-        <w:shd w:fill="F2F2F2" w:val="clear"/>
-        <w:spacing w:after="200" w:before="100"/>
-      </w:pPr>
-      <w:r>
-        <w:rPr>
-          <w:rFonts w:ascii="Consolas" w:cs="Consolas" w:eastAsia="Consolas" w:hAnsi="Consolas"/>
-          <w:color w:val="000000"/>
-          <w:sz w:val="18"/>
-          <w:szCs w:val="18"/>
-        </w:rPr>
-        <w:t xml:space="preserve"># on both VMs (default admin user is azureuser)</w:t>
-      </w:r>
-      <w:r>
-        <w:br/>
-        <w:t xml:space="preserve"/>
-      </w:r>
-      <w:r>
-        <w:rPr>
-          <w:rFonts w:ascii="Consolas" w:cs="Consolas" w:eastAsia="Consolas" w:hAnsi="Consolas"/>
-          <w:color w:val="000000"/>
-          <w:sz w:val="18"/>
-          <w:szCs w:val="18"/>
-        </w:rPr>
-        <w:t xml:space="preserve">sudo apt-get update</w:t>
-      </w:r>
-      <w:r>
-        <w:br/>
-        <w:t xml:space="preserve"/>
-      </w:r>
-      <w:r>
-        <w:rPr>
-          <w:rFonts w:ascii="Consolas" w:cs="Consolas" w:eastAsia="Consolas" w:hAnsi="Consolas"/>
-          <w:color w:val="000000"/>
-          <w:sz w:val="18"/>
-          <w:szCs w:val="18"/>
-        </w:rPr>
-        <w:t xml:space="preserve">sudo apt-get install -y docker.io docker-compose-v2 git</w:t>
-      </w:r>
-      <w:r>
-        <w:br/>
-        <w:t xml:space="preserve"/>
-      </w:r>
-      <w:r>
-        <w:rPr>
-          <w:rFonts w:ascii="Consolas" w:cs="Consolas" w:eastAsia="Consolas" w:hAnsi="Consolas"/>
-          <w:color w:val="000000"/>
-          <w:sz w:val="18"/>
-          <w:szCs w:val="18"/>
-        </w:rPr>
-        <w:t xml:space="preserve">sudo usermod -aG docker $USER &amp;&amp; newgrp docker</w:t>
-      </w:r>
-      <w:r>
-        <w:br/>
-        <w:t xml:space="preserve"/>
-      </w:r>
-      <w:r>
-        <w:rPr>
-          <w:rFonts w:ascii="Consolas" w:cs="Consolas" w:eastAsia="Consolas" w:hAnsi="Consolas"/>
-          <w:color w:val="000000"/>
-          <w:sz w:val="18"/>
-          <w:szCs w:val="18"/>
-        </w:rPr>
-        <w:t xml:space="preserve">git clone &lt;repository-url&gt; &amp;&amp; cd Weather-Stations-Monitoring</w:t>
-      </w:r>
-      <w:r>
-        <w:br/>
-        <w:t xml:space="preserve"/>
-      </w:r>
-      <w:r>
-        <w:rPr>
-          <w:rFonts w:ascii="Consolas" w:cs="Consolas" w:eastAsia="Consolas" w:hAnsi="Consolas"/>
-          <w:color w:val="000000"/>
-          <w:sz w:val="18"/>
-          <w:szCs w:val="18"/>
-        </w:rPr>
-        <w:t xml:space="preserve">cp cloud/.env.example cloud/.env      # then fill it in</w:t>
-      </w:r>
-      <w:r>
-        <w:br/>
-        <w:t xml:space="preserve"/>
-      </w:r>
-      <w:r>
-        <w:rPr>
-          <w:rFonts w:ascii="Consolas" w:cs="Consolas" w:eastAsia="Consolas" w:hAnsi="Consolas"/>
-          <w:color w:val="000000"/>
-          <w:sz w:val="18"/>
-          <w:szCs w:val="18"/>
-        </w:rPr>
-        <w:t xml:space="preserve"/>
-      </w:r>
-      <w:r>
-        <w:br/>
-        <w:t xml:space="preserve"/>
-      </w:r>
-      <w:r>
-        <w:rPr>
-          <w:rFonts w:ascii="Consolas" w:cs="Consolas" w:eastAsia="Consolas" w:hAnsi="Consolas"/>
-          <w:color w:val="000000"/>
-          <w:sz w:val="18"/>
-          <w:szCs w:val="18"/>
-        </w:rPr>
-        <w:t xml:space="preserve"># central VM first, so the broker is listening before stations start</w:t>
-      </w:r>
-      <w:r>
-        <w:br/>
-        <w:t xml:space="preserve"/>
-      </w:r>
-      <w:r>
-        <w:rPr>
-          <w:rFonts w:ascii="Consolas" w:cs="Consolas" w:eastAsia="Consolas" w:hAnsi="Consolas"/>
-          <w:color w:val="000000"/>
-          <w:sz w:val="18"/>
-          <w:szCs w:val="18"/>
-        </w:rPr>
-        <w:t xml:space="preserve">docker compose -f cloud/docker-compose.central.yml up -d --build</w:t>
-      </w:r>
-      <w:r>
-        <w:br/>
-        <w:t xml:space="preserve"/>
-      </w:r>
-      <w:r>
-        <w:rPr>
-          <w:rFonts w:ascii="Consolas" w:cs="Consolas" w:eastAsia="Consolas" w:hAnsi="Consolas"/>
-          <w:color w:val="000000"/>
-          <w:sz w:val="18"/>
-          <w:szCs w:val="18"/>
-        </w:rPr>
-        <w:t xml:space="preserve"/>
-      </w:r>
-      <w:r>
-        <w:br/>
-        <w:t xml:space="preserve"/>
-      </w:r>
-      <w:r>
-        <w:rPr>
-          <w:rFonts w:ascii="Consolas" w:cs="Consolas" w:eastAsia="Consolas" w:hAnsi="Consolas"/>
-          <w:color w:val="000000"/>
-          <w:sz w:val="18"/>
-          <w:szCs w:val="18"/>
-        </w:rPr>
-        <w:t xml:space="preserve"># then the stations VM</w:t>
-      </w:r>
-      <w:r>
-        <w:br/>
-        <w:t xml:space="preserve"/>
-      </w:r>
-      <w:r>
-        <w:rPr>
-          <w:rFonts w:ascii="Consolas" w:cs="Consolas" w:eastAsia="Consolas" w:hAnsi="Consolas"/>
-          <w:color w:val="000000"/>
-          <w:sz w:val="18"/>
-          <w:szCs w:val="18"/>
-        </w:rPr>
-        <w:t xml:space="preserve">docker compose -f cloud/docker-compose.stations.yml up -d --build</w:t>
-      </w:r>
-    </w:p>
-    <w:p>
-      <w:pPr>
-        <w:spacing w:after="160" w:line="276"/>
-      </w:pPr>
-      <w:r>
-        <w:rPr>
-          <w:rFonts w:ascii="Calibri" w:cs="Calibri" w:eastAsia="Calibri" w:hAnsi="Calibri"/>
-          <w:color w:val="000000"/>
-        </w:rPr>
-        <w:t xml:space="preserve">The full procedure, including the Aiven service setup and a troubleshooting guide for the common connectivity failures, is in cloud/README.md.</w:t>
-      </w:r>
-    </w:p>
-    <w:p>
-      <w:pPr>
-        <w:pStyle w:val="Heading2"/>
-        <w:spacing w:after="120" w:before="240"/>
-      </w:pPr>
-      <w:r>
-        <w:rPr>
-          <w:rFonts w:ascii="Calibri" w:cs="Calibri" w:eastAsia="Calibri" w:hAnsi="Calibri"/>
-          <w:b/>
-          <w:bCs/>
-          <w:color w:val="000000"/>
-        </w:rPr>
-        <w:t xml:space="preserve">9.7 Evidence</w:t>
-      </w:r>
-    </w:p>
-    <w:p>
-      <w:pPr>
-        <w:keepNext/>
-        <w:spacing w:after="60" w:before="280"/>
-      </w:pPr>
-      <w:r>
-        <w:rPr>
-          <w:rFonts w:ascii="Calibri" w:cs="Calibri" w:eastAsia="Calibri" w:hAnsi="Calibri"/>
-          <w:b/>
-          <w:bCs/>
-          <w:color w:val="000000"/>
-          <w:sz w:val="20"/>
-          <w:szCs w:val="20"/>
-        </w:rPr>
-        <w:t xml:space="preserve">Figure 10 — Azure portal showing both virtual machines running, with size and region</w:t>
-      </w:r>
-    </w:p>
-    <w:p>
-      <w:pPr>
-        <w:pBdr>
-          <w:top w:val="dashed" w:color="A6A6A6" w:sz="6"/>
-          <w:left w:val="dashed" w:color="A6A6A6" w:sz="6"/>
-          <w:bottom w:val="dashed" w:color="A6A6A6" w:sz="6"/>
-          <w:right w:val="dashed" w:color="A6A6A6" w:sz="6"/>
-        </w:pBdr>
-        <w:shd w:fill="FAFAFA" w:val="clear"/>
-        <w:spacing w:before="120" w:after="240"/>
-        <w:jc w:val="center"/>
-      </w:pPr>
-      <w:r>
-        <w:rPr>
-          <w:rFonts w:ascii="Calibri" w:cs="Calibri" w:eastAsia="Calibri" w:hAnsi="Calibri"/>
-          <w:i/>
-          <w:iCs/>
-          <w:color w:val="808080"/>
-          <w:sz w:val="20"/>
-          <w:szCs w:val="20"/>
-        </w:rPr>
-        <w:br/>
-        <w:br/>
-        <w:br/>
-        <w:t xml:space="preserve">[ paste screenshot here ]</w:t>
-        <w:br/>
-        <w:br/>
-        <w:br/>
-      </w:r>
-    </w:p>
-    <w:p>
-      <w:pPr>
-        <w:keepNext/>
-        <w:spacing w:after="60" w:before="280"/>
-      </w:pPr>
-      <w:r>
-        <w:rPr>
-          <w:rFonts w:ascii="Calibri" w:cs="Calibri" w:eastAsia="Calibri" w:hAnsi="Calibri"/>
-          <w:b/>
-          <w:bCs/>
-          <w:color w:val="000000"/>
-          <w:sz w:val="20"/>
-          <w:szCs w:val="20"/>
-        </w:rPr>
-        <w:t xml:space="preserve">Figure 11 — Network security group inbound rules for both virtual machines</w:t>
-      </w:r>
-    </w:p>
-    <w:p>
-      <w:pPr>
-        <w:pBdr>
-          <w:top w:val="dashed" w:color="A6A6A6" w:sz="6"/>
-          <w:left w:val="dashed" w:color="A6A6A6" w:sz="6"/>
-          <w:bottom w:val="dashed" w:color="A6A6A6" w:sz="6"/>
-          <w:right w:val="dashed" w:color="A6A6A6" w:sz="6"/>
-        </w:pBdr>
-        <w:shd w:fill="FAFAFA" w:val="clear"/>
-        <w:spacing w:before="120" w:after="240"/>
-        <w:jc w:val="center"/>
-      </w:pPr>
-      <w:r>
-        <w:rPr>
-          <w:rFonts w:ascii="Calibri" w:cs="Calibri" w:eastAsia="Calibri" w:hAnsi="Calibri"/>
-          <w:i/>
-          <w:iCs/>
-          <w:color w:val="808080"/>
-          <w:sz w:val="20"/>
-          <w:szCs w:val="20"/>
-        </w:rPr>
-        <w:br/>
-        <w:br/>
-        <w:br/>
-        <w:t xml:space="preserve">[ paste screenshot here ]</w:t>
-        <w:br/>
-        <w:br/>
-        <w:br/>
-      </w:r>
-    </w:p>
-    <w:p>
-      <w:pPr>
-        <w:keepNext/>
-        <w:spacing w:after="60" w:before="280"/>
-      </w:pPr>
-      <w:r>
-        <w:rPr>
-          <w:rFonts w:ascii="Calibri" w:cs="Calibri" w:eastAsia="Calibri" w:hAnsi="Calibri"/>
-          <w:b/>
-          <w:bCs/>
-          <w:color w:val="000000"/>
-          <w:sz w:val="20"/>
-          <w:szCs w:val="20"/>
-        </w:rPr>
-        <w:t xml:space="preserve">Figure 12 — Aiven service overview, showing plan, region and Running status</w:t>
-      </w:r>
-    </w:p>
-    <w:p>
-      <w:pPr>
-        <w:pBdr>
-          <w:top w:val="dashed" w:color="A6A6A6" w:sz="6"/>
-          <w:left w:val="dashed" w:color="A6A6A6" w:sz="6"/>
-          <w:bottom w:val="dashed" w:color="A6A6A6" w:sz="6"/>
-          <w:right w:val="dashed" w:color="A6A6A6" w:sz="6"/>
-        </w:pBdr>
-        <w:shd w:fill="FAFAFA" w:val="clear"/>
-        <w:spacing w:before="120" w:after="240"/>
-        <w:jc w:val="center"/>
-      </w:pPr>
-      <w:r>
-        <w:rPr>
-          <w:rFonts w:ascii="Calibri" w:cs="Calibri" w:eastAsia="Calibri" w:hAnsi="Calibri"/>
-          <w:i/>
-          <w:iCs/>
-          <w:color w:val="808080"/>
-          <w:sz w:val="20"/>
-          <w:szCs w:val="20"/>
-        </w:rPr>
-        <w:br/>
-        <w:br/>
-        <w:br/>
-        <w:t xml:space="preserve">[ paste screenshot here ]</w:t>
-        <w:br/>
-        <w:br/>
-        <w:br/>
-      </w:r>
-    </w:p>
-    <w:p>
-      <w:pPr>
-        <w:keepNext/>
-        <w:spacing w:after="60" w:before="280"/>
-      </w:pPr>
-      <w:r>
-        <w:rPr>
-          <w:rFonts w:ascii="Calibri" w:cs="Calibri" w:eastAsia="Calibri" w:hAnsi="Calibri"/>
-          <w:b/>
-          <w:bCs/>
-          <w:color w:val="000000"/>
-          <w:sz w:val="20"/>
-          <w:szCs w:val="20"/>
-        </w:rPr>
-        <w:t xml:space="preserve">Figure 13 — Aiven allowed IP addresses, listing only the central VM</w:t>
-      </w:r>
-    </w:p>
-    <w:p>
-      <w:pPr>
-        <w:pBdr>
-          <w:top w:val="dashed" w:color="A6A6A6" w:sz="6"/>
-          <w:left w:val="dashed" w:color="A6A6A6" w:sz="6"/>
-          <w:bottom w:val="dashed" w:color="A6A6A6" w:sz="6"/>
-          <w:right w:val="dashed" w:color="A6A6A6" w:sz="6"/>
-        </w:pBdr>
-        <w:shd w:fill="FAFAFA" w:val="clear"/>
-        <w:spacing w:before="120" w:after="240"/>
-        <w:jc w:val="center"/>
-      </w:pPr>
-      <w:r>
-        <w:rPr>
-          <w:rFonts w:ascii="Calibri" w:cs="Calibri" w:eastAsia="Calibri" w:hAnsi="Calibri"/>
-          <w:i/>
-          <w:iCs/>
-          <w:color w:val="808080"/>
-          <w:sz w:val="20"/>
-          <w:szCs w:val="20"/>
-        </w:rPr>
-        <w:br/>
-        <w:br/>
-        <w:br/>
-        <w:t xml:space="preserve">[ paste screenshot here ]</w:t>
-        <w:br/>
-        <w:br/>
-        <w:br/>
-      </w:r>
-    </w:p>
-    <w:p>
-      <w:pPr>
-        <w:keepNext/>
-        <w:spacing w:after="60" w:before="280"/>
-      </w:pPr>
-      <w:r>
-        <w:rPr>
-          <w:rFonts w:ascii="Calibri" w:cs="Calibri" w:eastAsia="Calibri" w:hAnsi="Calibri"/>
-          <w:b/>
-          <w:bCs/>
-          <w:color w:val="000000"/>
-          <w:sz w:val="20"/>
-          <w:szCs w:val="20"/>
-        </w:rPr>
-        <w:t xml:space="preserve">Figure 14 — docker compose ps on the Weather Stations VM, showing all ten station containers up</w:t>
-      </w:r>
-    </w:p>
-    <w:p>
-      <w:pPr>
-        <w:pBdr>
-          <w:top w:val="dashed" w:color="A6A6A6" w:sz="6"/>
-          <w:left w:val="dashed" w:color="A6A6A6" w:sz="6"/>
-          <w:bottom w:val="dashed" w:color="A6A6A6" w:sz="6"/>
-          <w:right w:val="dashed" w:color="A6A6A6" w:sz="6"/>
-        </w:pBdr>
-        <w:shd w:fill="FAFAFA" w:val="clear"/>
-        <w:spacing w:before="120" w:after="240"/>
-        <w:jc w:val="center"/>
-      </w:pPr>
-      <w:r>
-        <w:rPr>
-          <w:rFonts w:ascii="Calibri" w:cs="Calibri" w:eastAsia="Calibri" w:hAnsi="Calibri"/>
-          <w:i/>
-          <w:iCs/>
-          <w:color w:val="808080"/>
-          <w:sz w:val="20"/>
-          <w:szCs w:val="20"/>
-        </w:rPr>
-        <w:br/>
-        <w:br/>
-        <w:br/>
-        <w:t xml:space="preserve">[ paste screenshot here ]</w:t>
-        <w:br/>
-        <w:br/>
-        <w:br/>
-      </w:r>
-    </w:p>
-    <w:p>
-      <w:pPr>
-        <w:keepNext/>
-        <w:spacing w:after="60" w:before="280"/>
-      </w:pPr>
-      <w:r>
-        <w:rPr>
-          <w:rFonts w:ascii="Calibri" w:cs="Calibri" w:eastAsia="Calibri" w:hAnsi="Calibri"/>
-          <w:b/>
-          <w:bCs/>
-          <w:color w:val="000000"/>
-          <w:sz w:val="20"/>
-          <w:szCs w:val="20"/>
-        </w:rPr>
-        <w:t xml:space="preserve">Figure 15 — docker compose ps on the Central Base Station VM</w:t>
-      </w:r>
-    </w:p>
-    <w:p>
-      <w:pPr>
-        <w:pBdr>
-          <w:top w:val="dashed" w:color="A6A6A6" w:sz="6"/>
-          <w:left w:val="dashed" w:color="A6A6A6" w:sz="6"/>
-          <w:bottom w:val="dashed" w:color="A6A6A6" w:sz="6"/>
-          <w:right w:val="dashed" w:color="A6A6A6" w:sz="6"/>
-        </w:pBdr>
-        <w:shd w:fill="FAFAFA" w:val="clear"/>
-        <w:spacing w:before="120" w:after="240"/>
-        <w:jc w:val="center"/>
-      </w:pPr>
-      <w:r>
-        <w:rPr>
-          <w:rFonts w:ascii="Calibri" w:cs="Calibri" w:eastAsia="Calibri" w:hAnsi="Calibri"/>
-          <w:i/>
-          <w:iCs/>
-          <w:color w:val="808080"/>
-          <w:sz w:val="20"/>
-          <w:szCs w:val="20"/>
-        </w:rPr>
-        <w:br/>
-        <w:br/>
-        <w:br/>
-        <w:t xml:space="preserve">[ paste screenshot here ]</w:t>
-        <w:br/>
-        <w:br/>
-        <w:br/>
-      </w:r>
-    </w:p>
-    <w:p>
-      <w:pPr>
-        <w:keepNext/>
-        <w:spacing w:after="60" w:before="280"/>
-      </w:pPr>
-      <w:r>
-        <w:rPr>
-          <w:rFonts w:ascii="Calibri" w:cs="Calibri" w:eastAsia="Calibri" w:hAnsi="Calibri"/>
-          <w:b/>
-          <w:bCs/>
-          <w:color w:val="000000"/>
-          <w:sz w:val="20"/>
-          <w:szCs w:val="20"/>
-        </w:rPr>
-        <w:t xml:space="preserve">Figure 16 — Station container logs on the stations VM, showing sends and drops</w:t>
-      </w:r>
-    </w:p>
-    <w:p>
-      <w:pPr>
-        <w:pBdr>
-          <w:top w:val="dashed" w:color="A6A6A6" w:sz="6"/>
-          <w:left w:val="dashed" w:color="A6A6A6" w:sz="6"/>
-          <w:bottom w:val="dashed" w:color="A6A6A6" w:sz="6"/>
-          <w:right w:val="dashed" w:color="A6A6A6" w:sz="6"/>
-        </w:pBdr>
-        <w:shd w:fill="FAFAFA" w:val="clear"/>
-        <w:spacing w:before="120" w:after="240"/>
-        <w:jc w:val="center"/>
-      </w:pPr>
-      <w:r>
-        <w:rPr>
-          <w:rFonts w:ascii="Calibri" w:cs="Calibri" w:eastAsia="Calibri" w:hAnsi="Calibri"/>
-          <w:i/>
-          <w:iCs/>
-          <w:color w:val="808080"/>
-          <w:sz w:val="20"/>
-          <w:szCs w:val="20"/>
-        </w:rPr>
-        <w:br/>
-        <w:br/>
-        <w:br/>
-        <w:t xml:space="preserve">[ paste screenshot here ]</w:t>
-        <w:br/>
-        <w:br/>
-        <w:br/>
-      </w:r>
-    </w:p>
-    <w:p>
-      <w:pPr>
-        <w:keepNext/>
-        <w:spacing w:after="60" w:before="280"/>
-      </w:pPr>
-      <w:r>
-        <w:rPr>
-          <w:rFonts w:ascii="Calibri" w:cs="Calibri" w:eastAsia="Calibri" w:hAnsi="Calibri"/>
-          <w:b/>
-          <w:bCs/>
-          <w:color w:val="000000"/>
-          <w:sz w:val="20"/>
-          <w:szCs w:val="20"/>
-        </w:rPr>
-        <w:t xml:space="preserve">Figure 17 — Central Station logs showing 'Persisted batch of N readings' — proof of connectivity to the managed database</w:t>
-      </w:r>
-    </w:p>
-    <w:p>
-      <w:pPr>
-        <w:pBdr>
-          <w:top w:val="dashed" w:color="A6A6A6" w:sz="6"/>
-          <w:left w:val="dashed" w:color="A6A6A6" w:sz="6"/>
-          <w:bottom w:val="dashed" w:color="A6A6A6" w:sz="6"/>
-          <w:right w:val="dashed" w:color="A6A6A6" w:sz="6"/>
-        </w:pBdr>
-        <w:shd w:fill="FAFAFA" w:val="clear"/>
-        <w:spacing w:before="120" w:after="240"/>
-        <w:jc w:val="center"/>
-      </w:pPr>
-      <w:r>
-        <w:rPr>
-          <w:rFonts w:ascii="Calibri" w:cs="Calibri" w:eastAsia="Calibri" w:hAnsi="Calibri"/>
-          <w:i/>
-          <w:iCs/>
-          <w:color w:val="808080"/>
-          <w:sz w:val="20"/>
-          <w:szCs w:val="20"/>
-        </w:rPr>
-        <w:br/>
-        <w:br/>
-        <w:br/>
-        <w:t xml:space="preserve">[ paste screenshot here ]</w:t>
-        <w:br/>
-        <w:br/>
-        <w:br/>
-      </w:r>
-    </w:p>
-    <w:p>
-      <w:pPr>
-        <w:keepNext/>
-        <w:spacing w:after="60" w:before="280"/>
-      </w:pPr>
-      <w:r>
-        <w:rPr>
-          <w:rFonts w:ascii="Calibri" w:cs="Calibri" w:eastAsia="Calibri" w:hAnsi="Calibri"/>
-          <w:b/>
-          <w:bCs/>
-          <w:color w:val="000000"/>
-          <w:sz w:val="20"/>
-          <w:szCs w:val="20"/>
-        </w:rPr>
-        <w:t xml:space="preserve">Figure 18 — Part E analysis queries run against the Aiven database</w:t>
-      </w:r>
-    </w:p>
-    <w:p>
-      <w:pPr>
-        <w:pBdr>
-          <w:top w:val="dashed" w:color="A6A6A6" w:sz="6"/>
-          <w:left w:val="dashed" w:color="A6A6A6" w:sz="6"/>
-          <w:bottom w:val="dashed" w:color="A6A6A6" w:sz="6"/>
-          <w:right w:val="dashed" w:color="A6A6A6" w:sz="6"/>
-        </w:pBdr>
-        <w:shd w:fill="FAFAFA" w:val="clear"/>
-        <w:spacing w:before="120" w:after="240"/>
-        <w:jc w:val="center"/>
-      </w:pPr>
-      <w:r>
-        <w:rPr>
-          <w:rFonts w:ascii="Calibri" w:cs="Calibri" w:eastAsia="Calibri" w:hAnsi="Calibri"/>
-          <w:i/>
-          <w:iCs/>
-          <w:color w:val="808080"/>
-          <w:sz w:val="20"/>
-          <w:szCs w:val="20"/>
-        </w:rPr>
-        <w:br/>
-        <w:br/>
-        <w:br/>
-        <w:t xml:space="preserve">[ paste screenshot here ]</w:t>
-        <w:br/>
-        <w:br/>
-        <w:br/>
-      </w:r>
-    </w:p>
     <w:sectPr>
       <w:pgSz w:w="12240" w:h="15840" w:orient="portrait"/>
       <w:pgMar w:top="1440" w:right="1440" w:bottom="1440" w:left="1440" w:header="708" w:footer="708" w:gutter="0"/>

--- a/Lab4_Weather_Monitoring_Report.docx
+++ b/Lab4_Weather_Monitoring_Report.docx
@@ -114,7 +114,7 @@
           <w:rFonts w:ascii="Calibri" w:cs="Calibri" w:eastAsia="Calibri" w:hAnsi="Calibri"/>
           <w:color w:val="000000"/>
         </w:rPr>
-        <w:t xml:space="preserve">We Fouad Moahmed</w:t>
+        <w:t xml:space="preserve">Fouad Mohamed</w:t>
       </w:r>
       <w:r>
         <w:rPr>
